--- a/1-运维服务目录/HXDL-ITSS-0101服务目录管理制度.docx
+++ b/1-运维服务目录/HXDL-ITSS-0101服务目录管理制度.docx
@@ -26,7 +26,7 @@
           <w:lang w:val="en-US" w:eastAsia="zh-CN"/>
         </w:rPr>
       </w:pPr>
-      <w:bookmarkStart w:id="0" w:name="_Toc309"/>
+      <w:bookmarkStart w:id="0" w:name="_Toc20029"/>
       <w:r>
         <w:drawing>
           <wp:anchor distT="0" distB="0" distL="114300" distR="114300" simplePos="0" relativeHeight="251659264" behindDoc="1" locked="0" layoutInCell="1" allowOverlap="1">
@@ -112,7 +112,7 @@
           <w:lang w:val="en-US" w:eastAsia="zh-CN"/>
         </w:rPr>
       </w:pPr>
-      <w:bookmarkStart w:id="1" w:name="_Toc24701"/>
+      <w:bookmarkStart w:id="1" w:name="_Toc3996"/>
       <w:r>
         <w:rPr>
           <w:rFonts w:hint="eastAsia"/>
@@ -147,7 +147,7 @@
           <w:lang w:val="en-US" w:eastAsia="zh-CN"/>
         </w:rPr>
       </w:pPr>
-      <w:bookmarkStart w:id="2" w:name="_Toc10575"/>
+      <w:bookmarkStart w:id="2" w:name="_Toc21339"/>
       <w:r>
         <w:rPr>
           <w:rFonts w:hint="eastAsia"/>
@@ -680,7 +680,7 @@
           <w:szCs w:val="30"/>
         </w:rPr>
       </w:pPr>
-      <w:bookmarkStart w:id="3" w:name="_Toc25803"/>
+      <w:bookmarkStart w:id="3" w:name="_Toc4663"/>
       <w:r>
         <w:rPr>
           <w:rFonts w:ascii="宋体" w:hAnsi="宋体" w:eastAsia="宋体" w:cs="宋体"/>
@@ -2263,7 +2263,7 @@
               <w:rFonts w:hint="default"/>
               <w:lang w:val="en-US" w:eastAsia="zh-CN"/>
             </w:rPr>
-            <w:instrText xml:space="preserve"> HYPERLINK \l _Toc309 </w:instrText>
+            <w:instrText xml:space="preserve"> HYPERLINK \l _Toc20029 </w:instrText>
           </w:r>
           <w:r>
             <w:rPr>
@@ -2286,7 +2286,7 @@
             <w:fldChar w:fldCharType="begin"/>
           </w:r>
           <w:r>
-            <w:instrText xml:space="preserve"> PAGEREF _Toc309 \h </w:instrText>
+            <w:instrText xml:space="preserve"> PAGEREF _Toc20029 \h </w:instrText>
           </w:r>
           <w:r>
             <w:fldChar w:fldCharType="separate"/>
@@ -2324,7 +2324,7 @@
               <w:rFonts w:hint="default"/>
               <w:lang w:val="en-US" w:eastAsia="zh-CN"/>
             </w:rPr>
-            <w:instrText xml:space="preserve"> HYPERLINK \l _Toc24701 </w:instrText>
+            <w:instrText xml:space="preserve"> HYPERLINK \l _Toc3996 </w:instrText>
           </w:r>
           <w:r>
             <w:rPr>
@@ -2347,7 +2347,7 @@
             <w:fldChar w:fldCharType="begin"/>
           </w:r>
           <w:r>
-            <w:instrText xml:space="preserve"> PAGEREF _Toc24701 \h </w:instrText>
+            <w:instrText xml:space="preserve"> PAGEREF _Toc3996 \h </w:instrText>
           </w:r>
           <w:r>
             <w:fldChar w:fldCharType="separate"/>
@@ -2385,7 +2385,7 @@
               <w:rFonts w:hint="default"/>
               <w:lang w:val="en-US" w:eastAsia="zh-CN"/>
             </w:rPr>
-            <w:instrText xml:space="preserve"> HYPERLINK \l _Toc10575 </w:instrText>
+            <w:instrText xml:space="preserve"> HYPERLINK \l _Toc21339 </w:instrText>
           </w:r>
           <w:r>
             <w:rPr>
@@ -2408,7 +2408,7 @@
             <w:fldChar w:fldCharType="begin"/>
           </w:r>
           <w:r>
-            <w:instrText xml:space="preserve"> PAGEREF _Toc10575 \h </w:instrText>
+            <w:instrText xml:space="preserve"> PAGEREF _Toc21339 \h </w:instrText>
           </w:r>
           <w:r>
             <w:fldChar w:fldCharType="separate"/>
@@ -2446,7 +2446,7 @@
               <w:rFonts w:hint="default"/>
               <w:lang w:val="en-US" w:eastAsia="zh-CN"/>
             </w:rPr>
-            <w:instrText xml:space="preserve"> HYPERLINK \l _Toc25803 </w:instrText>
+            <w:instrText xml:space="preserve"> HYPERLINK \l _Toc4663 </w:instrText>
           </w:r>
           <w:r>
             <w:rPr>
@@ -2471,7 +2471,7 @@
             <w:fldChar w:fldCharType="begin"/>
           </w:r>
           <w:r>
-            <w:instrText xml:space="preserve"> PAGEREF _Toc25803 \h </w:instrText>
+            <w:instrText xml:space="preserve"> PAGEREF _Toc4663 \h </w:instrText>
           </w:r>
           <w:r>
             <w:fldChar w:fldCharType="separate"/>
@@ -2509,7 +2509,7 @@
               <w:rFonts w:hint="default"/>
               <w:lang w:val="en-US" w:eastAsia="zh-CN"/>
             </w:rPr>
-            <w:instrText xml:space="preserve"> HYPERLINK \l _Toc21167 </w:instrText>
+            <w:instrText xml:space="preserve"> HYPERLINK \l _Toc4678 </w:instrText>
           </w:r>
           <w:r>
             <w:rPr>
@@ -2534,7 +2534,7 @@
             <w:fldChar w:fldCharType="begin"/>
           </w:r>
           <w:r>
-            <w:instrText xml:space="preserve"> PAGEREF _Toc21167 \h </w:instrText>
+            <w:instrText xml:space="preserve"> PAGEREF _Toc4678 \h </w:instrText>
           </w:r>
           <w:r>
             <w:fldChar w:fldCharType="separate"/>
@@ -2572,7 +2572,7 @@
               <w:rFonts w:hint="default"/>
               <w:lang w:val="en-US" w:eastAsia="zh-CN"/>
             </w:rPr>
-            <w:instrText xml:space="preserve"> HYPERLINK \l _Toc16746 </w:instrText>
+            <w:instrText xml:space="preserve"> HYPERLINK \l _Toc2916 </w:instrText>
           </w:r>
           <w:r>
             <w:rPr>
@@ -2597,7 +2597,7 @@
             <w:fldChar w:fldCharType="begin"/>
           </w:r>
           <w:r>
-            <w:instrText xml:space="preserve"> PAGEREF _Toc16746 \h </w:instrText>
+            <w:instrText xml:space="preserve"> PAGEREF _Toc2916 \h </w:instrText>
           </w:r>
           <w:r>
             <w:fldChar w:fldCharType="separate"/>
@@ -2635,7 +2635,7 @@
               <w:rFonts w:hint="default"/>
               <w:lang w:val="en-US" w:eastAsia="zh-CN"/>
             </w:rPr>
-            <w:instrText xml:space="preserve"> HYPERLINK \l _Toc16303 </w:instrText>
+            <w:instrText xml:space="preserve"> HYPERLINK \l _Toc26269 </w:instrText>
           </w:r>
           <w:r>
             <w:rPr>
@@ -2660,7 +2660,7 @@
             <w:fldChar w:fldCharType="begin"/>
           </w:r>
           <w:r>
-            <w:instrText xml:space="preserve"> PAGEREF _Toc16303 \h </w:instrText>
+            <w:instrText xml:space="preserve"> PAGEREF _Toc26269 \h </w:instrText>
           </w:r>
           <w:r>
             <w:fldChar w:fldCharType="separate"/>
@@ -2698,7 +2698,7 @@
               <w:rFonts w:hint="default"/>
               <w:lang w:val="en-US" w:eastAsia="zh-CN"/>
             </w:rPr>
-            <w:instrText xml:space="preserve"> HYPERLINK \l _Toc19060 </w:instrText>
+            <w:instrText xml:space="preserve"> HYPERLINK \l _Toc10730 </w:instrText>
           </w:r>
           <w:r>
             <w:rPr>
@@ -2723,7 +2723,7 @@
             <w:fldChar w:fldCharType="begin"/>
           </w:r>
           <w:r>
-            <w:instrText xml:space="preserve"> PAGEREF _Toc19060 \h </w:instrText>
+            <w:instrText xml:space="preserve"> PAGEREF _Toc10730 \h </w:instrText>
           </w:r>
           <w:r>
             <w:fldChar w:fldCharType="separate"/>
@@ -2761,7 +2761,7 @@
               <w:rFonts w:hint="default"/>
               <w:lang w:val="en-US" w:eastAsia="zh-CN"/>
             </w:rPr>
-            <w:instrText xml:space="preserve"> HYPERLINK \l _Toc10908 </w:instrText>
+            <w:instrText xml:space="preserve"> HYPERLINK \l _Toc9991 </w:instrText>
           </w:r>
           <w:r>
             <w:rPr>
@@ -2786,7 +2786,7 @@
             <w:fldChar w:fldCharType="begin"/>
           </w:r>
           <w:r>
-            <w:instrText xml:space="preserve"> PAGEREF _Toc10908 \h </w:instrText>
+            <w:instrText xml:space="preserve"> PAGEREF _Toc9991 \h </w:instrText>
           </w:r>
           <w:r>
             <w:fldChar w:fldCharType="separate"/>
@@ -2824,7 +2824,7 @@
               <w:rFonts w:hint="default"/>
               <w:lang w:val="en-US" w:eastAsia="zh-CN"/>
             </w:rPr>
-            <w:instrText xml:space="preserve"> HYPERLINK \l _Toc5420 </w:instrText>
+            <w:instrText xml:space="preserve"> HYPERLINK \l _Toc18639 </w:instrText>
           </w:r>
           <w:r>
             <w:rPr>
@@ -2849,7 +2849,7 @@
             <w:fldChar w:fldCharType="begin"/>
           </w:r>
           <w:r>
-            <w:instrText xml:space="preserve"> PAGEREF _Toc5420 \h </w:instrText>
+            <w:instrText xml:space="preserve"> PAGEREF _Toc18639 \h </w:instrText>
           </w:r>
           <w:r>
             <w:fldChar w:fldCharType="separate"/>
@@ -2887,7 +2887,7 @@
               <w:rFonts w:hint="default"/>
               <w:lang w:val="en-US" w:eastAsia="zh-CN"/>
             </w:rPr>
-            <w:instrText xml:space="preserve"> HYPERLINK \l _Toc20245 </w:instrText>
+            <w:instrText xml:space="preserve"> HYPERLINK \l _Toc3469 </w:instrText>
           </w:r>
           <w:r>
             <w:rPr>
@@ -2912,7 +2912,7 @@
             <w:fldChar w:fldCharType="begin"/>
           </w:r>
           <w:r>
-            <w:instrText xml:space="preserve"> PAGEREF _Toc20245 \h </w:instrText>
+            <w:instrText xml:space="preserve"> PAGEREF _Toc3469 \h </w:instrText>
           </w:r>
           <w:r>
             <w:fldChar w:fldCharType="separate"/>
@@ -2950,7 +2950,7 @@
               <w:rFonts w:hint="default"/>
               <w:lang w:val="en-US" w:eastAsia="zh-CN"/>
             </w:rPr>
-            <w:instrText xml:space="preserve"> HYPERLINK \l _Toc9337 </w:instrText>
+            <w:instrText xml:space="preserve"> HYPERLINK \l _Toc8389 </w:instrText>
           </w:r>
           <w:r>
             <w:rPr>
@@ -2975,7 +2975,7 @@
             <w:fldChar w:fldCharType="begin"/>
           </w:r>
           <w:r>
-            <w:instrText xml:space="preserve"> PAGEREF _Toc9337 \h </w:instrText>
+            <w:instrText xml:space="preserve"> PAGEREF _Toc8389 \h </w:instrText>
           </w:r>
           <w:r>
             <w:fldChar w:fldCharType="separate"/>
@@ -3013,7 +3013,7 @@
               <w:rFonts w:hint="default"/>
               <w:lang w:val="en-US" w:eastAsia="zh-CN"/>
             </w:rPr>
-            <w:instrText xml:space="preserve"> HYPERLINK \l _Toc2850 </w:instrText>
+            <w:instrText xml:space="preserve"> HYPERLINK \l _Toc25522 </w:instrText>
           </w:r>
           <w:r>
             <w:rPr>
@@ -3038,7 +3038,7 @@
             <w:fldChar w:fldCharType="begin"/>
           </w:r>
           <w:r>
-            <w:instrText xml:space="preserve"> PAGEREF _Toc2850 \h </w:instrText>
+            <w:instrText xml:space="preserve"> PAGEREF _Toc25522 \h </w:instrText>
           </w:r>
           <w:r>
             <w:fldChar w:fldCharType="separate"/>
@@ -3076,7 +3076,7 @@
               <w:rFonts w:hint="default"/>
               <w:lang w:val="en-US" w:eastAsia="zh-CN"/>
             </w:rPr>
-            <w:instrText xml:space="preserve"> HYPERLINK \l _Toc4632 </w:instrText>
+            <w:instrText xml:space="preserve"> HYPERLINK \l _Toc603 </w:instrText>
           </w:r>
           <w:r>
             <w:rPr>
@@ -3101,7 +3101,7 @@
             <w:fldChar w:fldCharType="begin"/>
           </w:r>
           <w:r>
-            <w:instrText xml:space="preserve"> PAGEREF _Toc4632 \h </w:instrText>
+            <w:instrText xml:space="preserve"> PAGEREF _Toc603 \h </w:instrText>
           </w:r>
           <w:r>
             <w:fldChar w:fldCharType="separate"/>
@@ -3139,7 +3139,7 @@
               <w:rFonts w:hint="default"/>
               <w:lang w:val="en-US" w:eastAsia="zh-CN"/>
             </w:rPr>
-            <w:instrText xml:space="preserve"> HYPERLINK \l _Toc15891 </w:instrText>
+            <w:instrText xml:space="preserve"> HYPERLINK \l _Toc6275 </w:instrText>
           </w:r>
           <w:r>
             <w:rPr>
@@ -3164,7 +3164,7 @@
             <w:fldChar w:fldCharType="begin"/>
           </w:r>
           <w:r>
-            <w:instrText xml:space="preserve"> PAGEREF _Toc15891 \h </w:instrText>
+            <w:instrText xml:space="preserve"> PAGEREF _Toc6275 \h </w:instrText>
           </w:r>
           <w:r>
             <w:fldChar w:fldCharType="separate"/>
@@ -3202,7 +3202,7 @@
               <w:rFonts w:hint="default"/>
               <w:lang w:val="en-US" w:eastAsia="zh-CN"/>
             </w:rPr>
-            <w:instrText xml:space="preserve"> HYPERLINK \l _Toc25208 </w:instrText>
+            <w:instrText xml:space="preserve"> HYPERLINK \l _Toc18003 </w:instrText>
           </w:r>
           <w:r>
             <w:rPr>
@@ -3227,7 +3227,7 @@
             <w:fldChar w:fldCharType="begin"/>
           </w:r>
           <w:r>
-            <w:instrText xml:space="preserve"> PAGEREF _Toc25208 \h </w:instrText>
+            <w:instrText xml:space="preserve"> PAGEREF _Toc18003 \h </w:instrText>
           </w:r>
           <w:r>
             <w:fldChar w:fldCharType="separate"/>
@@ -3265,7 +3265,7 @@
               <w:rFonts w:hint="default"/>
               <w:lang w:val="en-US" w:eastAsia="zh-CN"/>
             </w:rPr>
-            <w:instrText xml:space="preserve"> HYPERLINK \l _Toc31608 </w:instrText>
+            <w:instrText xml:space="preserve"> HYPERLINK \l _Toc22516 </w:instrText>
           </w:r>
           <w:r>
             <w:rPr>
@@ -3290,7 +3290,7 @@
             <w:fldChar w:fldCharType="begin"/>
           </w:r>
           <w:r>
-            <w:instrText xml:space="preserve"> PAGEREF _Toc31608 \h </w:instrText>
+            <w:instrText xml:space="preserve"> PAGEREF _Toc22516 \h </w:instrText>
           </w:r>
           <w:r>
             <w:fldChar w:fldCharType="separate"/>
@@ -3328,7 +3328,7 @@
               <w:rFonts w:hint="default"/>
               <w:lang w:val="en-US" w:eastAsia="zh-CN"/>
             </w:rPr>
-            <w:instrText xml:space="preserve"> HYPERLINK \l _Toc24670 </w:instrText>
+            <w:instrText xml:space="preserve"> HYPERLINK \l _Toc19982 </w:instrText>
           </w:r>
           <w:r>
             <w:rPr>
@@ -3353,7 +3353,7 @@
             <w:fldChar w:fldCharType="begin"/>
           </w:r>
           <w:r>
-            <w:instrText xml:space="preserve"> PAGEREF _Toc24670 \h </w:instrText>
+            <w:instrText xml:space="preserve"> PAGEREF _Toc19982 \h </w:instrText>
           </w:r>
           <w:r>
             <w:fldChar w:fldCharType="separate"/>
@@ -3391,7 +3391,7 @@
               <w:rFonts w:hint="default"/>
               <w:lang w:val="en-US" w:eastAsia="zh-CN"/>
             </w:rPr>
-            <w:instrText xml:space="preserve"> HYPERLINK \l _Toc6824 </w:instrText>
+            <w:instrText xml:space="preserve"> HYPERLINK \l _Toc13886 </w:instrText>
           </w:r>
           <w:r>
             <w:rPr>
@@ -3416,7 +3416,7 @@
             <w:fldChar w:fldCharType="begin"/>
           </w:r>
           <w:r>
-            <w:instrText xml:space="preserve"> PAGEREF _Toc6824 \h </w:instrText>
+            <w:instrText xml:space="preserve"> PAGEREF _Toc13886 \h </w:instrText>
           </w:r>
           <w:r>
             <w:fldChar w:fldCharType="separate"/>
@@ -3454,7 +3454,7 @@
               <w:rFonts w:hint="default"/>
               <w:lang w:val="en-US" w:eastAsia="zh-CN"/>
             </w:rPr>
-            <w:instrText xml:space="preserve"> HYPERLINK \l _Toc1732 </w:instrText>
+            <w:instrText xml:space="preserve"> HYPERLINK \l _Toc31722 </w:instrText>
           </w:r>
           <w:r>
             <w:rPr>
@@ -3479,7 +3479,7 @@
             <w:fldChar w:fldCharType="begin"/>
           </w:r>
           <w:r>
-            <w:instrText xml:space="preserve"> PAGEREF _Toc1732 \h </w:instrText>
+            <w:instrText xml:space="preserve"> PAGEREF _Toc31722 \h </w:instrText>
           </w:r>
           <w:r>
             <w:fldChar w:fldCharType="separate"/>
@@ -3517,7 +3517,7 @@
               <w:rFonts w:hint="default"/>
               <w:lang w:val="en-US" w:eastAsia="zh-CN"/>
             </w:rPr>
-            <w:instrText xml:space="preserve"> HYPERLINK \l _Toc12211 </w:instrText>
+            <w:instrText xml:space="preserve"> HYPERLINK \l _Toc22301 </w:instrText>
           </w:r>
           <w:r>
             <w:rPr>
@@ -3542,7 +3542,7 @@
             <w:fldChar w:fldCharType="begin"/>
           </w:r>
           <w:r>
-            <w:instrText xml:space="preserve"> PAGEREF _Toc12211 \h </w:instrText>
+            <w:instrText xml:space="preserve"> PAGEREF _Toc22301 \h </w:instrText>
           </w:r>
           <w:r>
             <w:fldChar w:fldCharType="separate"/>
@@ -3580,7 +3580,7 @@
               <w:rFonts w:hint="default"/>
               <w:lang w:val="en-US" w:eastAsia="zh-CN"/>
             </w:rPr>
-            <w:instrText xml:space="preserve"> HYPERLINK \l _Toc29326 </w:instrText>
+            <w:instrText xml:space="preserve"> HYPERLINK \l _Toc3082 </w:instrText>
           </w:r>
           <w:r>
             <w:rPr>
@@ -3605,7 +3605,7 @@
             <w:fldChar w:fldCharType="begin"/>
           </w:r>
           <w:r>
-            <w:instrText xml:space="preserve"> PAGEREF _Toc29326 \h </w:instrText>
+            <w:instrText xml:space="preserve"> PAGEREF _Toc3082 \h </w:instrText>
           </w:r>
           <w:r>
             <w:fldChar w:fldCharType="separate"/>
@@ -3643,7 +3643,7 @@
               <w:rFonts w:hint="default"/>
               <w:lang w:val="en-US" w:eastAsia="zh-CN"/>
             </w:rPr>
-            <w:instrText xml:space="preserve"> HYPERLINK \l _Toc8373 </w:instrText>
+            <w:instrText xml:space="preserve"> HYPERLINK \l _Toc30758 </w:instrText>
           </w:r>
           <w:r>
             <w:rPr>
@@ -3672,7 +3672,7 @@
             <w:fldChar w:fldCharType="begin"/>
           </w:r>
           <w:r>
-            <w:instrText xml:space="preserve"> PAGEREF _Toc8373 \h </w:instrText>
+            <w:instrText xml:space="preserve"> PAGEREF _Toc30758 \h </w:instrText>
           </w:r>
           <w:r>
             <w:fldChar w:fldCharType="separate"/>
@@ -3710,7 +3710,7 @@
               <w:rFonts w:hint="default"/>
               <w:lang w:val="en-US" w:eastAsia="zh-CN"/>
             </w:rPr>
-            <w:instrText xml:space="preserve"> HYPERLINK \l _Toc25354 </w:instrText>
+            <w:instrText xml:space="preserve"> HYPERLINK \l _Toc14302 </w:instrText>
           </w:r>
           <w:r>
             <w:rPr>
@@ -3738,7 +3738,7 @@
             <w:fldChar w:fldCharType="begin"/>
           </w:r>
           <w:r>
-            <w:instrText xml:space="preserve"> PAGEREF _Toc25354 \h </w:instrText>
+            <w:instrText xml:space="preserve"> PAGEREF _Toc14302 \h </w:instrText>
           </w:r>
           <w:r>
             <w:fldChar w:fldCharType="separate"/>
@@ -3776,7 +3776,7 @@
               <w:rFonts w:hint="default"/>
               <w:lang w:val="en-US" w:eastAsia="zh-CN"/>
             </w:rPr>
-            <w:instrText xml:space="preserve"> HYPERLINK \l _Toc25309 </w:instrText>
+            <w:instrText xml:space="preserve"> HYPERLINK \l _Toc16001 </w:instrText>
           </w:r>
           <w:r>
             <w:rPr>
@@ -3804,7 +3804,7 @@
             <w:fldChar w:fldCharType="begin"/>
           </w:r>
           <w:r>
-            <w:instrText xml:space="preserve"> PAGEREF _Toc25309 \h </w:instrText>
+            <w:instrText xml:space="preserve"> PAGEREF _Toc16001 \h </w:instrText>
           </w:r>
           <w:r>
             <w:fldChar w:fldCharType="separate"/>
@@ -3842,7 +3842,7 @@
               <w:rFonts w:hint="default"/>
               <w:lang w:val="en-US" w:eastAsia="zh-CN"/>
             </w:rPr>
-            <w:instrText xml:space="preserve"> HYPERLINK \l _Toc18267 </w:instrText>
+            <w:instrText xml:space="preserve"> HYPERLINK \l _Toc9058 </w:instrText>
           </w:r>
           <w:r>
             <w:rPr>
@@ -3870,7 +3870,7 @@
             <w:fldChar w:fldCharType="begin"/>
           </w:r>
           <w:r>
-            <w:instrText xml:space="preserve"> PAGEREF _Toc18267 \h </w:instrText>
+            <w:instrText xml:space="preserve"> PAGEREF _Toc9058 \h </w:instrText>
           </w:r>
           <w:r>
             <w:fldChar w:fldCharType="separate"/>
@@ -3908,7 +3908,7 @@
               <w:rFonts w:hint="default"/>
               <w:lang w:val="en-US" w:eastAsia="zh-CN"/>
             </w:rPr>
-            <w:instrText xml:space="preserve"> HYPERLINK \l _Toc1200 </w:instrText>
+            <w:instrText xml:space="preserve"> HYPERLINK \l _Toc27603 </w:instrText>
           </w:r>
           <w:r>
             <w:rPr>
@@ -3936,7 +3936,7 @@
             <w:fldChar w:fldCharType="begin"/>
           </w:r>
           <w:r>
-            <w:instrText xml:space="preserve"> PAGEREF _Toc1200 \h </w:instrText>
+            <w:instrText xml:space="preserve"> PAGEREF _Toc27603 \h </w:instrText>
           </w:r>
           <w:r>
             <w:fldChar w:fldCharType="separate"/>
@@ -3974,7 +3974,7 @@
               <w:rFonts w:hint="default"/>
               <w:lang w:val="en-US" w:eastAsia="zh-CN"/>
             </w:rPr>
-            <w:instrText xml:space="preserve"> HYPERLINK \l _Toc2101 </w:instrText>
+            <w:instrText xml:space="preserve"> HYPERLINK \l _Toc18676 </w:instrText>
           </w:r>
           <w:r>
             <w:rPr>
@@ -4002,7 +4002,7 @@
             <w:fldChar w:fldCharType="begin"/>
           </w:r>
           <w:r>
-            <w:instrText xml:space="preserve"> PAGEREF _Toc2101 \h </w:instrText>
+            <w:instrText xml:space="preserve"> PAGEREF _Toc18676 \h </w:instrText>
           </w:r>
           <w:r>
             <w:fldChar w:fldCharType="separate"/>
@@ -4040,7 +4040,7 @@
               <w:rFonts w:hint="default"/>
               <w:lang w:val="en-US" w:eastAsia="zh-CN"/>
             </w:rPr>
-            <w:instrText xml:space="preserve"> HYPERLINK \l _Toc5960 </w:instrText>
+            <w:instrText xml:space="preserve"> HYPERLINK \l _Toc31518 </w:instrText>
           </w:r>
           <w:r>
             <w:rPr>
@@ -4068,7 +4068,7 @@
             <w:fldChar w:fldCharType="begin"/>
           </w:r>
           <w:r>
-            <w:instrText xml:space="preserve"> PAGEREF _Toc5960 \h </w:instrText>
+            <w:instrText xml:space="preserve"> PAGEREF _Toc31518 \h </w:instrText>
           </w:r>
           <w:r>
             <w:fldChar w:fldCharType="separate"/>
@@ -4106,7 +4106,7 @@
               <w:rFonts w:hint="default"/>
               <w:lang w:val="en-US" w:eastAsia="zh-CN"/>
             </w:rPr>
-            <w:instrText xml:space="preserve"> HYPERLINK \l _Toc30878 </w:instrText>
+            <w:instrText xml:space="preserve"> HYPERLINK \l _Toc300 </w:instrText>
           </w:r>
           <w:r>
             <w:rPr>
@@ -4134,7 +4134,7 @@
             <w:fldChar w:fldCharType="begin"/>
           </w:r>
           <w:r>
-            <w:instrText xml:space="preserve"> PAGEREF _Toc30878 \h </w:instrText>
+            <w:instrText xml:space="preserve"> PAGEREF _Toc300 \h </w:instrText>
           </w:r>
           <w:r>
             <w:fldChar w:fldCharType="separate"/>
@@ -4172,7 +4172,7 @@
               <w:rFonts w:hint="default"/>
               <w:lang w:val="en-US" w:eastAsia="zh-CN"/>
             </w:rPr>
-            <w:instrText xml:space="preserve"> HYPERLINK \l _Toc22172 </w:instrText>
+            <w:instrText xml:space="preserve"> HYPERLINK \l _Toc28115 </w:instrText>
           </w:r>
           <w:r>
             <w:rPr>
@@ -4200,7 +4200,7 @@
             <w:fldChar w:fldCharType="begin"/>
           </w:r>
           <w:r>
-            <w:instrText xml:space="preserve"> PAGEREF _Toc22172 \h </w:instrText>
+            <w:instrText xml:space="preserve"> PAGEREF _Toc28115 \h </w:instrText>
           </w:r>
           <w:r>
             <w:fldChar w:fldCharType="separate"/>
@@ -4238,7 +4238,7 @@
               <w:rFonts w:hint="default"/>
               <w:lang w:val="en-US" w:eastAsia="zh-CN"/>
             </w:rPr>
-            <w:instrText xml:space="preserve"> HYPERLINK \l _Toc28046 </w:instrText>
+            <w:instrText xml:space="preserve"> HYPERLINK \l _Toc28186 </w:instrText>
           </w:r>
           <w:r>
             <w:rPr>
@@ -4263,7 +4263,7 @@
             <w:fldChar w:fldCharType="begin"/>
           </w:r>
           <w:r>
-            <w:instrText xml:space="preserve"> PAGEREF _Toc28046 \h </w:instrText>
+            <w:instrText xml:space="preserve"> PAGEREF _Toc28186 \h </w:instrText>
           </w:r>
           <w:r>
             <w:fldChar w:fldCharType="separate"/>
@@ -4301,7 +4301,7 @@
               <w:rFonts w:hint="default"/>
               <w:lang w:val="en-US" w:eastAsia="zh-CN"/>
             </w:rPr>
-            <w:instrText xml:space="preserve"> HYPERLINK \l _Toc12577 </w:instrText>
+            <w:instrText xml:space="preserve"> HYPERLINK \l _Toc4735 </w:instrText>
           </w:r>
           <w:r>
             <w:rPr>
@@ -4326,7 +4326,7 @@
             <w:fldChar w:fldCharType="begin"/>
           </w:r>
           <w:r>
-            <w:instrText xml:space="preserve"> PAGEREF _Toc12577 \h </w:instrText>
+            <w:instrText xml:space="preserve"> PAGEREF _Toc4735 \h </w:instrText>
           </w:r>
           <w:r>
             <w:fldChar w:fldCharType="separate"/>
@@ -4364,7 +4364,7 @@
               <w:rFonts w:hint="default"/>
               <w:lang w:val="en-US" w:eastAsia="zh-CN"/>
             </w:rPr>
-            <w:instrText xml:space="preserve"> HYPERLINK \l _Toc15262 </w:instrText>
+            <w:instrText xml:space="preserve"> HYPERLINK \l _Toc3543 </w:instrText>
           </w:r>
           <w:r>
             <w:rPr>
@@ -4389,7 +4389,7 @@
             <w:fldChar w:fldCharType="begin"/>
           </w:r>
           <w:r>
-            <w:instrText xml:space="preserve"> PAGEREF _Toc15262 \h </w:instrText>
+            <w:instrText xml:space="preserve"> PAGEREF _Toc3543 \h </w:instrText>
           </w:r>
           <w:r>
             <w:fldChar w:fldCharType="separate"/>
@@ -4528,7 +4528,7 @@
         <w:snapToGrid w:val="0"/>
         <w:textAlignment w:val="baseline"/>
       </w:pPr>
-      <w:bookmarkStart w:id="4" w:name="_Toc21167"/>
+      <w:bookmarkStart w:id="4" w:name="_Toc4678"/>
       <w:r>
         <w:t>目的</w:t>
       </w:r>
@@ -4586,7 +4586,7 @@
       </w:pPr>
       <w:bookmarkStart w:id="5" w:name="bookmark2"/>
       <w:bookmarkEnd w:id="5"/>
-      <w:bookmarkStart w:id="6" w:name="_Toc16746"/>
+      <w:bookmarkStart w:id="6" w:name="_Toc2916"/>
       <w:r>
         <w:t>适应范围</w:t>
       </w:r>
@@ -4644,7 +4644,7 @@
       </w:pPr>
       <w:bookmarkStart w:id="7" w:name="bookmark3"/>
       <w:bookmarkEnd w:id="7"/>
-      <w:bookmarkStart w:id="8" w:name="_Toc16303"/>
+      <w:bookmarkStart w:id="8" w:name="_Toc26269"/>
       <w:r>
         <w:t>角色与职责</w:t>
       </w:r>
@@ -4831,7 +4831,7 @@
       </w:pPr>
       <w:bookmarkStart w:id="9" w:name="bookmark4"/>
       <w:bookmarkEnd w:id="9"/>
-      <w:bookmarkStart w:id="10" w:name="_Toc19060"/>
+      <w:bookmarkStart w:id="10" w:name="_Toc10730"/>
       <w:r>
         <w:t>服务目录修订参考依据</w:t>
       </w:r>
@@ -5037,7 +5037,7 @@
         <w:snapToGrid w:val="0"/>
         <w:textAlignment w:val="baseline"/>
       </w:pPr>
-      <w:bookmarkStart w:id="11" w:name="_Toc10908"/>
+      <w:bookmarkStart w:id="11" w:name="_Toc9991"/>
       <w:r>
         <w:t>流程描述</w:t>
       </w:r>
@@ -5063,7 +5063,7 @@
       </w:pPr>
       <w:bookmarkStart w:id="12" w:name="bookmark6"/>
       <w:bookmarkEnd w:id="12"/>
-      <w:bookmarkStart w:id="13" w:name="_Toc5420"/>
+      <w:bookmarkStart w:id="13" w:name="_Toc18639"/>
       <w:r>
         <w:t>输入和输出准则</w:t>
       </w:r>
@@ -5111,8 +5111,6 @@
         </w:rPr>
         <w:t>主要输入</w:t>
       </w:r>
-      <w:bookmarkStart w:id="45" w:name="_GoBack"/>
-      <w:bookmarkEnd w:id="45"/>
     </w:p>
     <w:p>
       <w:pPr>
@@ -5272,7 +5270,7 @@
         <w:snapToGrid w:val="0"/>
         <w:textAlignment w:val="baseline"/>
       </w:pPr>
-      <w:bookmarkStart w:id="14" w:name="_Toc20245"/>
+      <w:bookmarkStart w:id="14" w:name="_Toc3469"/>
       <w:r>
         <w:t>流程图</w:t>
       </w:r>
@@ -5362,7 +5360,7 @@
         <w:snapToGrid w:val="0"/>
         <w:textAlignment w:val="baseline"/>
       </w:pPr>
-      <w:bookmarkStart w:id="15" w:name="_Toc9337"/>
+      <w:bookmarkStart w:id="15" w:name="_Toc8389"/>
       <w:r>
         <w:t>流程描述</w:t>
       </w:r>
@@ -5386,7 +5384,7 @@
         <w:snapToGrid w:val="0"/>
         <w:textAlignment w:val="baseline"/>
       </w:pPr>
-      <w:bookmarkStart w:id="16" w:name="_Toc2850"/>
+      <w:bookmarkStart w:id="16" w:name="_Toc25522"/>
       <w:r>
         <w:t>收集需求</w:t>
       </w:r>
@@ -5587,7 +5585,7 @@
         <w:snapToGrid w:val="0"/>
         <w:textAlignment w:val="baseline"/>
       </w:pPr>
-      <w:bookmarkStart w:id="17" w:name="_Toc4632"/>
+      <w:bookmarkStart w:id="17" w:name="_Toc603"/>
       <w:r>
         <w:t>汇总需求</w:t>
       </w:r>
@@ -5640,7 +5638,7 @@
         <w:snapToGrid w:val="0"/>
         <w:textAlignment w:val="baseline"/>
       </w:pPr>
-      <w:bookmarkStart w:id="18" w:name="_Toc15891"/>
+      <w:bookmarkStart w:id="18" w:name="_Toc6275"/>
       <w:r>
         <w:t>修订服务目录</w:t>
       </w:r>
@@ -5693,7 +5691,7 @@
         <w:snapToGrid w:val="0"/>
         <w:textAlignment w:val="baseline"/>
       </w:pPr>
-      <w:bookmarkStart w:id="19" w:name="_Toc25208"/>
+      <w:bookmarkStart w:id="19" w:name="_Toc18003"/>
       <w:r>
         <w:t>评审</w:t>
       </w:r>
@@ -5793,9 +5791,14 @@
         <w:snapToGrid w:val="0"/>
         <w:textAlignment w:val="baseline"/>
       </w:pPr>
-      <w:bookmarkStart w:id="20" w:name="_Toc31608"/>
-      <w:r>
-        <w:t>审批服务目录</w:t>
+      <w:bookmarkStart w:id="20" w:name="_Toc22516"/>
+      <w:r>
+        <w:t>审批服务目</w:t>
+      </w:r>
+      <w:bookmarkStart w:id="45" w:name="_GoBack"/>
+      <w:bookmarkEnd w:id="45"/>
+      <w:r>
+        <w:t>录</w:t>
       </w:r>
       <w:bookmarkEnd w:id="20"/>
     </w:p>
@@ -5849,7 +5852,7 @@
         <w:snapToGrid w:val="0"/>
         <w:textAlignment w:val="baseline"/>
       </w:pPr>
-      <w:bookmarkStart w:id="21" w:name="_Toc24670"/>
+      <w:bookmarkStart w:id="21" w:name="_Toc19982"/>
       <w:r>
         <w:t>发布服务目录</w:t>
       </w:r>
@@ -5905,7 +5908,7 @@
         <w:snapToGrid w:val="0"/>
         <w:textAlignment w:val="baseline"/>
       </w:pPr>
-      <w:bookmarkStart w:id="22" w:name="_Toc6824"/>
+      <w:bookmarkStart w:id="22" w:name="_Toc13886"/>
       <w:r>
         <w:t>制度说明</w:t>
       </w:r>
@@ -5933,7 +5936,7 @@
       <w:bookmarkEnd w:id="23"/>
       <w:bookmarkStart w:id="24" w:name="bookmark10"/>
       <w:bookmarkEnd w:id="24"/>
-      <w:bookmarkStart w:id="25" w:name="_Toc1732"/>
+      <w:bookmarkStart w:id="25" w:name="_Toc31722"/>
       <w:r>
         <w:t>通过准则</w:t>
       </w:r>
@@ -5981,7 +5984,7 @@
       </w:pPr>
       <w:bookmarkStart w:id="26" w:name="bookmark11"/>
       <w:bookmarkEnd w:id="26"/>
-      <w:bookmarkStart w:id="27" w:name="_Toc12211"/>
+      <w:bookmarkStart w:id="27" w:name="_Toc22301"/>
       <w:r>
         <w:t>过程重要控制点</w:t>
       </w:r>
@@ -6049,7 +6052,7 @@
         <w:snapToGrid w:val="0"/>
         <w:textAlignment w:val="baseline"/>
       </w:pPr>
-      <w:bookmarkStart w:id="28" w:name="_Toc29326"/>
+      <w:bookmarkStart w:id="28" w:name="_Toc3082"/>
       <w:r>
         <w:t>过程测量指标</w:t>
       </w:r>
@@ -6191,7 +6194,7 @@
         <w:snapToGrid w:val="0"/>
         <w:textAlignment w:val="baseline"/>
       </w:pPr>
-      <w:bookmarkStart w:id="29" w:name="_Toc8373"/>
+      <w:bookmarkStart w:id="29" w:name="_Toc30758"/>
       <w:r>
         <w:rPr>
           <w:rFonts w:hint="eastAsia"/>
@@ -6250,7 +6253,7 @@
           <w:rFonts w:hint="eastAsia"/>
         </w:rPr>
       </w:pPr>
-      <w:bookmarkStart w:id="30" w:name="_Toc25354"/>
+      <w:bookmarkStart w:id="30" w:name="_Toc14302"/>
       <w:r>
         <w:rPr>
           <w:rFonts w:hint="eastAsia"/>
@@ -6392,7 +6395,7 @@
           <w:rFonts w:hint="eastAsia"/>
         </w:rPr>
       </w:pPr>
-      <w:bookmarkStart w:id="31" w:name="_Toc25309"/>
+      <w:bookmarkStart w:id="31" w:name="_Toc16001"/>
       <w:r>
         <w:rPr>
           <w:rFonts w:hint="eastAsia"/>
@@ -6618,7 +6621,7 @@
           <w:rFonts w:hint="eastAsia"/>
         </w:rPr>
       </w:pPr>
-      <w:bookmarkStart w:id="32" w:name="_Toc18267"/>
+      <w:bookmarkStart w:id="32" w:name="_Toc9058"/>
       <w:r>
         <w:rPr>
           <w:rFonts w:hint="eastAsia"/>
@@ -6676,7 +6679,7 @@
           <w:rFonts w:hint="eastAsia"/>
         </w:rPr>
       </w:pPr>
-      <w:bookmarkStart w:id="33" w:name="_Toc1200"/>
+      <w:bookmarkStart w:id="33" w:name="_Toc27603"/>
       <w:r>
         <w:rPr>
           <w:rFonts w:hint="eastAsia"/>
@@ -6762,7 +6765,7 @@
           <w:rFonts w:hint="eastAsia"/>
         </w:rPr>
       </w:pPr>
-      <w:bookmarkStart w:id="34" w:name="_Toc2101"/>
+      <w:bookmarkStart w:id="34" w:name="_Toc18676"/>
       <w:r>
         <w:rPr>
           <w:rFonts w:hint="eastAsia"/>
@@ -6820,7 +6823,7 @@
           <w:rFonts w:hint="eastAsia"/>
         </w:rPr>
       </w:pPr>
-      <w:bookmarkStart w:id="35" w:name="_Toc5960"/>
+      <w:bookmarkStart w:id="35" w:name="_Toc31518"/>
       <w:r>
         <w:rPr>
           <w:rFonts w:hint="eastAsia"/>
@@ -6878,7 +6881,7 @@
           <w:rFonts w:hint="eastAsia"/>
         </w:rPr>
       </w:pPr>
-      <w:bookmarkStart w:id="36" w:name="_Toc30878"/>
+      <w:bookmarkStart w:id="36" w:name="_Toc300"/>
       <w:r>
         <w:rPr>
           <w:rFonts w:hint="eastAsia"/>
@@ -6936,7 +6939,7 @@
           <w:rFonts w:hint="eastAsia"/>
         </w:rPr>
       </w:pPr>
-      <w:bookmarkStart w:id="37" w:name="_Toc22172"/>
+      <w:bookmarkStart w:id="37" w:name="_Toc28115"/>
       <w:r>
         <w:rPr>
           <w:rFonts w:hint="eastAsia"/>
@@ -7066,7 +7069,7 @@
         <w:snapToGrid w:val="0"/>
         <w:textAlignment w:val="baseline"/>
       </w:pPr>
-      <w:bookmarkStart w:id="38" w:name="_Toc28046"/>
+      <w:bookmarkStart w:id="38" w:name="_Toc28186"/>
       <w:r>
         <w:t>服务目录与其它流程的关系</w:t>
       </w:r>
@@ -7180,7 +7183,7 @@
       <w:bookmarkEnd w:id="40"/>
       <w:bookmarkStart w:id="41" w:name="bookmark14"/>
       <w:bookmarkEnd w:id="41"/>
-      <w:bookmarkStart w:id="42" w:name="_Toc12577"/>
+      <w:bookmarkStart w:id="42" w:name="_Toc4735"/>
       <w:r>
         <w:t>相关文档</w:t>
       </w:r>
@@ -7232,7 +7235,7 @@
       </w:pPr>
       <w:bookmarkStart w:id="43" w:name="bookmark15"/>
       <w:bookmarkEnd w:id="43"/>
-      <w:bookmarkStart w:id="44" w:name="_Toc15262"/>
+      <w:bookmarkStart w:id="44" w:name="_Toc3543"/>
       <w:r>
         <w:t>相关记录</w:t>
       </w:r>

--- a/1-运维服务目录/HXDL-ITSS-0101服务目录管理制度.docx
+++ b/1-运维服务目录/HXDL-ITSS-0101服务目录管理制度.docx
@@ -26,7 +26,7 @@
           <w:lang w:val="en-US" w:eastAsia="zh-CN"/>
         </w:rPr>
       </w:pPr>
-      <w:bookmarkStart w:id="0" w:name="_Toc20029"/>
+      <w:bookmarkStart w:id="0" w:name="_Toc6461"/>
       <w:r>
         <w:drawing>
           <wp:anchor distT="0" distB="0" distL="114300" distR="114300" simplePos="0" relativeHeight="251659264" behindDoc="1" locked="0" layoutInCell="1" allowOverlap="1">
@@ -112,7 +112,7 @@
           <w:lang w:val="en-US" w:eastAsia="zh-CN"/>
         </w:rPr>
       </w:pPr>
-      <w:bookmarkStart w:id="1" w:name="_Toc3996"/>
+      <w:bookmarkStart w:id="1" w:name="_Toc5881"/>
       <w:r>
         <w:rPr>
           <w:rFonts w:hint="eastAsia"/>
@@ -147,7 +147,7 @@
           <w:lang w:val="en-US" w:eastAsia="zh-CN"/>
         </w:rPr>
       </w:pPr>
-      <w:bookmarkStart w:id="2" w:name="_Toc21339"/>
+      <w:bookmarkStart w:id="2" w:name="_Toc3678"/>
       <w:r>
         <w:rPr>
           <w:rFonts w:hint="eastAsia"/>
@@ -680,7 +680,7 @@
           <w:szCs w:val="30"/>
         </w:rPr>
       </w:pPr>
-      <w:bookmarkStart w:id="3" w:name="_Toc4663"/>
+      <w:bookmarkStart w:id="3" w:name="_Toc3921"/>
       <w:r>
         <w:rPr>
           <w:rFonts w:ascii="宋体" w:hAnsi="宋体" w:eastAsia="宋体" w:cs="宋体"/>
@@ -2263,7 +2263,7 @@
               <w:rFonts w:hint="default"/>
               <w:lang w:val="en-US" w:eastAsia="zh-CN"/>
             </w:rPr>
-            <w:instrText xml:space="preserve"> HYPERLINK \l _Toc20029 </w:instrText>
+            <w:instrText xml:space="preserve"> HYPERLINK \l _Toc6461 </w:instrText>
           </w:r>
           <w:r>
             <w:rPr>
@@ -2286,7 +2286,7 @@
             <w:fldChar w:fldCharType="begin"/>
           </w:r>
           <w:r>
-            <w:instrText xml:space="preserve"> PAGEREF _Toc20029 \h </w:instrText>
+            <w:instrText xml:space="preserve"> PAGEREF _Toc6461 \h </w:instrText>
           </w:r>
           <w:r>
             <w:fldChar w:fldCharType="separate"/>
@@ -2324,7 +2324,7 @@
               <w:rFonts w:hint="default"/>
               <w:lang w:val="en-US" w:eastAsia="zh-CN"/>
             </w:rPr>
-            <w:instrText xml:space="preserve"> HYPERLINK \l _Toc3996 </w:instrText>
+            <w:instrText xml:space="preserve"> HYPERLINK \l _Toc5881 </w:instrText>
           </w:r>
           <w:r>
             <w:rPr>
@@ -2347,7 +2347,7 @@
             <w:fldChar w:fldCharType="begin"/>
           </w:r>
           <w:r>
-            <w:instrText xml:space="preserve"> PAGEREF _Toc3996 \h </w:instrText>
+            <w:instrText xml:space="preserve"> PAGEREF _Toc5881 \h </w:instrText>
           </w:r>
           <w:r>
             <w:fldChar w:fldCharType="separate"/>
@@ -2385,7 +2385,7 @@
               <w:rFonts w:hint="default"/>
               <w:lang w:val="en-US" w:eastAsia="zh-CN"/>
             </w:rPr>
-            <w:instrText xml:space="preserve"> HYPERLINK \l _Toc21339 </w:instrText>
+            <w:instrText xml:space="preserve"> HYPERLINK \l _Toc3678 </w:instrText>
           </w:r>
           <w:r>
             <w:rPr>
@@ -2408,7 +2408,7 @@
             <w:fldChar w:fldCharType="begin"/>
           </w:r>
           <w:r>
-            <w:instrText xml:space="preserve"> PAGEREF _Toc21339 \h </w:instrText>
+            <w:instrText xml:space="preserve"> PAGEREF _Toc3678 \h </w:instrText>
           </w:r>
           <w:r>
             <w:fldChar w:fldCharType="separate"/>
@@ -2446,7 +2446,7 @@
               <w:rFonts w:hint="default"/>
               <w:lang w:val="en-US" w:eastAsia="zh-CN"/>
             </w:rPr>
-            <w:instrText xml:space="preserve"> HYPERLINK \l _Toc4663 </w:instrText>
+            <w:instrText xml:space="preserve"> HYPERLINK \l _Toc3921 </w:instrText>
           </w:r>
           <w:r>
             <w:rPr>
@@ -2471,7 +2471,7 @@
             <w:fldChar w:fldCharType="begin"/>
           </w:r>
           <w:r>
-            <w:instrText xml:space="preserve"> PAGEREF _Toc4663 \h </w:instrText>
+            <w:instrText xml:space="preserve"> PAGEREF _Toc3921 \h </w:instrText>
           </w:r>
           <w:r>
             <w:fldChar w:fldCharType="separate"/>
@@ -2509,7 +2509,7 @@
               <w:rFonts w:hint="default"/>
               <w:lang w:val="en-US" w:eastAsia="zh-CN"/>
             </w:rPr>
-            <w:instrText xml:space="preserve"> HYPERLINK \l _Toc4678 </w:instrText>
+            <w:instrText xml:space="preserve"> HYPERLINK \l _Toc27710 </w:instrText>
           </w:r>
           <w:r>
             <w:rPr>
@@ -2534,7 +2534,7 @@
             <w:fldChar w:fldCharType="begin"/>
           </w:r>
           <w:r>
-            <w:instrText xml:space="preserve"> PAGEREF _Toc4678 \h </w:instrText>
+            <w:instrText xml:space="preserve"> PAGEREF _Toc27710 \h </w:instrText>
           </w:r>
           <w:r>
             <w:fldChar w:fldCharType="separate"/>
@@ -2572,7 +2572,7 @@
               <w:rFonts w:hint="default"/>
               <w:lang w:val="en-US" w:eastAsia="zh-CN"/>
             </w:rPr>
-            <w:instrText xml:space="preserve"> HYPERLINK \l _Toc2916 </w:instrText>
+            <w:instrText xml:space="preserve"> HYPERLINK \l _Toc13977 </w:instrText>
           </w:r>
           <w:r>
             <w:rPr>
@@ -2597,7 +2597,7 @@
             <w:fldChar w:fldCharType="begin"/>
           </w:r>
           <w:r>
-            <w:instrText xml:space="preserve"> PAGEREF _Toc2916 \h </w:instrText>
+            <w:instrText xml:space="preserve"> PAGEREF _Toc13977 \h </w:instrText>
           </w:r>
           <w:r>
             <w:fldChar w:fldCharType="separate"/>
@@ -2635,7 +2635,7 @@
               <w:rFonts w:hint="default"/>
               <w:lang w:val="en-US" w:eastAsia="zh-CN"/>
             </w:rPr>
-            <w:instrText xml:space="preserve"> HYPERLINK \l _Toc26269 </w:instrText>
+            <w:instrText xml:space="preserve"> HYPERLINK \l _Toc29398 </w:instrText>
           </w:r>
           <w:r>
             <w:rPr>
@@ -2660,7 +2660,7 @@
             <w:fldChar w:fldCharType="begin"/>
           </w:r>
           <w:r>
-            <w:instrText xml:space="preserve"> PAGEREF _Toc26269 \h </w:instrText>
+            <w:instrText xml:space="preserve"> PAGEREF _Toc29398 \h </w:instrText>
           </w:r>
           <w:r>
             <w:fldChar w:fldCharType="separate"/>
@@ -2698,7 +2698,7 @@
               <w:rFonts w:hint="default"/>
               <w:lang w:val="en-US" w:eastAsia="zh-CN"/>
             </w:rPr>
-            <w:instrText xml:space="preserve"> HYPERLINK \l _Toc10730 </w:instrText>
+            <w:instrText xml:space="preserve"> HYPERLINK \l _Toc28703 </w:instrText>
           </w:r>
           <w:r>
             <w:rPr>
@@ -2723,7 +2723,7 @@
             <w:fldChar w:fldCharType="begin"/>
           </w:r>
           <w:r>
-            <w:instrText xml:space="preserve"> PAGEREF _Toc10730 \h </w:instrText>
+            <w:instrText xml:space="preserve"> PAGEREF _Toc28703 \h </w:instrText>
           </w:r>
           <w:r>
             <w:fldChar w:fldCharType="separate"/>
@@ -2761,7 +2761,7 @@
               <w:rFonts w:hint="default"/>
               <w:lang w:val="en-US" w:eastAsia="zh-CN"/>
             </w:rPr>
-            <w:instrText xml:space="preserve"> HYPERLINK \l _Toc9991 </w:instrText>
+            <w:instrText xml:space="preserve"> HYPERLINK \l _Toc5752 </w:instrText>
           </w:r>
           <w:r>
             <w:rPr>
@@ -2786,7 +2786,7 @@
             <w:fldChar w:fldCharType="begin"/>
           </w:r>
           <w:r>
-            <w:instrText xml:space="preserve"> PAGEREF _Toc9991 \h </w:instrText>
+            <w:instrText xml:space="preserve"> PAGEREF _Toc5752 \h </w:instrText>
           </w:r>
           <w:r>
             <w:fldChar w:fldCharType="separate"/>
@@ -2824,7 +2824,7 @@
               <w:rFonts w:hint="default"/>
               <w:lang w:val="en-US" w:eastAsia="zh-CN"/>
             </w:rPr>
-            <w:instrText xml:space="preserve"> HYPERLINK \l _Toc18639 </w:instrText>
+            <w:instrText xml:space="preserve"> HYPERLINK \l _Toc27718 </w:instrText>
           </w:r>
           <w:r>
             <w:rPr>
@@ -2849,7 +2849,7 @@
             <w:fldChar w:fldCharType="begin"/>
           </w:r>
           <w:r>
-            <w:instrText xml:space="preserve"> PAGEREF _Toc18639 \h </w:instrText>
+            <w:instrText xml:space="preserve"> PAGEREF _Toc27718 \h </w:instrText>
           </w:r>
           <w:r>
             <w:fldChar w:fldCharType="separate"/>
@@ -2887,7 +2887,7 @@
               <w:rFonts w:hint="default"/>
               <w:lang w:val="en-US" w:eastAsia="zh-CN"/>
             </w:rPr>
-            <w:instrText xml:space="preserve"> HYPERLINK \l _Toc3469 </w:instrText>
+            <w:instrText xml:space="preserve"> HYPERLINK \l _Toc26111 </w:instrText>
           </w:r>
           <w:r>
             <w:rPr>
@@ -2912,7 +2912,7 @@
             <w:fldChar w:fldCharType="begin"/>
           </w:r>
           <w:r>
-            <w:instrText xml:space="preserve"> PAGEREF _Toc3469 \h </w:instrText>
+            <w:instrText xml:space="preserve"> PAGEREF _Toc26111 \h </w:instrText>
           </w:r>
           <w:r>
             <w:fldChar w:fldCharType="separate"/>
@@ -2950,7 +2950,7 @@
               <w:rFonts w:hint="default"/>
               <w:lang w:val="en-US" w:eastAsia="zh-CN"/>
             </w:rPr>
-            <w:instrText xml:space="preserve"> HYPERLINK \l _Toc8389 </w:instrText>
+            <w:instrText xml:space="preserve"> HYPERLINK \l _Toc18011 </w:instrText>
           </w:r>
           <w:r>
             <w:rPr>
@@ -2975,7 +2975,7 @@
             <w:fldChar w:fldCharType="begin"/>
           </w:r>
           <w:r>
-            <w:instrText xml:space="preserve"> PAGEREF _Toc8389 \h </w:instrText>
+            <w:instrText xml:space="preserve"> PAGEREF _Toc18011 \h </w:instrText>
           </w:r>
           <w:r>
             <w:fldChar w:fldCharType="separate"/>
@@ -3013,7 +3013,7 @@
               <w:rFonts w:hint="default"/>
               <w:lang w:val="en-US" w:eastAsia="zh-CN"/>
             </w:rPr>
-            <w:instrText xml:space="preserve"> HYPERLINK \l _Toc25522 </w:instrText>
+            <w:instrText xml:space="preserve"> HYPERLINK \l _Toc16352 </w:instrText>
           </w:r>
           <w:r>
             <w:rPr>
@@ -3038,7 +3038,7 @@
             <w:fldChar w:fldCharType="begin"/>
           </w:r>
           <w:r>
-            <w:instrText xml:space="preserve"> PAGEREF _Toc25522 \h </w:instrText>
+            <w:instrText xml:space="preserve"> PAGEREF _Toc16352 \h </w:instrText>
           </w:r>
           <w:r>
             <w:fldChar w:fldCharType="separate"/>
@@ -3076,7 +3076,7 @@
               <w:rFonts w:hint="default"/>
               <w:lang w:val="en-US" w:eastAsia="zh-CN"/>
             </w:rPr>
-            <w:instrText xml:space="preserve"> HYPERLINK \l _Toc603 </w:instrText>
+            <w:instrText xml:space="preserve"> HYPERLINK \l _Toc14834 </w:instrText>
           </w:r>
           <w:r>
             <w:rPr>
@@ -3101,7 +3101,7 @@
             <w:fldChar w:fldCharType="begin"/>
           </w:r>
           <w:r>
-            <w:instrText xml:space="preserve"> PAGEREF _Toc603 \h </w:instrText>
+            <w:instrText xml:space="preserve"> PAGEREF _Toc14834 \h </w:instrText>
           </w:r>
           <w:r>
             <w:fldChar w:fldCharType="separate"/>
@@ -3139,7 +3139,7 @@
               <w:rFonts w:hint="default"/>
               <w:lang w:val="en-US" w:eastAsia="zh-CN"/>
             </w:rPr>
-            <w:instrText xml:space="preserve"> HYPERLINK \l _Toc6275 </w:instrText>
+            <w:instrText xml:space="preserve"> HYPERLINK \l _Toc13453 </w:instrText>
           </w:r>
           <w:r>
             <w:rPr>
@@ -3164,7 +3164,7 @@
             <w:fldChar w:fldCharType="begin"/>
           </w:r>
           <w:r>
-            <w:instrText xml:space="preserve"> PAGEREF _Toc6275 \h </w:instrText>
+            <w:instrText xml:space="preserve"> PAGEREF _Toc13453 \h </w:instrText>
           </w:r>
           <w:r>
             <w:fldChar w:fldCharType="separate"/>
@@ -3202,7 +3202,7 @@
               <w:rFonts w:hint="default"/>
               <w:lang w:val="en-US" w:eastAsia="zh-CN"/>
             </w:rPr>
-            <w:instrText xml:space="preserve"> HYPERLINK \l _Toc18003 </w:instrText>
+            <w:instrText xml:space="preserve"> HYPERLINK \l _Toc29750 </w:instrText>
           </w:r>
           <w:r>
             <w:rPr>
@@ -3227,7 +3227,7 @@
             <w:fldChar w:fldCharType="begin"/>
           </w:r>
           <w:r>
-            <w:instrText xml:space="preserve"> PAGEREF _Toc18003 \h </w:instrText>
+            <w:instrText xml:space="preserve"> PAGEREF _Toc29750 \h </w:instrText>
           </w:r>
           <w:r>
             <w:fldChar w:fldCharType="separate"/>
@@ -3265,7 +3265,7 @@
               <w:rFonts w:hint="default"/>
               <w:lang w:val="en-US" w:eastAsia="zh-CN"/>
             </w:rPr>
-            <w:instrText xml:space="preserve"> HYPERLINK \l _Toc22516 </w:instrText>
+            <w:instrText xml:space="preserve"> HYPERLINK \l _Toc10490 </w:instrText>
           </w:r>
           <w:r>
             <w:rPr>
@@ -3290,7 +3290,7 @@
             <w:fldChar w:fldCharType="begin"/>
           </w:r>
           <w:r>
-            <w:instrText xml:space="preserve"> PAGEREF _Toc22516 \h </w:instrText>
+            <w:instrText xml:space="preserve"> PAGEREF _Toc10490 \h </w:instrText>
           </w:r>
           <w:r>
             <w:fldChar w:fldCharType="separate"/>
@@ -3328,7 +3328,7 @@
               <w:rFonts w:hint="default"/>
               <w:lang w:val="en-US" w:eastAsia="zh-CN"/>
             </w:rPr>
-            <w:instrText xml:space="preserve"> HYPERLINK \l _Toc19982 </w:instrText>
+            <w:instrText xml:space="preserve"> HYPERLINK \l _Toc26848 </w:instrText>
           </w:r>
           <w:r>
             <w:rPr>
@@ -3353,7 +3353,7 @@
             <w:fldChar w:fldCharType="begin"/>
           </w:r>
           <w:r>
-            <w:instrText xml:space="preserve"> PAGEREF _Toc19982 \h </w:instrText>
+            <w:instrText xml:space="preserve"> PAGEREF _Toc26848 \h </w:instrText>
           </w:r>
           <w:r>
             <w:fldChar w:fldCharType="separate"/>
@@ -3391,7 +3391,7 @@
               <w:rFonts w:hint="default"/>
               <w:lang w:val="en-US" w:eastAsia="zh-CN"/>
             </w:rPr>
-            <w:instrText xml:space="preserve"> HYPERLINK \l _Toc13886 </w:instrText>
+            <w:instrText xml:space="preserve"> HYPERLINK \l _Toc8778 </w:instrText>
           </w:r>
           <w:r>
             <w:rPr>
@@ -3416,7 +3416,7 @@
             <w:fldChar w:fldCharType="begin"/>
           </w:r>
           <w:r>
-            <w:instrText xml:space="preserve"> PAGEREF _Toc13886 \h </w:instrText>
+            <w:instrText xml:space="preserve"> PAGEREF _Toc8778 \h </w:instrText>
           </w:r>
           <w:r>
             <w:fldChar w:fldCharType="separate"/>
@@ -3454,7 +3454,7 @@
               <w:rFonts w:hint="default"/>
               <w:lang w:val="en-US" w:eastAsia="zh-CN"/>
             </w:rPr>
-            <w:instrText xml:space="preserve"> HYPERLINK \l _Toc31722 </w:instrText>
+            <w:instrText xml:space="preserve"> HYPERLINK \l _Toc4008 </w:instrText>
           </w:r>
           <w:r>
             <w:rPr>
@@ -3479,7 +3479,7 @@
             <w:fldChar w:fldCharType="begin"/>
           </w:r>
           <w:r>
-            <w:instrText xml:space="preserve"> PAGEREF _Toc31722 \h </w:instrText>
+            <w:instrText xml:space="preserve"> PAGEREF _Toc4008 \h </w:instrText>
           </w:r>
           <w:r>
             <w:fldChar w:fldCharType="separate"/>
@@ -3517,7 +3517,7 @@
               <w:rFonts w:hint="default"/>
               <w:lang w:val="en-US" w:eastAsia="zh-CN"/>
             </w:rPr>
-            <w:instrText xml:space="preserve"> HYPERLINK \l _Toc22301 </w:instrText>
+            <w:instrText xml:space="preserve"> HYPERLINK \l _Toc11247 </w:instrText>
           </w:r>
           <w:r>
             <w:rPr>
@@ -3542,7 +3542,7 @@
             <w:fldChar w:fldCharType="begin"/>
           </w:r>
           <w:r>
-            <w:instrText xml:space="preserve"> PAGEREF _Toc22301 \h </w:instrText>
+            <w:instrText xml:space="preserve"> PAGEREF _Toc11247 \h </w:instrText>
           </w:r>
           <w:r>
             <w:fldChar w:fldCharType="separate"/>
@@ -3580,7 +3580,7 @@
               <w:rFonts w:hint="default"/>
               <w:lang w:val="en-US" w:eastAsia="zh-CN"/>
             </w:rPr>
-            <w:instrText xml:space="preserve"> HYPERLINK \l _Toc3082 </w:instrText>
+            <w:instrText xml:space="preserve"> HYPERLINK \l _Toc22119 </w:instrText>
           </w:r>
           <w:r>
             <w:rPr>
@@ -3605,7 +3605,7 @@
             <w:fldChar w:fldCharType="begin"/>
           </w:r>
           <w:r>
-            <w:instrText xml:space="preserve"> PAGEREF _Toc3082 \h </w:instrText>
+            <w:instrText xml:space="preserve"> PAGEREF _Toc22119 \h </w:instrText>
           </w:r>
           <w:r>
             <w:fldChar w:fldCharType="separate"/>
@@ -3643,7 +3643,7 @@
               <w:rFonts w:hint="default"/>
               <w:lang w:val="en-US" w:eastAsia="zh-CN"/>
             </w:rPr>
-            <w:instrText xml:space="preserve"> HYPERLINK \l _Toc30758 </w:instrText>
+            <w:instrText xml:space="preserve"> HYPERLINK \l _Toc5060 </w:instrText>
           </w:r>
           <w:r>
             <w:rPr>
@@ -3672,7 +3672,7 @@
             <w:fldChar w:fldCharType="begin"/>
           </w:r>
           <w:r>
-            <w:instrText xml:space="preserve"> PAGEREF _Toc30758 \h </w:instrText>
+            <w:instrText xml:space="preserve"> PAGEREF _Toc5060 \h </w:instrText>
           </w:r>
           <w:r>
             <w:fldChar w:fldCharType="separate"/>
@@ -3710,7 +3710,7 @@
               <w:rFonts w:hint="default"/>
               <w:lang w:val="en-US" w:eastAsia="zh-CN"/>
             </w:rPr>
-            <w:instrText xml:space="preserve"> HYPERLINK \l _Toc14302 </w:instrText>
+            <w:instrText xml:space="preserve"> HYPERLINK \l _Toc13652 </w:instrText>
           </w:r>
           <w:r>
             <w:rPr>
@@ -3738,7 +3738,7 @@
             <w:fldChar w:fldCharType="begin"/>
           </w:r>
           <w:r>
-            <w:instrText xml:space="preserve"> PAGEREF _Toc14302 \h </w:instrText>
+            <w:instrText xml:space="preserve"> PAGEREF _Toc13652 \h </w:instrText>
           </w:r>
           <w:r>
             <w:fldChar w:fldCharType="separate"/>
@@ -3776,7 +3776,7 @@
               <w:rFonts w:hint="default"/>
               <w:lang w:val="en-US" w:eastAsia="zh-CN"/>
             </w:rPr>
-            <w:instrText xml:space="preserve"> HYPERLINK \l _Toc16001 </w:instrText>
+            <w:instrText xml:space="preserve"> HYPERLINK \l _Toc21473 </w:instrText>
           </w:r>
           <w:r>
             <w:rPr>
@@ -3804,7 +3804,7 @@
             <w:fldChar w:fldCharType="begin"/>
           </w:r>
           <w:r>
-            <w:instrText xml:space="preserve"> PAGEREF _Toc16001 \h </w:instrText>
+            <w:instrText xml:space="preserve"> PAGEREF _Toc21473 \h </w:instrText>
           </w:r>
           <w:r>
             <w:fldChar w:fldCharType="separate"/>
@@ -3842,7 +3842,7 @@
               <w:rFonts w:hint="default"/>
               <w:lang w:val="en-US" w:eastAsia="zh-CN"/>
             </w:rPr>
-            <w:instrText xml:space="preserve"> HYPERLINK \l _Toc9058 </w:instrText>
+            <w:instrText xml:space="preserve"> HYPERLINK \l _Toc32243 </w:instrText>
           </w:r>
           <w:r>
             <w:rPr>
@@ -3870,7 +3870,7 @@
             <w:fldChar w:fldCharType="begin"/>
           </w:r>
           <w:r>
-            <w:instrText xml:space="preserve"> PAGEREF _Toc9058 \h </w:instrText>
+            <w:instrText xml:space="preserve"> PAGEREF _Toc32243 \h </w:instrText>
           </w:r>
           <w:r>
             <w:fldChar w:fldCharType="separate"/>
@@ -3908,7 +3908,7 @@
               <w:rFonts w:hint="default"/>
               <w:lang w:val="en-US" w:eastAsia="zh-CN"/>
             </w:rPr>
-            <w:instrText xml:space="preserve"> HYPERLINK \l _Toc27603 </w:instrText>
+            <w:instrText xml:space="preserve"> HYPERLINK \l _Toc66 </w:instrText>
           </w:r>
           <w:r>
             <w:rPr>
@@ -3936,7 +3936,7 @@
             <w:fldChar w:fldCharType="begin"/>
           </w:r>
           <w:r>
-            <w:instrText xml:space="preserve"> PAGEREF _Toc27603 \h </w:instrText>
+            <w:instrText xml:space="preserve"> PAGEREF _Toc66 \h </w:instrText>
           </w:r>
           <w:r>
             <w:fldChar w:fldCharType="separate"/>
@@ -3974,7 +3974,7 @@
               <w:rFonts w:hint="default"/>
               <w:lang w:val="en-US" w:eastAsia="zh-CN"/>
             </w:rPr>
-            <w:instrText xml:space="preserve"> HYPERLINK \l _Toc18676 </w:instrText>
+            <w:instrText xml:space="preserve"> HYPERLINK \l _Toc689 </w:instrText>
           </w:r>
           <w:r>
             <w:rPr>
@@ -4002,7 +4002,7 @@
             <w:fldChar w:fldCharType="begin"/>
           </w:r>
           <w:r>
-            <w:instrText xml:space="preserve"> PAGEREF _Toc18676 \h </w:instrText>
+            <w:instrText xml:space="preserve"> PAGEREF _Toc689 \h </w:instrText>
           </w:r>
           <w:r>
             <w:fldChar w:fldCharType="separate"/>
@@ -4040,7 +4040,7 @@
               <w:rFonts w:hint="default"/>
               <w:lang w:val="en-US" w:eastAsia="zh-CN"/>
             </w:rPr>
-            <w:instrText xml:space="preserve"> HYPERLINK \l _Toc31518 </w:instrText>
+            <w:instrText xml:space="preserve"> HYPERLINK \l _Toc32379 </w:instrText>
           </w:r>
           <w:r>
             <w:rPr>
@@ -4068,7 +4068,7 @@
             <w:fldChar w:fldCharType="begin"/>
           </w:r>
           <w:r>
-            <w:instrText xml:space="preserve"> PAGEREF _Toc31518 \h </w:instrText>
+            <w:instrText xml:space="preserve"> PAGEREF _Toc32379 \h </w:instrText>
           </w:r>
           <w:r>
             <w:fldChar w:fldCharType="separate"/>
@@ -4106,7 +4106,7 @@
               <w:rFonts w:hint="default"/>
               <w:lang w:val="en-US" w:eastAsia="zh-CN"/>
             </w:rPr>
-            <w:instrText xml:space="preserve"> HYPERLINK \l _Toc300 </w:instrText>
+            <w:instrText xml:space="preserve"> HYPERLINK \l _Toc25676 </w:instrText>
           </w:r>
           <w:r>
             <w:rPr>
@@ -4134,7 +4134,7 @@
             <w:fldChar w:fldCharType="begin"/>
           </w:r>
           <w:r>
-            <w:instrText xml:space="preserve"> PAGEREF _Toc300 \h </w:instrText>
+            <w:instrText xml:space="preserve"> PAGEREF _Toc25676 \h </w:instrText>
           </w:r>
           <w:r>
             <w:fldChar w:fldCharType="separate"/>
@@ -4172,7 +4172,7 @@
               <w:rFonts w:hint="default"/>
               <w:lang w:val="en-US" w:eastAsia="zh-CN"/>
             </w:rPr>
-            <w:instrText xml:space="preserve"> HYPERLINK \l _Toc28115 </w:instrText>
+            <w:instrText xml:space="preserve"> HYPERLINK \l _Toc16381 </w:instrText>
           </w:r>
           <w:r>
             <w:rPr>
@@ -4200,7 +4200,7 @@
             <w:fldChar w:fldCharType="begin"/>
           </w:r>
           <w:r>
-            <w:instrText xml:space="preserve"> PAGEREF _Toc28115 \h </w:instrText>
+            <w:instrText xml:space="preserve"> PAGEREF _Toc16381 \h </w:instrText>
           </w:r>
           <w:r>
             <w:fldChar w:fldCharType="separate"/>
@@ -4238,7 +4238,7 @@
               <w:rFonts w:hint="default"/>
               <w:lang w:val="en-US" w:eastAsia="zh-CN"/>
             </w:rPr>
-            <w:instrText xml:space="preserve"> HYPERLINK \l _Toc28186 </w:instrText>
+            <w:instrText xml:space="preserve"> HYPERLINK \l _Toc31595 </w:instrText>
           </w:r>
           <w:r>
             <w:rPr>
@@ -4263,7 +4263,7 @@
             <w:fldChar w:fldCharType="begin"/>
           </w:r>
           <w:r>
-            <w:instrText xml:space="preserve"> PAGEREF _Toc28186 \h </w:instrText>
+            <w:instrText xml:space="preserve"> PAGEREF _Toc31595 \h </w:instrText>
           </w:r>
           <w:r>
             <w:fldChar w:fldCharType="separate"/>
@@ -4301,7 +4301,7 @@
               <w:rFonts w:hint="default"/>
               <w:lang w:val="en-US" w:eastAsia="zh-CN"/>
             </w:rPr>
-            <w:instrText xml:space="preserve"> HYPERLINK \l _Toc4735 </w:instrText>
+            <w:instrText xml:space="preserve"> HYPERLINK \l _Toc15308 </w:instrText>
           </w:r>
           <w:r>
             <w:rPr>
@@ -4326,7 +4326,7 @@
             <w:fldChar w:fldCharType="begin"/>
           </w:r>
           <w:r>
-            <w:instrText xml:space="preserve"> PAGEREF _Toc4735 \h </w:instrText>
+            <w:instrText xml:space="preserve"> PAGEREF _Toc15308 \h </w:instrText>
           </w:r>
           <w:r>
             <w:fldChar w:fldCharType="separate"/>
@@ -4364,7 +4364,7 @@
               <w:rFonts w:hint="default"/>
               <w:lang w:val="en-US" w:eastAsia="zh-CN"/>
             </w:rPr>
-            <w:instrText xml:space="preserve"> HYPERLINK \l _Toc3543 </w:instrText>
+            <w:instrText xml:space="preserve"> HYPERLINK \l _Toc18459 </w:instrText>
           </w:r>
           <w:r>
             <w:rPr>
@@ -4389,7 +4389,7 @@
             <w:fldChar w:fldCharType="begin"/>
           </w:r>
           <w:r>
-            <w:instrText xml:space="preserve"> PAGEREF _Toc3543 \h </w:instrText>
+            <w:instrText xml:space="preserve"> PAGEREF _Toc18459 \h </w:instrText>
           </w:r>
           <w:r>
             <w:fldChar w:fldCharType="separate"/>
@@ -4485,33 +4485,6 @@
     </w:p>
     <w:p>
       <w:pPr>
-        <w:keepNext w:val="0"/>
-        <w:keepLines w:val="0"/>
-        <w:pageBreakBefore w:val="0"/>
-        <w:widowControl w:val="0"/>
-        <w:kinsoku w:val="0"/>
-        <w:wordWrap/>
-        <w:overflowPunct/>
-        <w:topLinePunct w:val="0"/>
-        <w:autoSpaceDE w:val="0"/>
-        <w:autoSpaceDN w:val="0"/>
-        <w:bidi w:val="0"/>
-        <w:adjustRightInd w:val="0"/>
-        <w:snapToGrid w:val="0"/>
-        <w:textAlignment w:val="baseline"/>
-        <w:rPr>
-          <w:rFonts w:hint="default" w:ascii="Arial" w:hAnsi="Arial" w:eastAsia="宋体" w:cs="Arial"/>
-          <w:snapToGrid w:val="0"/>
-          <w:color w:val="000000"/>
-          <w:kern w:val="0"/>
-          <w:sz w:val="21"/>
-          <w:szCs w:val="21"/>
-          <w:lang w:val="en-US" w:eastAsia="zh-CN" w:bidi="ar-SA"/>
-        </w:rPr>
-      </w:pPr>
-    </w:p>
-    <w:p>
-      <w:pPr>
         <w:pStyle w:val="28"/>
         <w:keepNext w:val="0"/>
         <w:keepLines w:val="0"/>
@@ -4528,7 +4501,9 @@
         <w:snapToGrid w:val="0"/>
         <w:textAlignment w:val="baseline"/>
       </w:pPr>
-      <w:bookmarkStart w:id="4" w:name="_Toc4678"/>
+      <w:bookmarkStart w:id="4" w:name="_Toc27710"/>
+      <w:bookmarkStart w:id="45" w:name="_GoBack"/>
+      <w:bookmarkEnd w:id="45"/>
       <w:r>
         <w:t>目的</w:t>
       </w:r>
@@ -4586,7 +4561,7 @@
       </w:pPr>
       <w:bookmarkStart w:id="5" w:name="bookmark2"/>
       <w:bookmarkEnd w:id="5"/>
-      <w:bookmarkStart w:id="6" w:name="_Toc2916"/>
+      <w:bookmarkStart w:id="6" w:name="_Toc13977"/>
       <w:r>
         <w:t>适应范围</w:t>
       </w:r>
@@ -4644,7 +4619,7 @@
       </w:pPr>
       <w:bookmarkStart w:id="7" w:name="bookmark3"/>
       <w:bookmarkEnd w:id="7"/>
-      <w:bookmarkStart w:id="8" w:name="_Toc26269"/>
+      <w:bookmarkStart w:id="8" w:name="_Toc29398"/>
       <w:r>
         <w:t>角色与职责</w:t>
       </w:r>
@@ -4831,7 +4806,7 @@
       </w:pPr>
       <w:bookmarkStart w:id="9" w:name="bookmark4"/>
       <w:bookmarkEnd w:id="9"/>
-      <w:bookmarkStart w:id="10" w:name="_Toc10730"/>
+      <w:bookmarkStart w:id="10" w:name="_Toc28703"/>
       <w:r>
         <w:t>服务目录修订参考依据</w:t>
       </w:r>
@@ -5037,7 +5012,7 @@
         <w:snapToGrid w:val="0"/>
         <w:textAlignment w:val="baseline"/>
       </w:pPr>
-      <w:bookmarkStart w:id="11" w:name="_Toc9991"/>
+      <w:bookmarkStart w:id="11" w:name="_Toc5752"/>
       <w:r>
         <w:t>流程描述</w:t>
       </w:r>
@@ -5063,7 +5038,7 @@
       </w:pPr>
       <w:bookmarkStart w:id="12" w:name="bookmark6"/>
       <w:bookmarkEnd w:id="12"/>
-      <w:bookmarkStart w:id="13" w:name="_Toc18639"/>
+      <w:bookmarkStart w:id="13" w:name="_Toc27718"/>
       <w:r>
         <w:t>输入和输出准则</w:t>
       </w:r>
@@ -5270,7 +5245,7 @@
         <w:snapToGrid w:val="0"/>
         <w:textAlignment w:val="baseline"/>
       </w:pPr>
-      <w:bookmarkStart w:id="14" w:name="_Toc3469"/>
+      <w:bookmarkStart w:id="14" w:name="_Toc26111"/>
       <w:r>
         <w:t>流程图</w:t>
       </w:r>
@@ -5360,7 +5335,7 @@
         <w:snapToGrid w:val="0"/>
         <w:textAlignment w:val="baseline"/>
       </w:pPr>
-      <w:bookmarkStart w:id="15" w:name="_Toc8389"/>
+      <w:bookmarkStart w:id="15" w:name="_Toc18011"/>
       <w:r>
         <w:t>流程描述</w:t>
       </w:r>
@@ -5384,7 +5359,7 @@
         <w:snapToGrid w:val="0"/>
         <w:textAlignment w:val="baseline"/>
       </w:pPr>
-      <w:bookmarkStart w:id="16" w:name="_Toc25522"/>
+      <w:bookmarkStart w:id="16" w:name="_Toc16352"/>
       <w:r>
         <w:t>收集需求</w:t>
       </w:r>
@@ -5585,7 +5560,7 @@
         <w:snapToGrid w:val="0"/>
         <w:textAlignment w:val="baseline"/>
       </w:pPr>
-      <w:bookmarkStart w:id="17" w:name="_Toc603"/>
+      <w:bookmarkStart w:id="17" w:name="_Toc14834"/>
       <w:r>
         <w:t>汇总需求</w:t>
       </w:r>
@@ -5638,7 +5613,7 @@
         <w:snapToGrid w:val="0"/>
         <w:textAlignment w:val="baseline"/>
       </w:pPr>
-      <w:bookmarkStart w:id="18" w:name="_Toc6275"/>
+      <w:bookmarkStart w:id="18" w:name="_Toc13453"/>
       <w:r>
         <w:t>修订服务目录</w:t>
       </w:r>
@@ -5691,7 +5666,7 @@
         <w:snapToGrid w:val="0"/>
         <w:textAlignment w:val="baseline"/>
       </w:pPr>
-      <w:bookmarkStart w:id="19" w:name="_Toc18003"/>
+      <w:bookmarkStart w:id="19" w:name="_Toc29750"/>
       <w:r>
         <w:t>评审</w:t>
       </w:r>
@@ -5791,14 +5766,9 @@
         <w:snapToGrid w:val="0"/>
         <w:textAlignment w:val="baseline"/>
       </w:pPr>
-      <w:bookmarkStart w:id="20" w:name="_Toc22516"/>
-      <w:r>
-        <w:t>审批服务目</w:t>
-      </w:r>
-      <w:bookmarkStart w:id="45" w:name="_GoBack"/>
-      <w:bookmarkEnd w:id="45"/>
-      <w:r>
-        <w:t>录</w:t>
+      <w:bookmarkStart w:id="20" w:name="_Toc10490"/>
+      <w:r>
+        <w:t>审批服务目录</w:t>
       </w:r>
       <w:bookmarkEnd w:id="20"/>
     </w:p>
@@ -5852,7 +5822,7 @@
         <w:snapToGrid w:val="0"/>
         <w:textAlignment w:val="baseline"/>
       </w:pPr>
-      <w:bookmarkStart w:id="21" w:name="_Toc19982"/>
+      <w:bookmarkStart w:id="21" w:name="_Toc26848"/>
       <w:r>
         <w:t>发布服务目录</w:t>
       </w:r>
@@ -5908,7 +5878,7 @@
         <w:snapToGrid w:val="0"/>
         <w:textAlignment w:val="baseline"/>
       </w:pPr>
-      <w:bookmarkStart w:id="22" w:name="_Toc13886"/>
+      <w:bookmarkStart w:id="22" w:name="_Toc8778"/>
       <w:r>
         <w:t>制度说明</w:t>
       </w:r>
@@ -5936,7 +5906,7 @@
       <w:bookmarkEnd w:id="23"/>
       <w:bookmarkStart w:id="24" w:name="bookmark10"/>
       <w:bookmarkEnd w:id="24"/>
-      <w:bookmarkStart w:id="25" w:name="_Toc31722"/>
+      <w:bookmarkStart w:id="25" w:name="_Toc4008"/>
       <w:r>
         <w:t>通过准则</w:t>
       </w:r>
@@ -5984,7 +5954,7 @@
       </w:pPr>
       <w:bookmarkStart w:id="26" w:name="bookmark11"/>
       <w:bookmarkEnd w:id="26"/>
-      <w:bookmarkStart w:id="27" w:name="_Toc22301"/>
+      <w:bookmarkStart w:id="27" w:name="_Toc11247"/>
       <w:r>
         <w:t>过程重要控制点</w:t>
       </w:r>
@@ -6052,7 +6022,7 @@
         <w:snapToGrid w:val="0"/>
         <w:textAlignment w:val="baseline"/>
       </w:pPr>
-      <w:bookmarkStart w:id="28" w:name="_Toc3082"/>
+      <w:bookmarkStart w:id="28" w:name="_Toc22119"/>
       <w:r>
         <w:t>过程测量指标</w:t>
       </w:r>
@@ -6194,7 +6164,7 @@
         <w:snapToGrid w:val="0"/>
         <w:textAlignment w:val="baseline"/>
       </w:pPr>
-      <w:bookmarkStart w:id="29" w:name="_Toc30758"/>
+      <w:bookmarkStart w:id="29" w:name="_Toc5060"/>
       <w:r>
         <w:rPr>
           <w:rFonts w:hint="eastAsia"/>
@@ -6253,7 +6223,7 @@
           <w:rFonts w:hint="eastAsia"/>
         </w:rPr>
       </w:pPr>
-      <w:bookmarkStart w:id="30" w:name="_Toc14302"/>
+      <w:bookmarkStart w:id="30" w:name="_Toc13652"/>
       <w:r>
         <w:rPr>
           <w:rFonts w:hint="eastAsia"/>
@@ -6395,7 +6365,7 @@
           <w:rFonts w:hint="eastAsia"/>
         </w:rPr>
       </w:pPr>
-      <w:bookmarkStart w:id="31" w:name="_Toc16001"/>
+      <w:bookmarkStart w:id="31" w:name="_Toc21473"/>
       <w:r>
         <w:rPr>
           <w:rFonts w:hint="eastAsia"/>
@@ -6621,7 +6591,7 @@
           <w:rFonts w:hint="eastAsia"/>
         </w:rPr>
       </w:pPr>
-      <w:bookmarkStart w:id="32" w:name="_Toc9058"/>
+      <w:bookmarkStart w:id="32" w:name="_Toc32243"/>
       <w:r>
         <w:rPr>
           <w:rFonts w:hint="eastAsia"/>
@@ -6679,7 +6649,7 @@
           <w:rFonts w:hint="eastAsia"/>
         </w:rPr>
       </w:pPr>
-      <w:bookmarkStart w:id="33" w:name="_Toc27603"/>
+      <w:bookmarkStart w:id="33" w:name="_Toc66"/>
       <w:r>
         <w:rPr>
           <w:rFonts w:hint="eastAsia"/>
@@ -6765,7 +6735,7 @@
           <w:rFonts w:hint="eastAsia"/>
         </w:rPr>
       </w:pPr>
-      <w:bookmarkStart w:id="34" w:name="_Toc18676"/>
+      <w:bookmarkStart w:id="34" w:name="_Toc689"/>
       <w:r>
         <w:rPr>
           <w:rFonts w:hint="eastAsia"/>
@@ -6823,7 +6793,7 @@
           <w:rFonts w:hint="eastAsia"/>
         </w:rPr>
       </w:pPr>
-      <w:bookmarkStart w:id="35" w:name="_Toc31518"/>
+      <w:bookmarkStart w:id="35" w:name="_Toc32379"/>
       <w:r>
         <w:rPr>
           <w:rFonts w:hint="eastAsia"/>
@@ -6881,7 +6851,7 @@
           <w:rFonts w:hint="eastAsia"/>
         </w:rPr>
       </w:pPr>
-      <w:bookmarkStart w:id="36" w:name="_Toc300"/>
+      <w:bookmarkStart w:id="36" w:name="_Toc25676"/>
       <w:r>
         <w:rPr>
           <w:rFonts w:hint="eastAsia"/>
@@ -6939,7 +6909,7 @@
           <w:rFonts w:hint="eastAsia"/>
         </w:rPr>
       </w:pPr>
-      <w:bookmarkStart w:id="37" w:name="_Toc28115"/>
+      <w:bookmarkStart w:id="37" w:name="_Toc16381"/>
       <w:r>
         <w:rPr>
           <w:rFonts w:hint="eastAsia"/>
@@ -7069,7 +7039,7 @@
         <w:snapToGrid w:val="0"/>
         <w:textAlignment w:val="baseline"/>
       </w:pPr>
-      <w:bookmarkStart w:id="38" w:name="_Toc28186"/>
+      <w:bookmarkStart w:id="38" w:name="_Toc31595"/>
       <w:r>
         <w:t>服务目录与其它流程的关系</w:t>
       </w:r>
@@ -7179,11 +7149,11 @@
       </w:pPr>
       <w:bookmarkStart w:id="39" w:name="bookmark13"/>
       <w:bookmarkEnd w:id="39"/>
-      <w:bookmarkStart w:id="40" w:name="bookmark12"/>
+      <w:bookmarkStart w:id="40" w:name="bookmark14"/>
       <w:bookmarkEnd w:id="40"/>
-      <w:bookmarkStart w:id="41" w:name="bookmark14"/>
+      <w:bookmarkStart w:id="41" w:name="bookmark12"/>
       <w:bookmarkEnd w:id="41"/>
-      <w:bookmarkStart w:id="42" w:name="_Toc4735"/>
+      <w:bookmarkStart w:id="42" w:name="_Toc15308"/>
       <w:r>
         <w:t>相关文档</w:t>
       </w:r>
@@ -7235,7 +7205,7 @@
       </w:pPr>
       <w:bookmarkStart w:id="43" w:name="bookmark15"/>
       <w:bookmarkEnd w:id="43"/>
-      <w:bookmarkStart w:id="44" w:name="_Toc3543"/>
+      <w:bookmarkStart w:id="44" w:name="_Toc18459"/>
       <w:r>
         <w:t>相关记录</w:t>
       </w:r>

--- a/1-运维服务目录/HXDL-ITSS-0101服务目录管理制度.docx
+++ b/1-运维服务目录/HXDL-ITSS-0101服务目录管理制度.docx
@@ -26,7 +26,7 @@
           <w:lang w:val="en-US" w:eastAsia="zh-CN"/>
         </w:rPr>
       </w:pPr>
-      <w:bookmarkStart w:id="0" w:name="_Toc6461"/>
+      <w:bookmarkStart w:id="0" w:name="_Toc11869"/>
       <w:r>
         <w:drawing>
           <wp:anchor distT="0" distB="0" distL="114300" distR="114300" simplePos="0" relativeHeight="251659264" behindDoc="1" locked="0" layoutInCell="1" allowOverlap="1">
@@ -112,7 +112,7 @@
           <w:lang w:val="en-US" w:eastAsia="zh-CN"/>
         </w:rPr>
       </w:pPr>
-      <w:bookmarkStart w:id="1" w:name="_Toc5881"/>
+      <w:bookmarkStart w:id="1" w:name="_Toc7604"/>
       <w:r>
         <w:rPr>
           <w:rFonts w:hint="eastAsia"/>
@@ -147,7 +147,7 @@
           <w:lang w:val="en-US" w:eastAsia="zh-CN"/>
         </w:rPr>
       </w:pPr>
-      <w:bookmarkStart w:id="2" w:name="_Toc3678"/>
+      <w:bookmarkStart w:id="2" w:name="_Toc12120"/>
       <w:r>
         <w:rPr>
           <w:rFonts w:hint="eastAsia"/>
@@ -680,7 +680,7 @@
           <w:szCs w:val="30"/>
         </w:rPr>
       </w:pPr>
-      <w:bookmarkStart w:id="3" w:name="_Toc3921"/>
+      <w:bookmarkStart w:id="3" w:name="_Toc30304"/>
       <w:r>
         <w:rPr>
           <w:rFonts w:ascii="宋体" w:hAnsi="宋体" w:eastAsia="宋体" w:cs="宋体"/>
@@ -2263,7 +2263,7 @@
               <w:rFonts w:hint="default"/>
               <w:lang w:val="en-US" w:eastAsia="zh-CN"/>
             </w:rPr>
-            <w:instrText xml:space="preserve"> HYPERLINK \l _Toc6461 </w:instrText>
+            <w:instrText xml:space="preserve"> HYPERLINK \l _Toc11869 </w:instrText>
           </w:r>
           <w:r>
             <w:rPr>
@@ -2286,7 +2286,7 @@
             <w:fldChar w:fldCharType="begin"/>
           </w:r>
           <w:r>
-            <w:instrText xml:space="preserve"> PAGEREF _Toc6461 \h </w:instrText>
+            <w:instrText xml:space="preserve"> PAGEREF _Toc11869 \h </w:instrText>
           </w:r>
           <w:r>
             <w:fldChar w:fldCharType="separate"/>
@@ -2324,7 +2324,7 @@
               <w:rFonts w:hint="default"/>
               <w:lang w:val="en-US" w:eastAsia="zh-CN"/>
             </w:rPr>
-            <w:instrText xml:space="preserve"> HYPERLINK \l _Toc5881 </w:instrText>
+            <w:instrText xml:space="preserve"> HYPERLINK \l _Toc7604 </w:instrText>
           </w:r>
           <w:r>
             <w:rPr>
@@ -2347,7 +2347,7 @@
             <w:fldChar w:fldCharType="begin"/>
           </w:r>
           <w:r>
-            <w:instrText xml:space="preserve"> PAGEREF _Toc5881 \h </w:instrText>
+            <w:instrText xml:space="preserve"> PAGEREF _Toc7604 \h </w:instrText>
           </w:r>
           <w:r>
             <w:fldChar w:fldCharType="separate"/>
@@ -2385,7 +2385,7 @@
               <w:rFonts w:hint="default"/>
               <w:lang w:val="en-US" w:eastAsia="zh-CN"/>
             </w:rPr>
-            <w:instrText xml:space="preserve"> HYPERLINK \l _Toc3678 </w:instrText>
+            <w:instrText xml:space="preserve"> HYPERLINK \l _Toc12120 </w:instrText>
           </w:r>
           <w:r>
             <w:rPr>
@@ -2408,7 +2408,7 @@
             <w:fldChar w:fldCharType="begin"/>
           </w:r>
           <w:r>
-            <w:instrText xml:space="preserve"> PAGEREF _Toc3678 \h </w:instrText>
+            <w:instrText xml:space="preserve"> PAGEREF _Toc12120 \h </w:instrText>
           </w:r>
           <w:r>
             <w:fldChar w:fldCharType="separate"/>
@@ -2446,7 +2446,7 @@
               <w:rFonts w:hint="default"/>
               <w:lang w:val="en-US" w:eastAsia="zh-CN"/>
             </w:rPr>
-            <w:instrText xml:space="preserve"> HYPERLINK \l _Toc3921 </w:instrText>
+            <w:instrText xml:space="preserve"> HYPERLINK \l _Toc30304 </w:instrText>
           </w:r>
           <w:r>
             <w:rPr>
@@ -2471,7 +2471,7 @@
             <w:fldChar w:fldCharType="begin"/>
           </w:r>
           <w:r>
-            <w:instrText xml:space="preserve"> PAGEREF _Toc3921 \h </w:instrText>
+            <w:instrText xml:space="preserve"> PAGEREF _Toc30304 \h </w:instrText>
           </w:r>
           <w:r>
             <w:fldChar w:fldCharType="separate"/>
@@ -2509,7 +2509,7 @@
               <w:rFonts w:hint="default"/>
               <w:lang w:val="en-US" w:eastAsia="zh-CN"/>
             </w:rPr>
-            <w:instrText xml:space="preserve"> HYPERLINK \l _Toc27710 </w:instrText>
+            <w:instrText xml:space="preserve"> HYPERLINK \l _Toc7330 </w:instrText>
           </w:r>
           <w:r>
             <w:rPr>
@@ -2534,7 +2534,7 @@
             <w:fldChar w:fldCharType="begin"/>
           </w:r>
           <w:r>
-            <w:instrText xml:space="preserve"> PAGEREF _Toc27710 \h </w:instrText>
+            <w:instrText xml:space="preserve"> PAGEREF _Toc7330 \h </w:instrText>
           </w:r>
           <w:r>
             <w:fldChar w:fldCharType="separate"/>
@@ -2572,7 +2572,7 @@
               <w:rFonts w:hint="default"/>
               <w:lang w:val="en-US" w:eastAsia="zh-CN"/>
             </w:rPr>
-            <w:instrText xml:space="preserve"> HYPERLINK \l _Toc13977 </w:instrText>
+            <w:instrText xml:space="preserve"> HYPERLINK \l _Toc10814 </w:instrText>
           </w:r>
           <w:r>
             <w:rPr>
@@ -2597,7 +2597,7 @@
             <w:fldChar w:fldCharType="begin"/>
           </w:r>
           <w:r>
-            <w:instrText xml:space="preserve"> PAGEREF _Toc13977 \h </w:instrText>
+            <w:instrText xml:space="preserve"> PAGEREF _Toc10814 \h </w:instrText>
           </w:r>
           <w:r>
             <w:fldChar w:fldCharType="separate"/>
@@ -2635,7 +2635,7 @@
               <w:rFonts w:hint="default"/>
               <w:lang w:val="en-US" w:eastAsia="zh-CN"/>
             </w:rPr>
-            <w:instrText xml:space="preserve"> HYPERLINK \l _Toc29398 </w:instrText>
+            <w:instrText xml:space="preserve"> HYPERLINK \l _Toc26866 </w:instrText>
           </w:r>
           <w:r>
             <w:rPr>
@@ -2660,7 +2660,7 @@
             <w:fldChar w:fldCharType="begin"/>
           </w:r>
           <w:r>
-            <w:instrText xml:space="preserve"> PAGEREF _Toc29398 \h </w:instrText>
+            <w:instrText xml:space="preserve"> PAGEREF _Toc26866 \h </w:instrText>
           </w:r>
           <w:r>
             <w:fldChar w:fldCharType="separate"/>
@@ -2698,7 +2698,7 @@
               <w:rFonts w:hint="default"/>
               <w:lang w:val="en-US" w:eastAsia="zh-CN"/>
             </w:rPr>
-            <w:instrText xml:space="preserve"> HYPERLINK \l _Toc28703 </w:instrText>
+            <w:instrText xml:space="preserve"> HYPERLINK \l _Toc31789 </w:instrText>
           </w:r>
           <w:r>
             <w:rPr>
@@ -2723,7 +2723,7 @@
             <w:fldChar w:fldCharType="begin"/>
           </w:r>
           <w:r>
-            <w:instrText xml:space="preserve"> PAGEREF _Toc28703 \h </w:instrText>
+            <w:instrText xml:space="preserve"> PAGEREF _Toc31789 \h </w:instrText>
           </w:r>
           <w:r>
             <w:fldChar w:fldCharType="separate"/>
@@ -2761,7 +2761,7 @@
               <w:rFonts w:hint="default"/>
               <w:lang w:val="en-US" w:eastAsia="zh-CN"/>
             </w:rPr>
-            <w:instrText xml:space="preserve"> HYPERLINK \l _Toc5752 </w:instrText>
+            <w:instrText xml:space="preserve"> HYPERLINK \l _Toc681 </w:instrText>
           </w:r>
           <w:r>
             <w:rPr>
@@ -2786,7 +2786,7 @@
             <w:fldChar w:fldCharType="begin"/>
           </w:r>
           <w:r>
-            <w:instrText xml:space="preserve"> PAGEREF _Toc5752 \h </w:instrText>
+            <w:instrText xml:space="preserve"> PAGEREF _Toc681 \h </w:instrText>
           </w:r>
           <w:r>
             <w:fldChar w:fldCharType="separate"/>
@@ -2824,7 +2824,7 @@
               <w:rFonts w:hint="default"/>
               <w:lang w:val="en-US" w:eastAsia="zh-CN"/>
             </w:rPr>
-            <w:instrText xml:space="preserve"> HYPERLINK \l _Toc27718 </w:instrText>
+            <w:instrText xml:space="preserve"> HYPERLINK \l _Toc25626 </w:instrText>
           </w:r>
           <w:r>
             <w:rPr>
@@ -2849,7 +2849,7 @@
             <w:fldChar w:fldCharType="begin"/>
           </w:r>
           <w:r>
-            <w:instrText xml:space="preserve"> PAGEREF _Toc27718 \h </w:instrText>
+            <w:instrText xml:space="preserve"> PAGEREF _Toc25626 \h </w:instrText>
           </w:r>
           <w:r>
             <w:fldChar w:fldCharType="separate"/>
@@ -2887,7 +2887,7 @@
               <w:rFonts w:hint="default"/>
               <w:lang w:val="en-US" w:eastAsia="zh-CN"/>
             </w:rPr>
-            <w:instrText xml:space="preserve"> HYPERLINK \l _Toc26111 </w:instrText>
+            <w:instrText xml:space="preserve"> HYPERLINK \l _Toc202 </w:instrText>
           </w:r>
           <w:r>
             <w:rPr>
@@ -2912,7 +2912,7 @@
             <w:fldChar w:fldCharType="begin"/>
           </w:r>
           <w:r>
-            <w:instrText xml:space="preserve"> PAGEREF _Toc26111 \h </w:instrText>
+            <w:instrText xml:space="preserve"> PAGEREF _Toc202 \h </w:instrText>
           </w:r>
           <w:r>
             <w:fldChar w:fldCharType="separate"/>
@@ -2950,7 +2950,7 @@
               <w:rFonts w:hint="default"/>
               <w:lang w:val="en-US" w:eastAsia="zh-CN"/>
             </w:rPr>
-            <w:instrText xml:space="preserve"> HYPERLINK \l _Toc18011 </w:instrText>
+            <w:instrText xml:space="preserve"> HYPERLINK \l _Toc18591 </w:instrText>
           </w:r>
           <w:r>
             <w:rPr>
@@ -2975,13 +2975,13 @@
             <w:fldChar w:fldCharType="begin"/>
           </w:r>
           <w:r>
-            <w:instrText xml:space="preserve"> PAGEREF _Toc18011 \h </w:instrText>
+            <w:instrText xml:space="preserve"> PAGEREF _Toc18591 \h </w:instrText>
           </w:r>
           <w:r>
             <w:fldChar w:fldCharType="separate"/>
           </w:r>
           <w:r>
-            <w:t>7</w:t>
+            <w:t>6</w:t>
           </w:r>
           <w:r>
             <w:fldChar w:fldCharType="end"/>
@@ -3013,7 +3013,7 @@
               <w:rFonts w:hint="default"/>
               <w:lang w:val="en-US" w:eastAsia="zh-CN"/>
             </w:rPr>
-            <w:instrText xml:space="preserve"> HYPERLINK \l _Toc16352 </w:instrText>
+            <w:instrText xml:space="preserve"> HYPERLINK \l _Toc13472 </w:instrText>
           </w:r>
           <w:r>
             <w:rPr>
@@ -3038,7 +3038,7 @@
             <w:fldChar w:fldCharType="begin"/>
           </w:r>
           <w:r>
-            <w:instrText xml:space="preserve"> PAGEREF _Toc16352 \h </w:instrText>
+            <w:instrText xml:space="preserve"> PAGEREF _Toc13472 \h </w:instrText>
           </w:r>
           <w:r>
             <w:fldChar w:fldCharType="separate"/>
@@ -3076,7 +3076,7 @@
               <w:rFonts w:hint="default"/>
               <w:lang w:val="en-US" w:eastAsia="zh-CN"/>
             </w:rPr>
-            <w:instrText xml:space="preserve"> HYPERLINK \l _Toc14834 </w:instrText>
+            <w:instrText xml:space="preserve"> HYPERLINK \l _Toc3727 </w:instrText>
           </w:r>
           <w:r>
             <w:rPr>
@@ -3101,7 +3101,7 @@
             <w:fldChar w:fldCharType="begin"/>
           </w:r>
           <w:r>
-            <w:instrText xml:space="preserve"> PAGEREF _Toc14834 \h </w:instrText>
+            <w:instrText xml:space="preserve"> PAGEREF _Toc3727 \h </w:instrText>
           </w:r>
           <w:r>
             <w:fldChar w:fldCharType="separate"/>
@@ -3139,7 +3139,7 @@
               <w:rFonts w:hint="default"/>
               <w:lang w:val="en-US" w:eastAsia="zh-CN"/>
             </w:rPr>
-            <w:instrText xml:space="preserve"> HYPERLINK \l _Toc13453 </w:instrText>
+            <w:instrText xml:space="preserve"> HYPERLINK \l _Toc11677 </w:instrText>
           </w:r>
           <w:r>
             <w:rPr>
@@ -3164,7 +3164,7 @@
             <w:fldChar w:fldCharType="begin"/>
           </w:r>
           <w:r>
-            <w:instrText xml:space="preserve"> PAGEREF _Toc13453 \h </w:instrText>
+            <w:instrText xml:space="preserve"> PAGEREF _Toc11677 \h </w:instrText>
           </w:r>
           <w:r>
             <w:fldChar w:fldCharType="separate"/>
@@ -3202,7 +3202,7 @@
               <w:rFonts w:hint="default"/>
               <w:lang w:val="en-US" w:eastAsia="zh-CN"/>
             </w:rPr>
-            <w:instrText xml:space="preserve"> HYPERLINK \l _Toc29750 </w:instrText>
+            <w:instrText xml:space="preserve"> HYPERLINK \l _Toc30163 </w:instrText>
           </w:r>
           <w:r>
             <w:rPr>
@@ -3227,7 +3227,7 @@
             <w:fldChar w:fldCharType="begin"/>
           </w:r>
           <w:r>
-            <w:instrText xml:space="preserve"> PAGEREF _Toc29750 \h </w:instrText>
+            <w:instrText xml:space="preserve"> PAGEREF _Toc30163 \h </w:instrText>
           </w:r>
           <w:r>
             <w:fldChar w:fldCharType="separate"/>
@@ -3265,7 +3265,7 @@
               <w:rFonts w:hint="default"/>
               <w:lang w:val="en-US" w:eastAsia="zh-CN"/>
             </w:rPr>
-            <w:instrText xml:space="preserve"> HYPERLINK \l _Toc10490 </w:instrText>
+            <w:instrText xml:space="preserve"> HYPERLINK \l _Toc26941 </w:instrText>
           </w:r>
           <w:r>
             <w:rPr>
@@ -3290,7 +3290,7 @@
             <w:fldChar w:fldCharType="begin"/>
           </w:r>
           <w:r>
-            <w:instrText xml:space="preserve"> PAGEREF _Toc10490 \h </w:instrText>
+            <w:instrText xml:space="preserve"> PAGEREF _Toc26941 \h </w:instrText>
           </w:r>
           <w:r>
             <w:fldChar w:fldCharType="separate"/>
@@ -3328,7 +3328,7 @@
               <w:rFonts w:hint="default"/>
               <w:lang w:val="en-US" w:eastAsia="zh-CN"/>
             </w:rPr>
-            <w:instrText xml:space="preserve"> HYPERLINK \l _Toc26848 </w:instrText>
+            <w:instrText xml:space="preserve"> HYPERLINK \l _Toc13899 </w:instrText>
           </w:r>
           <w:r>
             <w:rPr>
@@ -3353,7 +3353,7 @@
             <w:fldChar w:fldCharType="begin"/>
           </w:r>
           <w:r>
-            <w:instrText xml:space="preserve"> PAGEREF _Toc26848 \h </w:instrText>
+            <w:instrText xml:space="preserve"> PAGEREF _Toc13899 \h </w:instrText>
           </w:r>
           <w:r>
             <w:fldChar w:fldCharType="separate"/>
@@ -3391,7 +3391,7 @@
               <w:rFonts w:hint="default"/>
               <w:lang w:val="en-US" w:eastAsia="zh-CN"/>
             </w:rPr>
-            <w:instrText xml:space="preserve"> HYPERLINK \l _Toc8778 </w:instrText>
+            <w:instrText xml:space="preserve"> HYPERLINK \l _Toc30448 </w:instrText>
           </w:r>
           <w:r>
             <w:rPr>
@@ -3416,7 +3416,7 @@
             <w:fldChar w:fldCharType="begin"/>
           </w:r>
           <w:r>
-            <w:instrText xml:space="preserve"> PAGEREF _Toc8778 \h </w:instrText>
+            <w:instrText xml:space="preserve"> PAGEREF _Toc30448 \h </w:instrText>
           </w:r>
           <w:r>
             <w:fldChar w:fldCharType="separate"/>
@@ -3454,7 +3454,7 @@
               <w:rFonts w:hint="default"/>
               <w:lang w:val="en-US" w:eastAsia="zh-CN"/>
             </w:rPr>
-            <w:instrText xml:space="preserve"> HYPERLINK \l _Toc4008 </w:instrText>
+            <w:instrText xml:space="preserve"> HYPERLINK \l _Toc9353 </w:instrText>
           </w:r>
           <w:r>
             <w:rPr>
@@ -3479,7 +3479,7 @@
             <w:fldChar w:fldCharType="begin"/>
           </w:r>
           <w:r>
-            <w:instrText xml:space="preserve"> PAGEREF _Toc4008 \h </w:instrText>
+            <w:instrText xml:space="preserve"> PAGEREF _Toc9353 \h </w:instrText>
           </w:r>
           <w:r>
             <w:fldChar w:fldCharType="separate"/>
@@ -3517,7 +3517,7 @@
               <w:rFonts w:hint="default"/>
               <w:lang w:val="en-US" w:eastAsia="zh-CN"/>
             </w:rPr>
-            <w:instrText xml:space="preserve"> HYPERLINK \l _Toc11247 </w:instrText>
+            <w:instrText xml:space="preserve"> HYPERLINK \l _Toc22611 </w:instrText>
           </w:r>
           <w:r>
             <w:rPr>
@@ -3542,7 +3542,7 @@
             <w:fldChar w:fldCharType="begin"/>
           </w:r>
           <w:r>
-            <w:instrText xml:space="preserve"> PAGEREF _Toc11247 \h </w:instrText>
+            <w:instrText xml:space="preserve"> PAGEREF _Toc22611 \h </w:instrText>
           </w:r>
           <w:r>
             <w:fldChar w:fldCharType="separate"/>
@@ -3580,7 +3580,7 @@
               <w:rFonts w:hint="default"/>
               <w:lang w:val="en-US" w:eastAsia="zh-CN"/>
             </w:rPr>
-            <w:instrText xml:space="preserve"> HYPERLINK \l _Toc22119 </w:instrText>
+            <w:instrText xml:space="preserve"> HYPERLINK \l _Toc9639 </w:instrText>
           </w:r>
           <w:r>
             <w:rPr>
@@ -3605,7 +3605,7 @@
             <w:fldChar w:fldCharType="begin"/>
           </w:r>
           <w:r>
-            <w:instrText xml:space="preserve"> PAGEREF _Toc22119 \h </w:instrText>
+            <w:instrText xml:space="preserve"> PAGEREF _Toc9639 \h </w:instrText>
           </w:r>
           <w:r>
             <w:fldChar w:fldCharType="separate"/>
@@ -3643,7 +3643,7 @@
               <w:rFonts w:hint="default"/>
               <w:lang w:val="en-US" w:eastAsia="zh-CN"/>
             </w:rPr>
-            <w:instrText xml:space="preserve"> HYPERLINK \l _Toc5060 </w:instrText>
+            <w:instrText xml:space="preserve"> HYPERLINK \l _Toc26694 </w:instrText>
           </w:r>
           <w:r>
             <w:rPr>
@@ -3672,7 +3672,7 @@
             <w:fldChar w:fldCharType="begin"/>
           </w:r>
           <w:r>
-            <w:instrText xml:space="preserve"> PAGEREF _Toc5060 \h </w:instrText>
+            <w:instrText xml:space="preserve"> PAGEREF _Toc26694 \h </w:instrText>
           </w:r>
           <w:r>
             <w:fldChar w:fldCharType="separate"/>
@@ -3710,7 +3710,7 @@
               <w:rFonts w:hint="default"/>
               <w:lang w:val="en-US" w:eastAsia="zh-CN"/>
             </w:rPr>
-            <w:instrText xml:space="preserve"> HYPERLINK \l _Toc13652 </w:instrText>
+            <w:instrText xml:space="preserve"> HYPERLINK \l _Toc12933 </w:instrText>
           </w:r>
           <w:r>
             <w:rPr>
@@ -3738,7 +3738,7 @@
             <w:fldChar w:fldCharType="begin"/>
           </w:r>
           <w:r>
-            <w:instrText xml:space="preserve"> PAGEREF _Toc13652 \h </w:instrText>
+            <w:instrText xml:space="preserve"> PAGEREF _Toc12933 \h </w:instrText>
           </w:r>
           <w:r>
             <w:fldChar w:fldCharType="separate"/>
@@ -3776,7 +3776,7 @@
               <w:rFonts w:hint="default"/>
               <w:lang w:val="en-US" w:eastAsia="zh-CN"/>
             </w:rPr>
-            <w:instrText xml:space="preserve"> HYPERLINK \l _Toc21473 </w:instrText>
+            <w:instrText xml:space="preserve"> HYPERLINK \l _Toc10147 </w:instrText>
           </w:r>
           <w:r>
             <w:rPr>
@@ -3804,7 +3804,7 @@
             <w:fldChar w:fldCharType="begin"/>
           </w:r>
           <w:r>
-            <w:instrText xml:space="preserve"> PAGEREF _Toc21473 \h </w:instrText>
+            <w:instrText xml:space="preserve"> PAGEREF _Toc10147 \h </w:instrText>
           </w:r>
           <w:r>
             <w:fldChar w:fldCharType="separate"/>
@@ -3842,7 +3842,7 @@
               <w:rFonts w:hint="default"/>
               <w:lang w:val="en-US" w:eastAsia="zh-CN"/>
             </w:rPr>
-            <w:instrText xml:space="preserve"> HYPERLINK \l _Toc32243 </w:instrText>
+            <w:instrText xml:space="preserve"> HYPERLINK \l _Toc28204 </w:instrText>
           </w:r>
           <w:r>
             <w:rPr>
@@ -3870,7 +3870,7 @@
             <w:fldChar w:fldCharType="begin"/>
           </w:r>
           <w:r>
-            <w:instrText xml:space="preserve"> PAGEREF _Toc32243 \h </w:instrText>
+            <w:instrText xml:space="preserve"> PAGEREF _Toc28204 \h </w:instrText>
           </w:r>
           <w:r>
             <w:fldChar w:fldCharType="separate"/>
@@ -3908,7 +3908,7 @@
               <w:rFonts w:hint="default"/>
               <w:lang w:val="en-US" w:eastAsia="zh-CN"/>
             </w:rPr>
-            <w:instrText xml:space="preserve"> HYPERLINK \l _Toc66 </w:instrText>
+            <w:instrText xml:space="preserve"> HYPERLINK \l _Toc1174 </w:instrText>
           </w:r>
           <w:r>
             <w:rPr>
@@ -3936,7 +3936,7 @@
             <w:fldChar w:fldCharType="begin"/>
           </w:r>
           <w:r>
-            <w:instrText xml:space="preserve"> PAGEREF _Toc66 \h </w:instrText>
+            <w:instrText xml:space="preserve"> PAGEREF _Toc1174 \h </w:instrText>
           </w:r>
           <w:r>
             <w:fldChar w:fldCharType="separate"/>
@@ -3974,7 +3974,7 @@
               <w:rFonts w:hint="default"/>
               <w:lang w:val="en-US" w:eastAsia="zh-CN"/>
             </w:rPr>
-            <w:instrText xml:space="preserve"> HYPERLINK \l _Toc689 </w:instrText>
+            <w:instrText xml:space="preserve"> HYPERLINK \l _Toc12341 </w:instrText>
           </w:r>
           <w:r>
             <w:rPr>
@@ -4002,13 +4002,13 @@
             <w:fldChar w:fldCharType="begin"/>
           </w:r>
           <w:r>
-            <w:instrText xml:space="preserve"> PAGEREF _Toc689 \h </w:instrText>
+            <w:instrText xml:space="preserve"> PAGEREF _Toc12341 \h </w:instrText>
           </w:r>
           <w:r>
             <w:fldChar w:fldCharType="separate"/>
           </w:r>
           <w:r>
-            <w:t>10</w:t>
+            <w:t>9</w:t>
           </w:r>
           <w:r>
             <w:fldChar w:fldCharType="end"/>
@@ -4040,7 +4040,7 @@
               <w:rFonts w:hint="default"/>
               <w:lang w:val="en-US" w:eastAsia="zh-CN"/>
             </w:rPr>
-            <w:instrText xml:space="preserve"> HYPERLINK \l _Toc32379 </w:instrText>
+            <w:instrText xml:space="preserve"> HYPERLINK \l _Toc6644 </w:instrText>
           </w:r>
           <w:r>
             <w:rPr>
@@ -4068,7 +4068,7 @@
             <w:fldChar w:fldCharType="begin"/>
           </w:r>
           <w:r>
-            <w:instrText xml:space="preserve"> PAGEREF _Toc32379 \h </w:instrText>
+            <w:instrText xml:space="preserve"> PAGEREF _Toc6644 \h </w:instrText>
           </w:r>
           <w:r>
             <w:fldChar w:fldCharType="separate"/>
@@ -4106,7 +4106,7 @@
               <w:rFonts w:hint="default"/>
               <w:lang w:val="en-US" w:eastAsia="zh-CN"/>
             </w:rPr>
-            <w:instrText xml:space="preserve"> HYPERLINK \l _Toc25676 </w:instrText>
+            <w:instrText xml:space="preserve"> HYPERLINK \l _Toc11094 </w:instrText>
           </w:r>
           <w:r>
             <w:rPr>
@@ -4134,7 +4134,7 @@
             <w:fldChar w:fldCharType="begin"/>
           </w:r>
           <w:r>
-            <w:instrText xml:space="preserve"> PAGEREF _Toc25676 \h </w:instrText>
+            <w:instrText xml:space="preserve"> PAGEREF _Toc11094 \h </w:instrText>
           </w:r>
           <w:r>
             <w:fldChar w:fldCharType="separate"/>
@@ -4172,7 +4172,7 @@
               <w:rFonts w:hint="default"/>
               <w:lang w:val="en-US" w:eastAsia="zh-CN"/>
             </w:rPr>
-            <w:instrText xml:space="preserve"> HYPERLINK \l _Toc16381 </w:instrText>
+            <w:instrText xml:space="preserve"> HYPERLINK \l _Toc3580 </w:instrText>
           </w:r>
           <w:r>
             <w:rPr>
@@ -4200,7 +4200,7 @@
             <w:fldChar w:fldCharType="begin"/>
           </w:r>
           <w:r>
-            <w:instrText xml:space="preserve"> PAGEREF _Toc16381 \h </w:instrText>
+            <w:instrText xml:space="preserve"> PAGEREF _Toc3580 \h </w:instrText>
           </w:r>
           <w:r>
             <w:fldChar w:fldCharType="separate"/>
@@ -4238,7 +4238,7 @@
               <w:rFonts w:hint="default"/>
               <w:lang w:val="en-US" w:eastAsia="zh-CN"/>
             </w:rPr>
-            <w:instrText xml:space="preserve"> HYPERLINK \l _Toc31595 </w:instrText>
+            <w:instrText xml:space="preserve"> HYPERLINK \l _Toc22931 </w:instrText>
           </w:r>
           <w:r>
             <w:rPr>
@@ -4263,7 +4263,7 @@
             <w:fldChar w:fldCharType="begin"/>
           </w:r>
           <w:r>
-            <w:instrText xml:space="preserve"> PAGEREF _Toc31595 \h </w:instrText>
+            <w:instrText xml:space="preserve"> PAGEREF _Toc22931 \h </w:instrText>
           </w:r>
           <w:r>
             <w:fldChar w:fldCharType="separate"/>
@@ -4301,7 +4301,7 @@
               <w:rFonts w:hint="default"/>
               <w:lang w:val="en-US" w:eastAsia="zh-CN"/>
             </w:rPr>
-            <w:instrText xml:space="preserve"> HYPERLINK \l _Toc15308 </w:instrText>
+            <w:instrText xml:space="preserve"> HYPERLINK \l _Toc13414 </w:instrText>
           </w:r>
           <w:r>
             <w:rPr>
@@ -4326,7 +4326,7 @@
             <w:fldChar w:fldCharType="begin"/>
           </w:r>
           <w:r>
-            <w:instrText xml:space="preserve"> PAGEREF _Toc15308 \h </w:instrText>
+            <w:instrText xml:space="preserve"> PAGEREF _Toc13414 \h </w:instrText>
           </w:r>
           <w:r>
             <w:fldChar w:fldCharType="separate"/>
@@ -4364,7 +4364,7 @@
               <w:rFonts w:hint="default"/>
               <w:lang w:val="en-US" w:eastAsia="zh-CN"/>
             </w:rPr>
-            <w:instrText xml:space="preserve"> HYPERLINK \l _Toc18459 </w:instrText>
+            <w:instrText xml:space="preserve"> HYPERLINK \l _Toc25241 </w:instrText>
           </w:r>
           <w:r>
             <w:rPr>
@@ -4389,7 +4389,7 @@
             <w:fldChar w:fldCharType="begin"/>
           </w:r>
           <w:r>
-            <w:instrText xml:space="preserve"> PAGEREF _Toc18459 \h </w:instrText>
+            <w:instrText xml:space="preserve"> PAGEREF _Toc25241 \h </w:instrText>
           </w:r>
           <w:r>
             <w:fldChar w:fldCharType="separate"/>
@@ -4501,9 +4501,7 @@
         <w:snapToGrid w:val="0"/>
         <w:textAlignment w:val="baseline"/>
       </w:pPr>
-      <w:bookmarkStart w:id="4" w:name="_Toc27710"/>
-      <w:bookmarkStart w:id="45" w:name="_GoBack"/>
-      <w:bookmarkEnd w:id="45"/>
+      <w:bookmarkStart w:id="4" w:name="_Toc7330"/>
       <w:r>
         <w:t>目的</w:t>
       </w:r>
@@ -4561,7 +4559,7 @@
       </w:pPr>
       <w:bookmarkStart w:id="5" w:name="bookmark2"/>
       <w:bookmarkEnd w:id="5"/>
-      <w:bookmarkStart w:id="6" w:name="_Toc13977"/>
+      <w:bookmarkStart w:id="6" w:name="_Toc10814"/>
       <w:r>
         <w:t>适应范围</w:t>
       </w:r>
@@ -4619,7 +4617,7 @@
       </w:pPr>
       <w:bookmarkStart w:id="7" w:name="bookmark3"/>
       <w:bookmarkEnd w:id="7"/>
-      <w:bookmarkStart w:id="8" w:name="_Toc29398"/>
+      <w:bookmarkStart w:id="8" w:name="_Toc26866"/>
       <w:r>
         <w:t>角色与职责</w:t>
       </w:r>
@@ -4806,7 +4804,7 @@
       </w:pPr>
       <w:bookmarkStart w:id="9" w:name="bookmark4"/>
       <w:bookmarkEnd w:id="9"/>
-      <w:bookmarkStart w:id="10" w:name="_Toc28703"/>
+      <w:bookmarkStart w:id="10" w:name="_Toc31789"/>
       <w:r>
         <w:t>服务目录修订参考依据</w:t>
       </w:r>
@@ -4835,7 +4833,17 @@
         <w:textAlignment w:val="baseline"/>
       </w:pPr>
       <w:r>
-        <w:t>对服务目录的结构进行修改和调整，应满足服务产品系列调整和扩充的需要，并能清晰正确地反应服务发展目标；</w:t>
+        <w:t>对服务目录的结构进行修改和调整，应满足服务产品系列调整和扩充的需要，并能清晰正确地</w:t>
+      </w:r>
+      <w:r>
+        <w:rPr>
+          <w:rFonts w:hint="eastAsia"/>
+          <w:lang w:eastAsia="zh-CN"/>
+        </w:rPr>
+        <w:t>反映</w:t>
+      </w:r>
+      <w:r>
+        <w:t>服务发展目标；</w:t>
       </w:r>
     </w:p>
     <w:p>
@@ -5012,7 +5020,7 @@
         <w:snapToGrid w:val="0"/>
         <w:textAlignment w:val="baseline"/>
       </w:pPr>
-      <w:bookmarkStart w:id="11" w:name="_Toc5752"/>
+      <w:bookmarkStart w:id="11" w:name="_Toc681"/>
       <w:r>
         <w:t>流程描述</w:t>
       </w:r>
@@ -5038,7 +5046,7 @@
       </w:pPr>
       <w:bookmarkStart w:id="12" w:name="bookmark6"/>
       <w:bookmarkEnd w:id="12"/>
-      <w:bookmarkStart w:id="13" w:name="_Toc27718"/>
+      <w:bookmarkStart w:id="13" w:name="_Toc25626"/>
       <w:r>
         <w:t>输入和输出准则</w:t>
       </w:r>
@@ -5245,7 +5253,7 @@
         <w:snapToGrid w:val="0"/>
         <w:textAlignment w:val="baseline"/>
       </w:pPr>
-      <w:bookmarkStart w:id="14" w:name="_Toc26111"/>
+      <w:bookmarkStart w:id="14" w:name="_Toc202"/>
       <w:r>
         <w:t>流程图</w:t>
       </w:r>
@@ -5335,7 +5343,7 @@
         <w:snapToGrid w:val="0"/>
         <w:textAlignment w:val="baseline"/>
       </w:pPr>
-      <w:bookmarkStart w:id="15" w:name="_Toc18011"/>
+      <w:bookmarkStart w:id="15" w:name="_Toc18591"/>
       <w:r>
         <w:t>流程描述</w:t>
       </w:r>
@@ -5359,7 +5367,7 @@
         <w:snapToGrid w:val="0"/>
         <w:textAlignment w:val="baseline"/>
       </w:pPr>
-      <w:bookmarkStart w:id="16" w:name="_Toc16352"/>
+      <w:bookmarkStart w:id="16" w:name="_Toc13472"/>
       <w:r>
         <w:t>收集需求</w:t>
       </w:r>
@@ -5560,7 +5568,7 @@
         <w:snapToGrid w:val="0"/>
         <w:textAlignment w:val="baseline"/>
       </w:pPr>
-      <w:bookmarkStart w:id="17" w:name="_Toc14834"/>
+      <w:bookmarkStart w:id="17" w:name="_Toc3727"/>
       <w:r>
         <w:t>汇总需求</w:t>
       </w:r>
@@ -5613,7 +5621,7 @@
         <w:snapToGrid w:val="0"/>
         <w:textAlignment w:val="baseline"/>
       </w:pPr>
-      <w:bookmarkStart w:id="18" w:name="_Toc13453"/>
+      <w:bookmarkStart w:id="18" w:name="_Toc11677"/>
       <w:r>
         <w:t>修订服务目录</w:t>
       </w:r>
@@ -5666,7 +5674,7 @@
         <w:snapToGrid w:val="0"/>
         <w:textAlignment w:val="baseline"/>
       </w:pPr>
-      <w:bookmarkStart w:id="19" w:name="_Toc29750"/>
+      <w:bookmarkStart w:id="19" w:name="_Toc30163"/>
       <w:r>
         <w:t>评审</w:t>
       </w:r>
@@ -5766,7 +5774,7 @@
         <w:snapToGrid w:val="0"/>
         <w:textAlignment w:val="baseline"/>
       </w:pPr>
-      <w:bookmarkStart w:id="20" w:name="_Toc10490"/>
+      <w:bookmarkStart w:id="20" w:name="_Toc26941"/>
       <w:r>
         <w:t>审批服务目录</w:t>
       </w:r>
@@ -5822,7 +5830,7 @@
         <w:snapToGrid w:val="0"/>
         <w:textAlignment w:val="baseline"/>
       </w:pPr>
-      <w:bookmarkStart w:id="21" w:name="_Toc26848"/>
+      <w:bookmarkStart w:id="21" w:name="_Toc13899"/>
       <w:r>
         <w:t>发布服务目录</w:t>
       </w:r>
@@ -5878,7 +5886,7 @@
         <w:snapToGrid w:val="0"/>
         <w:textAlignment w:val="baseline"/>
       </w:pPr>
-      <w:bookmarkStart w:id="22" w:name="_Toc8778"/>
+      <w:bookmarkStart w:id="22" w:name="_Toc30448"/>
       <w:r>
         <w:t>制度说明</w:t>
       </w:r>
@@ -5906,7 +5914,7 @@
       <w:bookmarkEnd w:id="23"/>
       <w:bookmarkStart w:id="24" w:name="bookmark10"/>
       <w:bookmarkEnd w:id="24"/>
-      <w:bookmarkStart w:id="25" w:name="_Toc4008"/>
+      <w:bookmarkStart w:id="25" w:name="_Toc9353"/>
       <w:r>
         <w:t>通过准则</w:t>
       </w:r>
@@ -5954,7 +5962,7 @@
       </w:pPr>
       <w:bookmarkStart w:id="26" w:name="bookmark11"/>
       <w:bookmarkEnd w:id="26"/>
-      <w:bookmarkStart w:id="27" w:name="_Toc11247"/>
+      <w:bookmarkStart w:id="27" w:name="_Toc22611"/>
       <w:r>
         <w:t>过程重要控制点</w:t>
       </w:r>
@@ -6022,7 +6030,7 @@
         <w:snapToGrid w:val="0"/>
         <w:textAlignment w:val="baseline"/>
       </w:pPr>
-      <w:bookmarkStart w:id="28" w:name="_Toc22119"/>
+      <w:bookmarkStart w:id="28" w:name="_Toc9639"/>
       <w:r>
         <w:t>过程测量指标</w:t>
       </w:r>
@@ -6164,7 +6172,7 @@
         <w:snapToGrid w:val="0"/>
         <w:textAlignment w:val="baseline"/>
       </w:pPr>
-      <w:bookmarkStart w:id="29" w:name="_Toc5060"/>
+      <w:bookmarkStart w:id="29" w:name="_Toc26694"/>
       <w:r>
         <w:rPr>
           <w:rFonts w:hint="eastAsia"/>
@@ -6223,7 +6231,7 @@
           <w:rFonts w:hint="eastAsia"/>
         </w:rPr>
       </w:pPr>
-      <w:bookmarkStart w:id="30" w:name="_Toc13652"/>
+      <w:bookmarkStart w:id="30" w:name="_Toc12933"/>
       <w:r>
         <w:rPr>
           <w:rFonts w:hint="eastAsia"/>
@@ -6365,7 +6373,7 @@
           <w:rFonts w:hint="eastAsia"/>
         </w:rPr>
       </w:pPr>
-      <w:bookmarkStart w:id="31" w:name="_Toc21473"/>
+      <w:bookmarkStart w:id="31" w:name="_Toc10147"/>
       <w:r>
         <w:rPr>
           <w:rFonts w:hint="eastAsia"/>
@@ -6591,7 +6599,7 @@
           <w:rFonts w:hint="eastAsia"/>
         </w:rPr>
       </w:pPr>
-      <w:bookmarkStart w:id="32" w:name="_Toc32243"/>
+      <w:bookmarkStart w:id="32" w:name="_Toc28204"/>
       <w:r>
         <w:rPr>
           <w:rFonts w:hint="eastAsia"/>
@@ -6649,7 +6657,7 @@
           <w:rFonts w:hint="eastAsia"/>
         </w:rPr>
       </w:pPr>
-      <w:bookmarkStart w:id="33" w:name="_Toc66"/>
+      <w:bookmarkStart w:id="33" w:name="_Toc1174"/>
       <w:r>
         <w:rPr>
           <w:rFonts w:hint="eastAsia"/>
@@ -6735,7 +6743,7 @@
           <w:rFonts w:hint="eastAsia"/>
         </w:rPr>
       </w:pPr>
-      <w:bookmarkStart w:id="34" w:name="_Toc689"/>
+      <w:bookmarkStart w:id="34" w:name="_Toc12341"/>
       <w:r>
         <w:rPr>
           <w:rFonts w:hint="eastAsia"/>
@@ -6793,7 +6801,7 @@
           <w:rFonts w:hint="eastAsia"/>
         </w:rPr>
       </w:pPr>
-      <w:bookmarkStart w:id="35" w:name="_Toc32379"/>
+      <w:bookmarkStart w:id="35" w:name="_Toc6644"/>
       <w:r>
         <w:rPr>
           <w:rFonts w:hint="eastAsia"/>
@@ -6851,7 +6859,7 @@
           <w:rFonts w:hint="eastAsia"/>
         </w:rPr>
       </w:pPr>
-      <w:bookmarkStart w:id="36" w:name="_Toc25676"/>
+      <w:bookmarkStart w:id="36" w:name="_Toc11094"/>
       <w:r>
         <w:rPr>
           <w:rFonts w:hint="eastAsia"/>
@@ -6909,7 +6917,7 @@
           <w:rFonts w:hint="eastAsia"/>
         </w:rPr>
       </w:pPr>
-      <w:bookmarkStart w:id="37" w:name="_Toc16381"/>
+      <w:bookmarkStart w:id="37" w:name="_Toc3580"/>
       <w:r>
         <w:rPr>
           <w:rFonts w:hint="eastAsia"/>
@@ -7004,25 +7012,6 @@
     </w:p>
     <w:p>
       <w:pPr>
-        <w:pStyle w:val="29"/>
-        <w:keepNext w:val="0"/>
-        <w:keepLines w:val="0"/>
-        <w:pageBreakBefore w:val="0"/>
-        <w:widowControl w:val="0"/>
-        <w:kinsoku w:val="0"/>
-        <w:wordWrap/>
-        <w:overflowPunct/>
-        <w:topLinePunct w:val="0"/>
-        <w:autoSpaceDE w:val="0"/>
-        <w:autoSpaceDN w:val="0"/>
-        <w:bidi w:val="0"/>
-        <w:adjustRightInd w:val="0"/>
-        <w:snapToGrid w:val="0"/>
-        <w:textAlignment w:val="baseline"/>
-      </w:pPr>
-    </w:p>
-    <w:p>
-      <w:pPr>
         <w:pStyle w:val="28"/>
         <w:keepNext w:val="0"/>
         <w:keepLines w:val="0"/>
@@ -7039,7 +7028,9 @@
         <w:snapToGrid w:val="0"/>
         <w:textAlignment w:val="baseline"/>
       </w:pPr>
-      <w:bookmarkStart w:id="38" w:name="_Toc31595"/>
+      <w:bookmarkStart w:id="38" w:name="_Toc22931"/>
+      <w:bookmarkStart w:id="45" w:name="_GoBack"/>
+      <w:bookmarkEnd w:id="45"/>
       <w:r>
         <w:t>服务目录与其它流程的关系</w:t>
       </w:r>
@@ -7147,13 +7138,13 @@
         <w:snapToGrid w:val="0"/>
         <w:textAlignment w:val="baseline"/>
       </w:pPr>
-      <w:bookmarkStart w:id="39" w:name="bookmark13"/>
+      <w:bookmarkStart w:id="39" w:name="bookmark12"/>
       <w:bookmarkEnd w:id="39"/>
       <w:bookmarkStart w:id="40" w:name="bookmark14"/>
       <w:bookmarkEnd w:id="40"/>
-      <w:bookmarkStart w:id="41" w:name="bookmark12"/>
+      <w:bookmarkStart w:id="41" w:name="bookmark13"/>
       <w:bookmarkEnd w:id="41"/>
-      <w:bookmarkStart w:id="42" w:name="_Toc15308"/>
+      <w:bookmarkStart w:id="42" w:name="_Toc13414"/>
       <w:r>
         <w:t>相关文档</w:t>
       </w:r>
@@ -7205,7 +7196,7 @@
       </w:pPr>
       <w:bookmarkStart w:id="43" w:name="bookmark15"/>
       <w:bookmarkEnd w:id="43"/>
-      <w:bookmarkStart w:id="44" w:name="_Toc18459"/>
+      <w:bookmarkStart w:id="44" w:name="_Toc25241"/>
       <w:r>
         <w:t>相关记录</w:t>
       </w:r>

--- a/1-运维服务目录/HXDL-ITSS-0101服务目录管理制度.docx
+++ b/1-运维服务目录/HXDL-ITSS-0101服务目录管理制度.docx
@@ -26,7 +26,7 @@
           <w:lang w:val="en-US" w:eastAsia="zh-CN"/>
         </w:rPr>
       </w:pPr>
-      <w:bookmarkStart w:id="0" w:name="_Toc11869"/>
+      <w:bookmarkStart w:id="0" w:name="_Toc31448"/>
       <w:r>
         <w:drawing>
           <wp:anchor distT="0" distB="0" distL="114300" distR="114300" simplePos="0" relativeHeight="251659264" behindDoc="1" locked="0" layoutInCell="1" allowOverlap="1">
@@ -112,7 +112,7 @@
           <w:lang w:val="en-US" w:eastAsia="zh-CN"/>
         </w:rPr>
       </w:pPr>
-      <w:bookmarkStart w:id="1" w:name="_Toc7604"/>
+      <w:bookmarkStart w:id="1" w:name="_Toc27844"/>
       <w:r>
         <w:rPr>
           <w:rFonts w:hint="eastAsia"/>
@@ -147,7 +147,7 @@
           <w:lang w:val="en-US" w:eastAsia="zh-CN"/>
         </w:rPr>
       </w:pPr>
-      <w:bookmarkStart w:id="2" w:name="_Toc12120"/>
+      <w:bookmarkStart w:id="2" w:name="_Toc25460"/>
       <w:r>
         <w:rPr>
           <w:rFonts w:hint="eastAsia"/>
@@ -680,7 +680,7 @@
           <w:szCs w:val="30"/>
         </w:rPr>
       </w:pPr>
-      <w:bookmarkStart w:id="3" w:name="_Toc30304"/>
+      <w:bookmarkStart w:id="3" w:name="_Toc31162"/>
       <w:r>
         <w:rPr>
           <w:rFonts w:ascii="宋体" w:hAnsi="宋体" w:eastAsia="宋体" w:cs="宋体"/>
@@ -2230,6 +2230,8 @@
               <w:tab w:val="right" w:leader="dot" w:pos="8306"/>
             </w:tabs>
           </w:pPr>
+          <w:bookmarkStart w:id="45" w:name="_GoBack"/>
+          <w:bookmarkEnd w:id="45"/>
           <w:r>
             <w:rPr>
               <w:rFonts w:hint="default"/>
@@ -2263,7 +2265,7 @@
               <w:rFonts w:hint="default"/>
               <w:lang w:val="en-US" w:eastAsia="zh-CN"/>
             </w:rPr>
-            <w:instrText xml:space="preserve"> HYPERLINK \l _Toc11869 </w:instrText>
+            <w:instrText xml:space="preserve"> HYPERLINK \l _Toc31448 </w:instrText>
           </w:r>
           <w:r>
             <w:rPr>
@@ -2286,7 +2288,7 @@
             <w:fldChar w:fldCharType="begin"/>
           </w:r>
           <w:r>
-            <w:instrText xml:space="preserve"> PAGEREF _Toc11869 \h </w:instrText>
+            <w:instrText xml:space="preserve"> PAGEREF _Toc31448 \h </w:instrText>
           </w:r>
           <w:r>
             <w:fldChar w:fldCharType="separate"/>
@@ -2324,7 +2326,7 @@
               <w:rFonts w:hint="default"/>
               <w:lang w:val="en-US" w:eastAsia="zh-CN"/>
             </w:rPr>
-            <w:instrText xml:space="preserve"> HYPERLINK \l _Toc7604 </w:instrText>
+            <w:instrText xml:space="preserve"> HYPERLINK \l _Toc27844 </w:instrText>
           </w:r>
           <w:r>
             <w:rPr>
@@ -2347,7 +2349,7 @@
             <w:fldChar w:fldCharType="begin"/>
           </w:r>
           <w:r>
-            <w:instrText xml:space="preserve"> PAGEREF _Toc7604 \h </w:instrText>
+            <w:instrText xml:space="preserve"> PAGEREF _Toc27844 \h </w:instrText>
           </w:r>
           <w:r>
             <w:fldChar w:fldCharType="separate"/>
@@ -2385,7 +2387,7 @@
               <w:rFonts w:hint="default"/>
               <w:lang w:val="en-US" w:eastAsia="zh-CN"/>
             </w:rPr>
-            <w:instrText xml:space="preserve"> HYPERLINK \l _Toc12120 </w:instrText>
+            <w:instrText xml:space="preserve"> HYPERLINK \l _Toc25460 </w:instrText>
           </w:r>
           <w:r>
             <w:rPr>
@@ -2408,7 +2410,7 @@
             <w:fldChar w:fldCharType="begin"/>
           </w:r>
           <w:r>
-            <w:instrText xml:space="preserve"> PAGEREF _Toc12120 \h </w:instrText>
+            <w:instrText xml:space="preserve"> PAGEREF _Toc25460 \h </w:instrText>
           </w:r>
           <w:r>
             <w:fldChar w:fldCharType="separate"/>
@@ -2446,7 +2448,7 @@
               <w:rFonts w:hint="default"/>
               <w:lang w:val="en-US" w:eastAsia="zh-CN"/>
             </w:rPr>
-            <w:instrText xml:space="preserve"> HYPERLINK \l _Toc30304 </w:instrText>
+            <w:instrText xml:space="preserve"> HYPERLINK \l _Toc31162 </w:instrText>
           </w:r>
           <w:r>
             <w:rPr>
@@ -2471,7 +2473,7 @@
             <w:fldChar w:fldCharType="begin"/>
           </w:r>
           <w:r>
-            <w:instrText xml:space="preserve"> PAGEREF _Toc30304 \h </w:instrText>
+            <w:instrText xml:space="preserve"> PAGEREF _Toc31162 \h </w:instrText>
           </w:r>
           <w:r>
             <w:fldChar w:fldCharType="separate"/>
@@ -2509,7 +2511,7 @@
               <w:rFonts w:hint="default"/>
               <w:lang w:val="en-US" w:eastAsia="zh-CN"/>
             </w:rPr>
-            <w:instrText xml:space="preserve"> HYPERLINK \l _Toc7330 </w:instrText>
+            <w:instrText xml:space="preserve"> HYPERLINK \l _Toc26845 </w:instrText>
           </w:r>
           <w:r>
             <w:rPr>
@@ -2534,7 +2536,7 @@
             <w:fldChar w:fldCharType="begin"/>
           </w:r>
           <w:r>
-            <w:instrText xml:space="preserve"> PAGEREF _Toc7330 \h </w:instrText>
+            <w:instrText xml:space="preserve"> PAGEREF _Toc26845 \h </w:instrText>
           </w:r>
           <w:r>
             <w:fldChar w:fldCharType="separate"/>
@@ -2572,7 +2574,7 @@
               <w:rFonts w:hint="default"/>
               <w:lang w:val="en-US" w:eastAsia="zh-CN"/>
             </w:rPr>
-            <w:instrText xml:space="preserve"> HYPERLINK \l _Toc10814 </w:instrText>
+            <w:instrText xml:space="preserve"> HYPERLINK \l _Toc25282 </w:instrText>
           </w:r>
           <w:r>
             <w:rPr>
@@ -2597,7 +2599,7 @@
             <w:fldChar w:fldCharType="begin"/>
           </w:r>
           <w:r>
-            <w:instrText xml:space="preserve"> PAGEREF _Toc10814 \h </w:instrText>
+            <w:instrText xml:space="preserve"> PAGEREF _Toc25282 \h </w:instrText>
           </w:r>
           <w:r>
             <w:fldChar w:fldCharType="separate"/>
@@ -2635,7 +2637,7 @@
               <w:rFonts w:hint="default"/>
               <w:lang w:val="en-US" w:eastAsia="zh-CN"/>
             </w:rPr>
-            <w:instrText xml:space="preserve"> HYPERLINK \l _Toc26866 </w:instrText>
+            <w:instrText xml:space="preserve"> HYPERLINK \l _Toc18325 </w:instrText>
           </w:r>
           <w:r>
             <w:rPr>
@@ -2660,7 +2662,7 @@
             <w:fldChar w:fldCharType="begin"/>
           </w:r>
           <w:r>
-            <w:instrText xml:space="preserve"> PAGEREF _Toc26866 \h </w:instrText>
+            <w:instrText xml:space="preserve"> PAGEREF _Toc18325 \h </w:instrText>
           </w:r>
           <w:r>
             <w:fldChar w:fldCharType="separate"/>
@@ -2698,7 +2700,7 @@
               <w:rFonts w:hint="default"/>
               <w:lang w:val="en-US" w:eastAsia="zh-CN"/>
             </w:rPr>
-            <w:instrText xml:space="preserve"> HYPERLINK \l _Toc31789 </w:instrText>
+            <w:instrText xml:space="preserve"> HYPERLINK \l _Toc26694 </w:instrText>
           </w:r>
           <w:r>
             <w:rPr>
@@ -2723,7 +2725,7 @@
             <w:fldChar w:fldCharType="begin"/>
           </w:r>
           <w:r>
-            <w:instrText xml:space="preserve"> PAGEREF _Toc31789 \h </w:instrText>
+            <w:instrText xml:space="preserve"> PAGEREF _Toc26694 \h </w:instrText>
           </w:r>
           <w:r>
             <w:fldChar w:fldCharType="separate"/>
@@ -2761,7 +2763,7 @@
               <w:rFonts w:hint="default"/>
               <w:lang w:val="en-US" w:eastAsia="zh-CN"/>
             </w:rPr>
-            <w:instrText xml:space="preserve"> HYPERLINK \l _Toc681 </w:instrText>
+            <w:instrText xml:space="preserve"> HYPERLINK \l _Toc1187 </w:instrText>
           </w:r>
           <w:r>
             <w:rPr>
@@ -2786,7 +2788,7 @@
             <w:fldChar w:fldCharType="begin"/>
           </w:r>
           <w:r>
-            <w:instrText xml:space="preserve"> PAGEREF _Toc681 \h </w:instrText>
+            <w:instrText xml:space="preserve"> PAGEREF _Toc1187 \h </w:instrText>
           </w:r>
           <w:r>
             <w:fldChar w:fldCharType="separate"/>
@@ -2824,7 +2826,7 @@
               <w:rFonts w:hint="default"/>
               <w:lang w:val="en-US" w:eastAsia="zh-CN"/>
             </w:rPr>
-            <w:instrText xml:space="preserve"> HYPERLINK \l _Toc25626 </w:instrText>
+            <w:instrText xml:space="preserve"> HYPERLINK \l _Toc12393 </w:instrText>
           </w:r>
           <w:r>
             <w:rPr>
@@ -2849,7 +2851,7 @@
             <w:fldChar w:fldCharType="begin"/>
           </w:r>
           <w:r>
-            <w:instrText xml:space="preserve"> PAGEREF _Toc25626 \h </w:instrText>
+            <w:instrText xml:space="preserve"> PAGEREF _Toc12393 \h </w:instrText>
           </w:r>
           <w:r>
             <w:fldChar w:fldCharType="separate"/>
@@ -2887,7 +2889,7 @@
               <w:rFonts w:hint="default"/>
               <w:lang w:val="en-US" w:eastAsia="zh-CN"/>
             </w:rPr>
-            <w:instrText xml:space="preserve"> HYPERLINK \l _Toc202 </w:instrText>
+            <w:instrText xml:space="preserve"> HYPERLINK \l _Toc30196 </w:instrText>
           </w:r>
           <w:r>
             <w:rPr>
@@ -2912,7 +2914,7 @@
             <w:fldChar w:fldCharType="begin"/>
           </w:r>
           <w:r>
-            <w:instrText xml:space="preserve"> PAGEREF _Toc202 \h </w:instrText>
+            <w:instrText xml:space="preserve"> PAGEREF _Toc30196 \h </w:instrText>
           </w:r>
           <w:r>
             <w:fldChar w:fldCharType="separate"/>
@@ -2950,7 +2952,7 @@
               <w:rFonts w:hint="default"/>
               <w:lang w:val="en-US" w:eastAsia="zh-CN"/>
             </w:rPr>
-            <w:instrText xml:space="preserve"> HYPERLINK \l _Toc18591 </w:instrText>
+            <w:instrText xml:space="preserve"> HYPERLINK \l _Toc10350 </w:instrText>
           </w:r>
           <w:r>
             <w:rPr>
@@ -2975,7 +2977,7 @@
             <w:fldChar w:fldCharType="begin"/>
           </w:r>
           <w:r>
-            <w:instrText xml:space="preserve"> PAGEREF _Toc18591 \h </w:instrText>
+            <w:instrText xml:space="preserve"> PAGEREF _Toc10350 \h </w:instrText>
           </w:r>
           <w:r>
             <w:fldChar w:fldCharType="separate"/>
@@ -3013,7 +3015,7 @@
               <w:rFonts w:hint="default"/>
               <w:lang w:val="en-US" w:eastAsia="zh-CN"/>
             </w:rPr>
-            <w:instrText xml:space="preserve"> HYPERLINK \l _Toc13472 </w:instrText>
+            <w:instrText xml:space="preserve"> HYPERLINK \l _Toc11930 </w:instrText>
           </w:r>
           <w:r>
             <w:rPr>
@@ -3038,7 +3040,7 @@
             <w:fldChar w:fldCharType="begin"/>
           </w:r>
           <w:r>
-            <w:instrText xml:space="preserve"> PAGEREF _Toc13472 \h </w:instrText>
+            <w:instrText xml:space="preserve"> PAGEREF _Toc11930 \h </w:instrText>
           </w:r>
           <w:r>
             <w:fldChar w:fldCharType="separate"/>
@@ -3076,7 +3078,7 @@
               <w:rFonts w:hint="default"/>
               <w:lang w:val="en-US" w:eastAsia="zh-CN"/>
             </w:rPr>
-            <w:instrText xml:space="preserve"> HYPERLINK \l _Toc3727 </w:instrText>
+            <w:instrText xml:space="preserve"> HYPERLINK \l _Toc3706 </w:instrText>
           </w:r>
           <w:r>
             <w:rPr>
@@ -3101,7 +3103,7 @@
             <w:fldChar w:fldCharType="begin"/>
           </w:r>
           <w:r>
-            <w:instrText xml:space="preserve"> PAGEREF _Toc3727 \h </w:instrText>
+            <w:instrText xml:space="preserve"> PAGEREF _Toc3706 \h </w:instrText>
           </w:r>
           <w:r>
             <w:fldChar w:fldCharType="separate"/>
@@ -3139,7 +3141,7 @@
               <w:rFonts w:hint="default"/>
               <w:lang w:val="en-US" w:eastAsia="zh-CN"/>
             </w:rPr>
-            <w:instrText xml:space="preserve"> HYPERLINK \l _Toc11677 </w:instrText>
+            <w:instrText xml:space="preserve"> HYPERLINK \l _Toc30235 </w:instrText>
           </w:r>
           <w:r>
             <w:rPr>
@@ -3164,7 +3166,7 @@
             <w:fldChar w:fldCharType="begin"/>
           </w:r>
           <w:r>
-            <w:instrText xml:space="preserve"> PAGEREF _Toc11677 \h </w:instrText>
+            <w:instrText xml:space="preserve"> PAGEREF _Toc30235 \h </w:instrText>
           </w:r>
           <w:r>
             <w:fldChar w:fldCharType="separate"/>
@@ -3202,7 +3204,7 @@
               <w:rFonts w:hint="default"/>
               <w:lang w:val="en-US" w:eastAsia="zh-CN"/>
             </w:rPr>
-            <w:instrText xml:space="preserve"> HYPERLINK \l _Toc30163 </w:instrText>
+            <w:instrText xml:space="preserve"> HYPERLINK \l _Toc20004 </w:instrText>
           </w:r>
           <w:r>
             <w:rPr>
@@ -3227,7 +3229,7 @@
             <w:fldChar w:fldCharType="begin"/>
           </w:r>
           <w:r>
-            <w:instrText xml:space="preserve"> PAGEREF _Toc30163 \h </w:instrText>
+            <w:instrText xml:space="preserve"> PAGEREF _Toc20004 \h </w:instrText>
           </w:r>
           <w:r>
             <w:fldChar w:fldCharType="separate"/>
@@ -3265,7 +3267,7 @@
               <w:rFonts w:hint="default"/>
               <w:lang w:val="en-US" w:eastAsia="zh-CN"/>
             </w:rPr>
-            <w:instrText xml:space="preserve"> HYPERLINK \l _Toc26941 </w:instrText>
+            <w:instrText xml:space="preserve"> HYPERLINK \l _Toc27446 </w:instrText>
           </w:r>
           <w:r>
             <w:rPr>
@@ -3290,7 +3292,7 @@
             <w:fldChar w:fldCharType="begin"/>
           </w:r>
           <w:r>
-            <w:instrText xml:space="preserve"> PAGEREF _Toc26941 \h </w:instrText>
+            <w:instrText xml:space="preserve"> PAGEREF _Toc27446 \h </w:instrText>
           </w:r>
           <w:r>
             <w:fldChar w:fldCharType="separate"/>
@@ -3328,7 +3330,7 @@
               <w:rFonts w:hint="default"/>
               <w:lang w:val="en-US" w:eastAsia="zh-CN"/>
             </w:rPr>
-            <w:instrText xml:space="preserve"> HYPERLINK \l _Toc13899 </w:instrText>
+            <w:instrText xml:space="preserve"> HYPERLINK \l _Toc28330 </w:instrText>
           </w:r>
           <w:r>
             <w:rPr>
@@ -3353,7 +3355,7 @@
             <w:fldChar w:fldCharType="begin"/>
           </w:r>
           <w:r>
-            <w:instrText xml:space="preserve"> PAGEREF _Toc13899 \h </w:instrText>
+            <w:instrText xml:space="preserve"> PAGEREF _Toc28330 \h </w:instrText>
           </w:r>
           <w:r>
             <w:fldChar w:fldCharType="separate"/>
@@ -3391,7 +3393,7 @@
               <w:rFonts w:hint="default"/>
               <w:lang w:val="en-US" w:eastAsia="zh-CN"/>
             </w:rPr>
-            <w:instrText xml:space="preserve"> HYPERLINK \l _Toc30448 </w:instrText>
+            <w:instrText xml:space="preserve"> HYPERLINK \l _Toc13762 </w:instrText>
           </w:r>
           <w:r>
             <w:rPr>
@@ -3416,7 +3418,7 @@
             <w:fldChar w:fldCharType="begin"/>
           </w:r>
           <w:r>
-            <w:instrText xml:space="preserve"> PAGEREF _Toc30448 \h </w:instrText>
+            <w:instrText xml:space="preserve"> PAGEREF _Toc13762 \h </w:instrText>
           </w:r>
           <w:r>
             <w:fldChar w:fldCharType="separate"/>
@@ -3454,7 +3456,7 @@
               <w:rFonts w:hint="default"/>
               <w:lang w:val="en-US" w:eastAsia="zh-CN"/>
             </w:rPr>
-            <w:instrText xml:space="preserve"> HYPERLINK \l _Toc9353 </w:instrText>
+            <w:instrText xml:space="preserve"> HYPERLINK \l _Toc1999 </w:instrText>
           </w:r>
           <w:r>
             <w:rPr>
@@ -3479,7 +3481,7 @@
             <w:fldChar w:fldCharType="begin"/>
           </w:r>
           <w:r>
-            <w:instrText xml:space="preserve"> PAGEREF _Toc9353 \h </w:instrText>
+            <w:instrText xml:space="preserve"> PAGEREF _Toc1999 \h </w:instrText>
           </w:r>
           <w:r>
             <w:fldChar w:fldCharType="separate"/>
@@ -3517,7 +3519,7 @@
               <w:rFonts w:hint="default"/>
               <w:lang w:val="en-US" w:eastAsia="zh-CN"/>
             </w:rPr>
-            <w:instrText xml:space="preserve"> HYPERLINK \l _Toc22611 </w:instrText>
+            <w:instrText xml:space="preserve"> HYPERLINK \l _Toc2197 </w:instrText>
           </w:r>
           <w:r>
             <w:rPr>
@@ -3542,7 +3544,7 @@
             <w:fldChar w:fldCharType="begin"/>
           </w:r>
           <w:r>
-            <w:instrText xml:space="preserve"> PAGEREF _Toc22611 \h </w:instrText>
+            <w:instrText xml:space="preserve"> PAGEREF _Toc2197 \h </w:instrText>
           </w:r>
           <w:r>
             <w:fldChar w:fldCharType="separate"/>
@@ -3580,7 +3582,7 @@
               <w:rFonts w:hint="default"/>
               <w:lang w:val="en-US" w:eastAsia="zh-CN"/>
             </w:rPr>
-            <w:instrText xml:space="preserve"> HYPERLINK \l _Toc9639 </w:instrText>
+            <w:instrText xml:space="preserve"> HYPERLINK \l _Toc6830 </w:instrText>
           </w:r>
           <w:r>
             <w:rPr>
@@ -3605,7 +3607,7 @@
             <w:fldChar w:fldCharType="begin"/>
           </w:r>
           <w:r>
-            <w:instrText xml:space="preserve"> PAGEREF _Toc9639 \h </w:instrText>
+            <w:instrText xml:space="preserve"> PAGEREF _Toc6830 \h </w:instrText>
           </w:r>
           <w:r>
             <w:fldChar w:fldCharType="separate"/>
@@ -3643,7 +3645,7 @@
               <w:rFonts w:hint="default"/>
               <w:lang w:val="en-US" w:eastAsia="zh-CN"/>
             </w:rPr>
-            <w:instrText xml:space="preserve"> HYPERLINK \l _Toc26694 </w:instrText>
+            <w:instrText xml:space="preserve"> HYPERLINK \l _Toc31637 </w:instrText>
           </w:r>
           <w:r>
             <w:rPr>
@@ -3672,7 +3674,7 @@
             <w:fldChar w:fldCharType="begin"/>
           </w:r>
           <w:r>
-            <w:instrText xml:space="preserve"> PAGEREF _Toc26694 \h </w:instrText>
+            <w:instrText xml:space="preserve"> PAGEREF _Toc31637 \h </w:instrText>
           </w:r>
           <w:r>
             <w:fldChar w:fldCharType="separate"/>
@@ -3710,7 +3712,7 @@
               <w:rFonts w:hint="default"/>
               <w:lang w:val="en-US" w:eastAsia="zh-CN"/>
             </w:rPr>
-            <w:instrText xml:space="preserve"> HYPERLINK \l _Toc12933 </w:instrText>
+            <w:instrText xml:space="preserve"> HYPERLINK \l _Toc22011 </w:instrText>
           </w:r>
           <w:r>
             <w:rPr>
@@ -3738,7 +3740,7 @@
             <w:fldChar w:fldCharType="begin"/>
           </w:r>
           <w:r>
-            <w:instrText xml:space="preserve"> PAGEREF _Toc12933 \h </w:instrText>
+            <w:instrText xml:space="preserve"> PAGEREF _Toc22011 \h </w:instrText>
           </w:r>
           <w:r>
             <w:fldChar w:fldCharType="separate"/>
@@ -3776,7 +3778,7 @@
               <w:rFonts w:hint="default"/>
               <w:lang w:val="en-US" w:eastAsia="zh-CN"/>
             </w:rPr>
-            <w:instrText xml:space="preserve"> HYPERLINK \l _Toc10147 </w:instrText>
+            <w:instrText xml:space="preserve"> HYPERLINK \l _Toc18274 </w:instrText>
           </w:r>
           <w:r>
             <w:rPr>
@@ -3795,7 +3797,7 @@
             <w:rPr>
               <w:rFonts w:hint="eastAsia"/>
             </w:rPr>
-            <w:t>改进输入（触发源与信息收集）</w:t>
+            <w:t>改进输入</w:t>
           </w:r>
           <w:r>
             <w:tab/>
@@ -3804,7 +3806,7 @@
             <w:fldChar w:fldCharType="begin"/>
           </w:r>
           <w:r>
-            <w:instrText xml:space="preserve"> PAGEREF _Toc10147 \h </w:instrText>
+            <w:instrText xml:space="preserve"> PAGEREF _Toc18274 \h </w:instrText>
           </w:r>
           <w:r>
             <w:fldChar w:fldCharType="separate"/>
@@ -3842,7 +3844,7 @@
               <w:rFonts w:hint="default"/>
               <w:lang w:val="en-US" w:eastAsia="zh-CN"/>
             </w:rPr>
-            <w:instrText xml:space="preserve"> HYPERLINK \l _Toc28204 </w:instrText>
+            <w:instrText xml:space="preserve"> HYPERLINK \l _Toc18837 </w:instrText>
           </w:r>
           <w:r>
             <w:rPr>
@@ -3870,7 +3872,7 @@
             <w:fldChar w:fldCharType="begin"/>
           </w:r>
           <w:r>
-            <w:instrText xml:space="preserve"> PAGEREF _Toc28204 \h </w:instrText>
+            <w:instrText xml:space="preserve"> PAGEREF _Toc18837 \h </w:instrText>
           </w:r>
           <w:r>
             <w:fldChar w:fldCharType="separate"/>
@@ -3908,7 +3910,7 @@
               <w:rFonts w:hint="default"/>
               <w:lang w:val="en-US" w:eastAsia="zh-CN"/>
             </w:rPr>
-            <w:instrText xml:space="preserve"> HYPERLINK \l _Toc1174 </w:instrText>
+            <w:instrText xml:space="preserve"> HYPERLINK \l _Toc30520 </w:instrText>
           </w:r>
           <w:r>
             <w:rPr>
@@ -3936,7 +3938,7 @@
             <w:fldChar w:fldCharType="begin"/>
           </w:r>
           <w:r>
-            <w:instrText xml:space="preserve"> PAGEREF _Toc1174 \h </w:instrText>
+            <w:instrText xml:space="preserve"> PAGEREF _Toc30520 \h </w:instrText>
           </w:r>
           <w:r>
             <w:fldChar w:fldCharType="separate"/>
@@ -3974,7 +3976,7 @@
               <w:rFonts w:hint="default"/>
               <w:lang w:val="en-US" w:eastAsia="zh-CN"/>
             </w:rPr>
-            <w:instrText xml:space="preserve"> HYPERLINK \l _Toc12341 </w:instrText>
+            <w:instrText xml:space="preserve"> HYPERLINK \l _Toc27471 </w:instrText>
           </w:r>
           <w:r>
             <w:rPr>
@@ -4002,7 +4004,7 @@
             <w:fldChar w:fldCharType="begin"/>
           </w:r>
           <w:r>
-            <w:instrText xml:space="preserve"> PAGEREF _Toc12341 \h </w:instrText>
+            <w:instrText xml:space="preserve"> PAGEREF _Toc27471 \h </w:instrText>
           </w:r>
           <w:r>
             <w:fldChar w:fldCharType="separate"/>
@@ -4040,7 +4042,7 @@
               <w:rFonts w:hint="default"/>
               <w:lang w:val="en-US" w:eastAsia="zh-CN"/>
             </w:rPr>
-            <w:instrText xml:space="preserve"> HYPERLINK \l _Toc6644 </w:instrText>
+            <w:instrText xml:space="preserve"> HYPERLINK \l _Toc2809 </w:instrText>
           </w:r>
           <w:r>
             <w:rPr>
@@ -4068,7 +4070,7 @@
             <w:fldChar w:fldCharType="begin"/>
           </w:r>
           <w:r>
-            <w:instrText xml:space="preserve"> PAGEREF _Toc6644 \h </w:instrText>
+            <w:instrText xml:space="preserve"> PAGEREF _Toc2809 \h </w:instrText>
           </w:r>
           <w:r>
             <w:fldChar w:fldCharType="separate"/>
@@ -4106,7 +4108,7 @@
               <w:rFonts w:hint="default"/>
               <w:lang w:val="en-US" w:eastAsia="zh-CN"/>
             </w:rPr>
-            <w:instrText xml:space="preserve"> HYPERLINK \l _Toc11094 </w:instrText>
+            <w:instrText xml:space="preserve"> HYPERLINK \l _Toc8026 </w:instrText>
           </w:r>
           <w:r>
             <w:rPr>
@@ -4134,7 +4136,7 @@
             <w:fldChar w:fldCharType="begin"/>
           </w:r>
           <w:r>
-            <w:instrText xml:space="preserve"> PAGEREF _Toc11094 \h </w:instrText>
+            <w:instrText xml:space="preserve"> PAGEREF _Toc8026 \h </w:instrText>
           </w:r>
           <w:r>
             <w:fldChar w:fldCharType="separate"/>
@@ -4172,7 +4174,7 @@
               <w:rFonts w:hint="default"/>
               <w:lang w:val="en-US" w:eastAsia="zh-CN"/>
             </w:rPr>
-            <w:instrText xml:space="preserve"> HYPERLINK \l _Toc3580 </w:instrText>
+            <w:instrText xml:space="preserve"> HYPERLINK \l _Toc4743 </w:instrText>
           </w:r>
           <w:r>
             <w:rPr>
@@ -4200,7 +4202,7 @@
             <w:fldChar w:fldCharType="begin"/>
           </w:r>
           <w:r>
-            <w:instrText xml:space="preserve"> PAGEREF _Toc3580 \h </w:instrText>
+            <w:instrText xml:space="preserve"> PAGEREF _Toc4743 \h </w:instrText>
           </w:r>
           <w:r>
             <w:fldChar w:fldCharType="separate"/>
@@ -4238,7 +4240,7 @@
               <w:rFonts w:hint="default"/>
               <w:lang w:val="en-US" w:eastAsia="zh-CN"/>
             </w:rPr>
-            <w:instrText xml:space="preserve"> HYPERLINK \l _Toc22931 </w:instrText>
+            <w:instrText xml:space="preserve"> HYPERLINK \l _Toc18623 </w:instrText>
           </w:r>
           <w:r>
             <w:rPr>
@@ -4263,7 +4265,7 @@
             <w:fldChar w:fldCharType="begin"/>
           </w:r>
           <w:r>
-            <w:instrText xml:space="preserve"> PAGEREF _Toc22931 \h </w:instrText>
+            <w:instrText xml:space="preserve"> PAGEREF _Toc18623 \h </w:instrText>
           </w:r>
           <w:r>
             <w:fldChar w:fldCharType="separate"/>
@@ -4301,7 +4303,7 @@
               <w:rFonts w:hint="default"/>
               <w:lang w:val="en-US" w:eastAsia="zh-CN"/>
             </w:rPr>
-            <w:instrText xml:space="preserve"> HYPERLINK \l _Toc13414 </w:instrText>
+            <w:instrText xml:space="preserve"> HYPERLINK \l _Toc21708 </w:instrText>
           </w:r>
           <w:r>
             <w:rPr>
@@ -4326,13 +4328,13 @@
             <w:fldChar w:fldCharType="begin"/>
           </w:r>
           <w:r>
-            <w:instrText xml:space="preserve"> PAGEREF _Toc13414 \h </w:instrText>
+            <w:instrText xml:space="preserve"> PAGEREF _Toc21708 \h </w:instrText>
           </w:r>
           <w:r>
             <w:fldChar w:fldCharType="separate"/>
           </w:r>
           <w:r>
-            <w:t>11</w:t>
+            <w:t>10</w:t>
           </w:r>
           <w:r>
             <w:fldChar w:fldCharType="end"/>
@@ -4364,7 +4366,7 @@
               <w:rFonts w:hint="default"/>
               <w:lang w:val="en-US" w:eastAsia="zh-CN"/>
             </w:rPr>
-            <w:instrText xml:space="preserve"> HYPERLINK \l _Toc25241 </w:instrText>
+            <w:instrText xml:space="preserve"> HYPERLINK \l _Toc19130 </w:instrText>
           </w:r>
           <w:r>
             <w:rPr>
@@ -4389,7 +4391,7 @@
             <w:fldChar w:fldCharType="begin"/>
           </w:r>
           <w:r>
-            <w:instrText xml:space="preserve"> PAGEREF _Toc25241 \h </w:instrText>
+            <w:instrText xml:space="preserve"> PAGEREF _Toc19130 \h </w:instrText>
           </w:r>
           <w:r>
             <w:fldChar w:fldCharType="separate"/>
@@ -4501,7 +4503,7 @@
         <w:snapToGrid w:val="0"/>
         <w:textAlignment w:val="baseline"/>
       </w:pPr>
-      <w:bookmarkStart w:id="4" w:name="_Toc7330"/>
+      <w:bookmarkStart w:id="4" w:name="_Toc26845"/>
       <w:r>
         <w:t>目的</w:t>
       </w:r>
@@ -4559,7 +4561,7 @@
       </w:pPr>
       <w:bookmarkStart w:id="5" w:name="bookmark2"/>
       <w:bookmarkEnd w:id="5"/>
-      <w:bookmarkStart w:id="6" w:name="_Toc10814"/>
+      <w:bookmarkStart w:id="6" w:name="_Toc25282"/>
       <w:r>
         <w:t>适应范围</w:t>
       </w:r>
@@ -4617,7 +4619,7 @@
       </w:pPr>
       <w:bookmarkStart w:id="7" w:name="bookmark3"/>
       <w:bookmarkEnd w:id="7"/>
-      <w:bookmarkStart w:id="8" w:name="_Toc26866"/>
+      <w:bookmarkStart w:id="8" w:name="_Toc18325"/>
       <w:r>
         <w:t>角色与职责</w:t>
       </w:r>
@@ -4804,7 +4806,7 @@
       </w:pPr>
       <w:bookmarkStart w:id="9" w:name="bookmark4"/>
       <w:bookmarkEnd w:id="9"/>
-      <w:bookmarkStart w:id="10" w:name="_Toc31789"/>
+      <w:bookmarkStart w:id="10" w:name="_Toc26694"/>
       <w:r>
         <w:t>服务目录修订参考依据</w:t>
       </w:r>
@@ -5020,7 +5022,7 @@
         <w:snapToGrid w:val="0"/>
         <w:textAlignment w:val="baseline"/>
       </w:pPr>
-      <w:bookmarkStart w:id="11" w:name="_Toc681"/>
+      <w:bookmarkStart w:id="11" w:name="_Toc1187"/>
       <w:r>
         <w:t>流程描述</w:t>
       </w:r>
@@ -5046,7 +5048,7 @@
       </w:pPr>
       <w:bookmarkStart w:id="12" w:name="bookmark6"/>
       <w:bookmarkEnd w:id="12"/>
-      <w:bookmarkStart w:id="13" w:name="_Toc25626"/>
+      <w:bookmarkStart w:id="13" w:name="_Toc12393"/>
       <w:r>
         <w:t>输入和输出准则</w:t>
       </w:r>
@@ -5253,7 +5255,7 @@
         <w:snapToGrid w:val="0"/>
         <w:textAlignment w:val="baseline"/>
       </w:pPr>
-      <w:bookmarkStart w:id="14" w:name="_Toc202"/>
+      <w:bookmarkStart w:id="14" w:name="_Toc30196"/>
       <w:r>
         <w:t>流程图</w:t>
       </w:r>
@@ -5343,7 +5345,7 @@
         <w:snapToGrid w:val="0"/>
         <w:textAlignment w:val="baseline"/>
       </w:pPr>
-      <w:bookmarkStart w:id="15" w:name="_Toc18591"/>
+      <w:bookmarkStart w:id="15" w:name="_Toc10350"/>
       <w:r>
         <w:t>流程描述</w:t>
       </w:r>
@@ -5367,7 +5369,7 @@
         <w:snapToGrid w:val="0"/>
         <w:textAlignment w:val="baseline"/>
       </w:pPr>
-      <w:bookmarkStart w:id="16" w:name="_Toc13472"/>
+      <w:bookmarkStart w:id="16" w:name="_Toc11930"/>
       <w:r>
         <w:t>收集需求</w:t>
       </w:r>
@@ -5568,7 +5570,7 @@
         <w:snapToGrid w:val="0"/>
         <w:textAlignment w:val="baseline"/>
       </w:pPr>
-      <w:bookmarkStart w:id="17" w:name="_Toc3727"/>
+      <w:bookmarkStart w:id="17" w:name="_Toc3706"/>
       <w:r>
         <w:t>汇总需求</w:t>
       </w:r>
@@ -5621,7 +5623,7 @@
         <w:snapToGrid w:val="0"/>
         <w:textAlignment w:val="baseline"/>
       </w:pPr>
-      <w:bookmarkStart w:id="18" w:name="_Toc11677"/>
+      <w:bookmarkStart w:id="18" w:name="_Toc30235"/>
       <w:r>
         <w:t>修订服务目录</w:t>
       </w:r>
@@ -5674,7 +5676,7 @@
         <w:snapToGrid w:val="0"/>
         <w:textAlignment w:val="baseline"/>
       </w:pPr>
-      <w:bookmarkStart w:id="19" w:name="_Toc30163"/>
+      <w:bookmarkStart w:id="19" w:name="_Toc20004"/>
       <w:r>
         <w:t>评审</w:t>
       </w:r>
@@ -5774,7 +5776,7 @@
         <w:snapToGrid w:val="0"/>
         <w:textAlignment w:val="baseline"/>
       </w:pPr>
-      <w:bookmarkStart w:id="20" w:name="_Toc26941"/>
+      <w:bookmarkStart w:id="20" w:name="_Toc27446"/>
       <w:r>
         <w:t>审批服务目录</w:t>
       </w:r>
@@ -5830,7 +5832,7 @@
         <w:snapToGrid w:val="0"/>
         <w:textAlignment w:val="baseline"/>
       </w:pPr>
-      <w:bookmarkStart w:id="21" w:name="_Toc13899"/>
+      <w:bookmarkStart w:id="21" w:name="_Toc28330"/>
       <w:r>
         <w:t>发布服务目录</w:t>
       </w:r>
@@ -5886,7 +5888,7 @@
         <w:snapToGrid w:val="0"/>
         <w:textAlignment w:val="baseline"/>
       </w:pPr>
-      <w:bookmarkStart w:id="22" w:name="_Toc30448"/>
+      <w:bookmarkStart w:id="22" w:name="_Toc13762"/>
       <w:r>
         <w:t>制度说明</w:t>
       </w:r>
@@ -5914,7 +5916,7 @@
       <w:bookmarkEnd w:id="23"/>
       <w:bookmarkStart w:id="24" w:name="bookmark10"/>
       <w:bookmarkEnd w:id="24"/>
-      <w:bookmarkStart w:id="25" w:name="_Toc9353"/>
+      <w:bookmarkStart w:id="25" w:name="_Toc1999"/>
       <w:r>
         <w:t>通过准则</w:t>
       </w:r>
@@ -5962,7 +5964,7 @@
       </w:pPr>
       <w:bookmarkStart w:id="26" w:name="bookmark11"/>
       <w:bookmarkEnd w:id="26"/>
-      <w:bookmarkStart w:id="27" w:name="_Toc22611"/>
+      <w:bookmarkStart w:id="27" w:name="_Toc2197"/>
       <w:r>
         <w:t>过程重要控制点</w:t>
       </w:r>
@@ -6030,7 +6032,7 @@
         <w:snapToGrid w:val="0"/>
         <w:textAlignment w:val="baseline"/>
       </w:pPr>
-      <w:bookmarkStart w:id="28" w:name="_Toc9639"/>
+      <w:bookmarkStart w:id="28" w:name="_Toc6830"/>
       <w:r>
         <w:t>过程测量指标</w:t>
       </w:r>
@@ -6172,7 +6174,7 @@
         <w:snapToGrid w:val="0"/>
         <w:textAlignment w:val="baseline"/>
       </w:pPr>
-      <w:bookmarkStart w:id="29" w:name="_Toc26694"/>
+      <w:bookmarkStart w:id="29" w:name="_Toc31637"/>
       <w:r>
         <w:rPr>
           <w:rFonts w:hint="eastAsia"/>
@@ -6231,7 +6233,7 @@
           <w:rFonts w:hint="eastAsia"/>
         </w:rPr>
       </w:pPr>
-      <w:bookmarkStart w:id="30" w:name="_Toc12933"/>
+      <w:bookmarkStart w:id="30" w:name="_Toc22011"/>
       <w:r>
         <w:rPr>
           <w:rFonts w:hint="eastAsia"/>
@@ -6373,12 +6375,12 @@
           <w:rFonts w:hint="eastAsia"/>
         </w:rPr>
       </w:pPr>
-      <w:bookmarkStart w:id="31" w:name="_Toc10147"/>
+      <w:bookmarkStart w:id="31" w:name="_Toc18274"/>
       <w:r>
         <w:rPr>
           <w:rFonts w:hint="eastAsia"/>
         </w:rPr>
-        <w:t>改进输入（触发源与信息收集）</w:t>
+        <w:t>改进输入</w:t>
       </w:r>
       <w:bookmarkEnd w:id="31"/>
     </w:p>
@@ -6599,7 +6601,7 @@
           <w:rFonts w:hint="eastAsia"/>
         </w:rPr>
       </w:pPr>
-      <w:bookmarkStart w:id="32" w:name="_Toc28204"/>
+      <w:bookmarkStart w:id="32" w:name="_Toc18837"/>
       <w:r>
         <w:rPr>
           <w:rFonts w:hint="eastAsia"/>
@@ -6657,7 +6659,7 @@
           <w:rFonts w:hint="eastAsia"/>
         </w:rPr>
       </w:pPr>
-      <w:bookmarkStart w:id="33" w:name="_Toc1174"/>
+      <w:bookmarkStart w:id="33" w:name="_Toc30520"/>
       <w:r>
         <w:rPr>
           <w:rFonts w:hint="eastAsia"/>
@@ -6743,7 +6745,7 @@
           <w:rFonts w:hint="eastAsia"/>
         </w:rPr>
       </w:pPr>
-      <w:bookmarkStart w:id="34" w:name="_Toc12341"/>
+      <w:bookmarkStart w:id="34" w:name="_Toc27471"/>
       <w:r>
         <w:rPr>
           <w:rFonts w:hint="eastAsia"/>
@@ -6801,7 +6803,7 @@
           <w:rFonts w:hint="eastAsia"/>
         </w:rPr>
       </w:pPr>
-      <w:bookmarkStart w:id="35" w:name="_Toc6644"/>
+      <w:bookmarkStart w:id="35" w:name="_Toc2809"/>
       <w:r>
         <w:rPr>
           <w:rFonts w:hint="eastAsia"/>
@@ -6859,7 +6861,7 @@
           <w:rFonts w:hint="eastAsia"/>
         </w:rPr>
       </w:pPr>
-      <w:bookmarkStart w:id="36" w:name="_Toc11094"/>
+      <w:bookmarkStart w:id="36" w:name="_Toc8026"/>
       <w:r>
         <w:rPr>
           <w:rFonts w:hint="eastAsia"/>
@@ -6917,7 +6919,7 @@
           <w:rFonts w:hint="eastAsia"/>
         </w:rPr>
       </w:pPr>
-      <w:bookmarkStart w:id="37" w:name="_Toc3580"/>
+      <w:bookmarkStart w:id="37" w:name="_Toc4743"/>
       <w:r>
         <w:rPr>
           <w:rFonts w:hint="eastAsia"/>
@@ -7028,9 +7030,7 @@
         <w:snapToGrid w:val="0"/>
         <w:textAlignment w:val="baseline"/>
       </w:pPr>
-      <w:bookmarkStart w:id="38" w:name="_Toc22931"/>
-      <w:bookmarkStart w:id="45" w:name="_GoBack"/>
-      <w:bookmarkEnd w:id="45"/>
+      <w:bookmarkStart w:id="38" w:name="_Toc18623"/>
       <w:r>
         <w:t>服务目录与其它流程的关系</w:t>
       </w:r>
@@ -7140,11 +7140,11 @@
       </w:pPr>
       <w:bookmarkStart w:id="39" w:name="bookmark12"/>
       <w:bookmarkEnd w:id="39"/>
-      <w:bookmarkStart w:id="40" w:name="bookmark14"/>
+      <w:bookmarkStart w:id="40" w:name="bookmark13"/>
       <w:bookmarkEnd w:id="40"/>
-      <w:bookmarkStart w:id="41" w:name="bookmark13"/>
+      <w:bookmarkStart w:id="41" w:name="bookmark14"/>
       <w:bookmarkEnd w:id="41"/>
-      <w:bookmarkStart w:id="42" w:name="_Toc13414"/>
+      <w:bookmarkStart w:id="42" w:name="_Toc21708"/>
       <w:r>
         <w:t>相关文档</w:t>
       </w:r>
@@ -7196,7 +7196,7 @@
       </w:pPr>
       <w:bookmarkStart w:id="43" w:name="bookmark15"/>
       <w:bookmarkEnd w:id="43"/>
-      <w:bookmarkStart w:id="44" w:name="_Toc25241"/>
+      <w:bookmarkStart w:id="44" w:name="_Toc19130"/>
       <w:r>
         <w:t>相关记录</w:t>
       </w:r>

--- a/1-运维服务目录/HXDL-ITSS-0101服务目录管理制度.docx
+++ b/1-运维服务目录/HXDL-ITSS-0101服务目录管理制度.docx
@@ -26,7 +26,7 @@
           <w:lang w:val="en-US" w:eastAsia="zh-CN"/>
         </w:rPr>
       </w:pPr>
-      <w:bookmarkStart w:id="0" w:name="_Toc31448"/>
+      <w:bookmarkStart w:id="0" w:name="_Toc21651"/>
       <w:r>
         <w:drawing>
           <wp:anchor distT="0" distB="0" distL="114300" distR="114300" simplePos="0" relativeHeight="251659264" behindDoc="1" locked="0" layoutInCell="1" allowOverlap="1">
@@ -112,7 +112,7 @@
           <w:lang w:val="en-US" w:eastAsia="zh-CN"/>
         </w:rPr>
       </w:pPr>
-      <w:bookmarkStart w:id="1" w:name="_Toc27844"/>
+      <w:bookmarkStart w:id="1" w:name="_Toc5825"/>
       <w:r>
         <w:rPr>
           <w:rFonts w:hint="eastAsia"/>
@@ -147,7 +147,7 @@
           <w:lang w:val="en-US" w:eastAsia="zh-CN"/>
         </w:rPr>
       </w:pPr>
-      <w:bookmarkStart w:id="2" w:name="_Toc25460"/>
+      <w:bookmarkStart w:id="2" w:name="_Toc9986"/>
       <w:r>
         <w:rPr>
           <w:rFonts w:hint="eastAsia"/>
@@ -680,7 +680,7 @@
           <w:szCs w:val="30"/>
         </w:rPr>
       </w:pPr>
-      <w:bookmarkStart w:id="3" w:name="_Toc31162"/>
+      <w:bookmarkStart w:id="3" w:name="_Toc30032"/>
       <w:r>
         <w:rPr>
           <w:rFonts w:ascii="宋体" w:hAnsi="宋体" w:eastAsia="宋体" w:cs="宋体"/>
@@ -2265,7 +2265,7 @@
               <w:rFonts w:hint="default"/>
               <w:lang w:val="en-US" w:eastAsia="zh-CN"/>
             </w:rPr>
-            <w:instrText xml:space="preserve"> HYPERLINK \l _Toc31448 </w:instrText>
+            <w:instrText xml:space="preserve"> HYPERLINK \l _Toc21651 </w:instrText>
           </w:r>
           <w:r>
             <w:rPr>
@@ -2288,7 +2288,7 @@
             <w:fldChar w:fldCharType="begin"/>
           </w:r>
           <w:r>
-            <w:instrText xml:space="preserve"> PAGEREF _Toc31448 \h </w:instrText>
+            <w:instrText xml:space="preserve"> PAGEREF _Toc21651 \h </w:instrText>
           </w:r>
           <w:r>
             <w:fldChar w:fldCharType="separate"/>
@@ -2326,7 +2326,7 @@
               <w:rFonts w:hint="default"/>
               <w:lang w:val="en-US" w:eastAsia="zh-CN"/>
             </w:rPr>
-            <w:instrText xml:space="preserve"> HYPERLINK \l _Toc27844 </w:instrText>
+            <w:instrText xml:space="preserve"> HYPERLINK \l _Toc5825 </w:instrText>
           </w:r>
           <w:r>
             <w:rPr>
@@ -2349,7 +2349,7 @@
             <w:fldChar w:fldCharType="begin"/>
           </w:r>
           <w:r>
-            <w:instrText xml:space="preserve"> PAGEREF _Toc27844 \h </w:instrText>
+            <w:instrText xml:space="preserve"> PAGEREF _Toc5825 \h </w:instrText>
           </w:r>
           <w:r>
             <w:fldChar w:fldCharType="separate"/>
@@ -2387,7 +2387,7 @@
               <w:rFonts w:hint="default"/>
               <w:lang w:val="en-US" w:eastAsia="zh-CN"/>
             </w:rPr>
-            <w:instrText xml:space="preserve"> HYPERLINK \l _Toc25460 </w:instrText>
+            <w:instrText xml:space="preserve"> HYPERLINK \l _Toc9986 </w:instrText>
           </w:r>
           <w:r>
             <w:rPr>
@@ -2410,7 +2410,7 @@
             <w:fldChar w:fldCharType="begin"/>
           </w:r>
           <w:r>
-            <w:instrText xml:space="preserve"> PAGEREF _Toc25460 \h </w:instrText>
+            <w:instrText xml:space="preserve"> PAGEREF _Toc9986 \h </w:instrText>
           </w:r>
           <w:r>
             <w:fldChar w:fldCharType="separate"/>
@@ -2448,7 +2448,7 @@
               <w:rFonts w:hint="default"/>
               <w:lang w:val="en-US" w:eastAsia="zh-CN"/>
             </w:rPr>
-            <w:instrText xml:space="preserve"> HYPERLINK \l _Toc31162 </w:instrText>
+            <w:instrText xml:space="preserve"> HYPERLINK \l _Toc30032 </w:instrText>
           </w:r>
           <w:r>
             <w:rPr>
@@ -2473,7 +2473,7 @@
             <w:fldChar w:fldCharType="begin"/>
           </w:r>
           <w:r>
-            <w:instrText xml:space="preserve"> PAGEREF _Toc31162 \h </w:instrText>
+            <w:instrText xml:space="preserve"> PAGEREF _Toc30032 \h </w:instrText>
           </w:r>
           <w:r>
             <w:fldChar w:fldCharType="separate"/>
@@ -2511,7 +2511,7 @@
               <w:rFonts w:hint="default"/>
               <w:lang w:val="en-US" w:eastAsia="zh-CN"/>
             </w:rPr>
-            <w:instrText xml:space="preserve"> HYPERLINK \l _Toc26845 </w:instrText>
+            <w:instrText xml:space="preserve"> HYPERLINK \l _Toc17122 </w:instrText>
           </w:r>
           <w:r>
             <w:rPr>
@@ -2536,7 +2536,7 @@
             <w:fldChar w:fldCharType="begin"/>
           </w:r>
           <w:r>
-            <w:instrText xml:space="preserve"> PAGEREF _Toc26845 \h </w:instrText>
+            <w:instrText xml:space="preserve"> PAGEREF _Toc17122 \h </w:instrText>
           </w:r>
           <w:r>
             <w:fldChar w:fldCharType="separate"/>
@@ -2574,7 +2574,7 @@
               <w:rFonts w:hint="default"/>
               <w:lang w:val="en-US" w:eastAsia="zh-CN"/>
             </w:rPr>
-            <w:instrText xml:space="preserve"> HYPERLINK \l _Toc25282 </w:instrText>
+            <w:instrText xml:space="preserve"> HYPERLINK \l _Toc20394 </w:instrText>
           </w:r>
           <w:r>
             <w:rPr>
@@ -2599,7 +2599,7 @@
             <w:fldChar w:fldCharType="begin"/>
           </w:r>
           <w:r>
-            <w:instrText xml:space="preserve"> PAGEREF _Toc25282 \h </w:instrText>
+            <w:instrText xml:space="preserve"> PAGEREF _Toc20394 \h </w:instrText>
           </w:r>
           <w:r>
             <w:fldChar w:fldCharType="separate"/>
@@ -2637,7 +2637,7 @@
               <w:rFonts w:hint="default"/>
               <w:lang w:val="en-US" w:eastAsia="zh-CN"/>
             </w:rPr>
-            <w:instrText xml:space="preserve"> HYPERLINK \l _Toc18325 </w:instrText>
+            <w:instrText xml:space="preserve"> HYPERLINK \l _Toc11269 </w:instrText>
           </w:r>
           <w:r>
             <w:rPr>
@@ -2662,7 +2662,7 @@
             <w:fldChar w:fldCharType="begin"/>
           </w:r>
           <w:r>
-            <w:instrText xml:space="preserve"> PAGEREF _Toc18325 \h </w:instrText>
+            <w:instrText xml:space="preserve"> PAGEREF _Toc11269 \h </w:instrText>
           </w:r>
           <w:r>
             <w:fldChar w:fldCharType="separate"/>
@@ -2700,7 +2700,7 @@
               <w:rFonts w:hint="default"/>
               <w:lang w:val="en-US" w:eastAsia="zh-CN"/>
             </w:rPr>
-            <w:instrText xml:space="preserve"> HYPERLINK \l _Toc26694 </w:instrText>
+            <w:instrText xml:space="preserve"> HYPERLINK \l _Toc9548 </w:instrText>
           </w:r>
           <w:r>
             <w:rPr>
@@ -2725,7 +2725,7 @@
             <w:fldChar w:fldCharType="begin"/>
           </w:r>
           <w:r>
-            <w:instrText xml:space="preserve"> PAGEREF _Toc26694 \h </w:instrText>
+            <w:instrText xml:space="preserve"> PAGEREF _Toc9548 \h </w:instrText>
           </w:r>
           <w:r>
             <w:fldChar w:fldCharType="separate"/>
@@ -2763,7 +2763,7 @@
               <w:rFonts w:hint="default"/>
               <w:lang w:val="en-US" w:eastAsia="zh-CN"/>
             </w:rPr>
-            <w:instrText xml:space="preserve"> HYPERLINK \l _Toc1187 </w:instrText>
+            <w:instrText xml:space="preserve"> HYPERLINK \l _Toc2850 </w:instrText>
           </w:r>
           <w:r>
             <w:rPr>
@@ -2788,7 +2788,7 @@
             <w:fldChar w:fldCharType="begin"/>
           </w:r>
           <w:r>
-            <w:instrText xml:space="preserve"> PAGEREF _Toc1187 \h </w:instrText>
+            <w:instrText xml:space="preserve"> PAGEREF _Toc2850 \h </w:instrText>
           </w:r>
           <w:r>
             <w:fldChar w:fldCharType="separate"/>
@@ -2826,7 +2826,7 @@
               <w:rFonts w:hint="default"/>
               <w:lang w:val="en-US" w:eastAsia="zh-CN"/>
             </w:rPr>
-            <w:instrText xml:space="preserve"> HYPERLINK \l _Toc12393 </w:instrText>
+            <w:instrText xml:space="preserve"> HYPERLINK \l _Toc11922 </w:instrText>
           </w:r>
           <w:r>
             <w:rPr>
@@ -2851,7 +2851,7 @@
             <w:fldChar w:fldCharType="begin"/>
           </w:r>
           <w:r>
-            <w:instrText xml:space="preserve"> PAGEREF _Toc12393 \h </w:instrText>
+            <w:instrText xml:space="preserve"> PAGEREF _Toc11922 \h </w:instrText>
           </w:r>
           <w:r>
             <w:fldChar w:fldCharType="separate"/>
@@ -2889,7 +2889,7 @@
               <w:rFonts w:hint="default"/>
               <w:lang w:val="en-US" w:eastAsia="zh-CN"/>
             </w:rPr>
-            <w:instrText xml:space="preserve"> HYPERLINK \l _Toc30196 </w:instrText>
+            <w:instrText xml:space="preserve"> HYPERLINK \l _Toc10137 </w:instrText>
           </w:r>
           <w:r>
             <w:rPr>
@@ -2914,7 +2914,7 @@
             <w:fldChar w:fldCharType="begin"/>
           </w:r>
           <w:r>
-            <w:instrText xml:space="preserve"> PAGEREF _Toc30196 \h </w:instrText>
+            <w:instrText xml:space="preserve"> PAGEREF _Toc10137 \h </w:instrText>
           </w:r>
           <w:r>
             <w:fldChar w:fldCharType="separate"/>
@@ -2952,7 +2952,7 @@
               <w:rFonts w:hint="default"/>
               <w:lang w:val="en-US" w:eastAsia="zh-CN"/>
             </w:rPr>
-            <w:instrText xml:space="preserve"> HYPERLINK \l _Toc10350 </w:instrText>
+            <w:instrText xml:space="preserve"> HYPERLINK \l _Toc11246 </w:instrText>
           </w:r>
           <w:r>
             <w:rPr>
@@ -2977,7 +2977,7 @@
             <w:fldChar w:fldCharType="begin"/>
           </w:r>
           <w:r>
-            <w:instrText xml:space="preserve"> PAGEREF _Toc10350 \h </w:instrText>
+            <w:instrText xml:space="preserve"> PAGEREF _Toc11246 \h </w:instrText>
           </w:r>
           <w:r>
             <w:fldChar w:fldCharType="separate"/>
@@ -3015,7 +3015,7 @@
               <w:rFonts w:hint="default"/>
               <w:lang w:val="en-US" w:eastAsia="zh-CN"/>
             </w:rPr>
-            <w:instrText xml:space="preserve"> HYPERLINK \l _Toc11930 </w:instrText>
+            <w:instrText xml:space="preserve"> HYPERLINK \l _Toc17506 </w:instrText>
           </w:r>
           <w:r>
             <w:rPr>
@@ -3040,7 +3040,7 @@
             <w:fldChar w:fldCharType="begin"/>
           </w:r>
           <w:r>
-            <w:instrText xml:space="preserve"> PAGEREF _Toc11930 \h </w:instrText>
+            <w:instrText xml:space="preserve"> PAGEREF _Toc17506 \h </w:instrText>
           </w:r>
           <w:r>
             <w:fldChar w:fldCharType="separate"/>
@@ -3078,7 +3078,7 @@
               <w:rFonts w:hint="default"/>
               <w:lang w:val="en-US" w:eastAsia="zh-CN"/>
             </w:rPr>
-            <w:instrText xml:space="preserve"> HYPERLINK \l _Toc3706 </w:instrText>
+            <w:instrText xml:space="preserve"> HYPERLINK \l _Toc28569 </w:instrText>
           </w:r>
           <w:r>
             <w:rPr>
@@ -3103,7 +3103,7 @@
             <w:fldChar w:fldCharType="begin"/>
           </w:r>
           <w:r>
-            <w:instrText xml:space="preserve"> PAGEREF _Toc3706 \h </w:instrText>
+            <w:instrText xml:space="preserve"> PAGEREF _Toc28569 \h </w:instrText>
           </w:r>
           <w:r>
             <w:fldChar w:fldCharType="separate"/>
@@ -3141,7 +3141,7 @@
               <w:rFonts w:hint="default"/>
               <w:lang w:val="en-US" w:eastAsia="zh-CN"/>
             </w:rPr>
-            <w:instrText xml:space="preserve"> HYPERLINK \l _Toc30235 </w:instrText>
+            <w:instrText xml:space="preserve"> HYPERLINK \l _Toc8558 </w:instrText>
           </w:r>
           <w:r>
             <w:rPr>
@@ -3166,7 +3166,7 @@
             <w:fldChar w:fldCharType="begin"/>
           </w:r>
           <w:r>
-            <w:instrText xml:space="preserve"> PAGEREF _Toc30235 \h </w:instrText>
+            <w:instrText xml:space="preserve"> PAGEREF _Toc8558 \h </w:instrText>
           </w:r>
           <w:r>
             <w:fldChar w:fldCharType="separate"/>
@@ -3204,7 +3204,7 @@
               <w:rFonts w:hint="default"/>
               <w:lang w:val="en-US" w:eastAsia="zh-CN"/>
             </w:rPr>
-            <w:instrText xml:space="preserve"> HYPERLINK \l _Toc20004 </w:instrText>
+            <w:instrText xml:space="preserve"> HYPERLINK \l _Toc32245 </w:instrText>
           </w:r>
           <w:r>
             <w:rPr>
@@ -3229,7 +3229,7 @@
             <w:fldChar w:fldCharType="begin"/>
           </w:r>
           <w:r>
-            <w:instrText xml:space="preserve"> PAGEREF _Toc20004 \h </w:instrText>
+            <w:instrText xml:space="preserve"> PAGEREF _Toc32245 \h </w:instrText>
           </w:r>
           <w:r>
             <w:fldChar w:fldCharType="separate"/>
@@ -3267,7 +3267,7 @@
               <w:rFonts w:hint="default"/>
               <w:lang w:val="en-US" w:eastAsia="zh-CN"/>
             </w:rPr>
-            <w:instrText xml:space="preserve"> HYPERLINK \l _Toc27446 </w:instrText>
+            <w:instrText xml:space="preserve"> HYPERLINK \l _Toc11514 </w:instrText>
           </w:r>
           <w:r>
             <w:rPr>
@@ -3292,7 +3292,7 @@
             <w:fldChar w:fldCharType="begin"/>
           </w:r>
           <w:r>
-            <w:instrText xml:space="preserve"> PAGEREF _Toc27446 \h </w:instrText>
+            <w:instrText xml:space="preserve"> PAGEREF _Toc11514 \h </w:instrText>
           </w:r>
           <w:r>
             <w:fldChar w:fldCharType="separate"/>
@@ -3330,7 +3330,7 @@
               <w:rFonts w:hint="default"/>
               <w:lang w:val="en-US" w:eastAsia="zh-CN"/>
             </w:rPr>
-            <w:instrText xml:space="preserve"> HYPERLINK \l _Toc28330 </w:instrText>
+            <w:instrText xml:space="preserve"> HYPERLINK \l _Toc16907 </w:instrText>
           </w:r>
           <w:r>
             <w:rPr>
@@ -3355,7 +3355,7 @@
             <w:fldChar w:fldCharType="begin"/>
           </w:r>
           <w:r>
-            <w:instrText xml:space="preserve"> PAGEREF _Toc28330 \h </w:instrText>
+            <w:instrText xml:space="preserve"> PAGEREF _Toc16907 \h </w:instrText>
           </w:r>
           <w:r>
             <w:fldChar w:fldCharType="separate"/>
@@ -3393,7 +3393,7 @@
               <w:rFonts w:hint="default"/>
               <w:lang w:val="en-US" w:eastAsia="zh-CN"/>
             </w:rPr>
-            <w:instrText xml:space="preserve"> HYPERLINK \l _Toc13762 </w:instrText>
+            <w:instrText xml:space="preserve"> HYPERLINK \l _Toc3245 </w:instrText>
           </w:r>
           <w:r>
             <w:rPr>
@@ -3418,7 +3418,7 @@
             <w:fldChar w:fldCharType="begin"/>
           </w:r>
           <w:r>
-            <w:instrText xml:space="preserve"> PAGEREF _Toc13762 \h </w:instrText>
+            <w:instrText xml:space="preserve"> PAGEREF _Toc3245 \h </w:instrText>
           </w:r>
           <w:r>
             <w:fldChar w:fldCharType="separate"/>
@@ -3456,7 +3456,7 @@
               <w:rFonts w:hint="default"/>
               <w:lang w:val="en-US" w:eastAsia="zh-CN"/>
             </w:rPr>
-            <w:instrText xml:space="preserve"> HYPERLINK \l _Toc1999 </w:instrText>
+            <w:instrText xml:space="preserve"> HYPERLINK \l _Toc32438 </w:instrText>
           </w:r>
           <w:r>
             <w:rPr>
@@ -3481,7 +3481,7 @@
             <w:fldChar w:fldCharType="begin"/>
           </w:r>
           <w:r>
-            <w:instrText xml:space="preserve"> PAGEREF _Toc1999 \h </w:instrText>
+            <w:instrText xml:space="preserve"> PAGEREF _Toc32438 \h </w:instrText>
           </w:r>
           <w:r>
             <w:fldChar w:fldCharType="separate"/>
@@ -3519,7 +3519,7 @@
               <w:rFonts w:hint="default"/>
               <w:lang w:val="en-US" w:eastAsia="zh-CN"/>
             </w:rPr>
-            <w:instrText xml:space="preserve"> HYPERLINK \l _Toc2197 </w:instrText>
+            <w:instrText xml:space="preserve"> HYPERLINK \l _Toc9337 </w:instrText>
           </w:r>
           <w:r>
             <w:rPr>
@@ -3544,7 +3544,7 @@
             <w:fldChar w:fldCharType="begin"/>
           </w:r>
           <w:r>
-            <w:instrText xml:space="preserve"> PAGEREF _Toc2197 \h </w:instrText>
+            <w:instrText xml:space="preserve"> PAGEREF _Toc9337 \h </w:instrText>
           </w:r>
           <w:r>
             <w:fldChar w:fldCharType="separate"/>
@@ -3582,7 +3582,7 @@
               <w:rFonts w:hint="default"/>
               <w:lang w:val="en-US" w:eastAsia="zh-CN"/>
             </w:rPr>
-            <w:instrText xml:space="preserve"> HYPERLINK \l _Toc6830 </w:instrText>
+            <w:instrText xml:space="preserve"> HYPERLINK \l _Toc10887 </w:instrText>
           </w:r>
           <w:r>
             <w:rPr>
@@ -3607,7 +3607,7 @@
             <w:fldChar w:fldCharType="begin"/>
           </w:r>
           <w:r>
-            <w:instrText xml:space="preserve"> PAGEREF _Toc6830 \h </w:instrText>
+            <w:instrText xml:space="preserve"> PAGEREF _Toc10887 \h </w:instrText>
           </w:r>
           <w:r>
             <w:fldChar w:fldCharType="separate"/>
@@ -3645,7 +3645,7 @@
               <w:rFonts w:hint="default"/>
               <w:lang w:val="en-US" w:eastAsia="zh-CN"/>
             </w:rPr>
-            <w:instrText xml:space="preserve"> HYPERLINK \l _Toc31637 </w:instrText>
+            <w:instrText xml:space="preserve"> HYPERLINK \l _Toc12684 </w:instrText>
           </w:r>
           <w:r>
             <w:rPr>
@@ -3674,7 +3674,7 @@
             <w:fldChar w:fldCharType="begin"/>
           </w:r>
           <w:r>
-            <w:instrText xml:space="preserve"> PAGEREF _Toc31637 \h </w:instrText>
+            <w:instrText xml:space="preserve"> PAGEREF _Toc12684 \h </w:instrText>
           </w:r>
           <w:r>
             <w:fldChar w:fldCharType="separate"/>
@@ -3712,7 +3712,7 @@
               <w:rFonts w:hint="default"/>
               <w:lang w:val="en-US" w:eastAsia="zh-CN"/>
             </w:rPr>
-            <w:instrText xml:space="preserve"> HYPERLINK \l _Toc22011 </w:instrText>
+            <w:instrText xml:space="preserve"> HYPERLINK \l _Toc4961 </w:instrText>
           </w:r>
           <w:r>
             <w:rPr>
@@ -3740,7 +3740,7 @@
             <w:fldChar w:fldCharType="begin"/>
           </w:r>
           <w:r>
-            <w:instrText xml:space="preserve"> PAGEREF _Toc22011 \h </w:instrText>
+            <w:instrText xml:space="preserve"> PAGEREF _Toc4961 \h </w:instrText>
           </w:r>
           <w:r>
             <w:fldChar w:fldCharType="separate"/>
@@ -3778,7 +3778,7 @@
               <w:rFonts w:hint="default"/>
               <w:lang w:val="en-US" w:eastAsia="zh-CN"/>
             </w:rPr>
-            <w:instrText xml:space="preserve"> HYPERLINK \l _Toc18274 </w:instrText>
+            <w:instrText xml:space="preserve"> HYPERLINK \l _Toc479 </w:instrText>
           </w:r>
           <w:r>
             <w:rPr>
@@ -3806,7 +3806,7 @@
             <w:fldChar w:fldCharType="begin"/>
           </w:r>
           <w:r>
-            <w:instrText xml:space="preserve"> PAGEREF _Toc18274 \h </w:instrText>
+            <w:instrText xml:space="preserve"> PAGEREF _Toc479 \h </w:instrText>
           </w:r>
           <w:r>
             <w:fldChar w:fldCharType="separate"/>
@@ -3844,7 +3844,7 @@
               <w:rFonts w:hint="default"/>
               <w:lang w:val="en-US" w:eastAsia="zh-CN"/>
             </w:rPr>
-            <w:instrText xml:space="preserve"> HYPERLINK \l _Toc18837 </w:instrText>
+            <w:instrText xml:space="preserve"> HYPERLINK \l _Toc20576 </w:instrText>
           </w:r>
           <w:r>
             <w:rPr>
@@ -3872,7 +3872,7 @@
             <w:fldChar w:fldCharType="begin"/>
           </w:r>
           <w:r>
-            <w:instrText xml:space="preserve"> PAGEREF _Toc18837 \h </w:instrText>
+            <w:instrText xml:space="preserve"> PAGEREF _Toc20576 \h </w:instrText>
           </w:r>
           <w:r>
             <w:fldChar w:fldCharType="separate"/>
@@ -3910,7 +3910,7 @@
               <w:rFonts w:hint="default"/>
               <w:lang w:val="en-US" w:eastAsia="zh-CN"/>
             </w:rPr>
-            <w:instrText xml:space="preserve"> HYPERLINK \l _Toc30520 </w:instrText>
+            <w:instrText xml:space="preserve"> HYPERLINK \l _Toc21793 </w:instrText>
           </w:r>
           <w:r>
             <w:rPr>
@@ -3938,7 +3938,7 @@
             <w:fldChar w:fldCharType="begin"/>
           </w:r>
           <w:r>
-            <w:instrText xml:space="preserve"> PAGEREF _Toc30520 \h </w:instrText>
+            <w:instrText xml:space="preserve"> PAGEREF _Toc21793 \h </w:instrText>
           </w:r>
           <w:r>
             <w:fldChar w:fldCharType="separate"/>
@@ -3976,7 +3976,7 @@
               <w:rFonts w:hint="default"/>
               <w:lang w:val="en-US" w:eastAsia="zh-CN"/>
             </w:rPr>
-            <w:instrText xml:space="preserve"> HYPERLINK \l _Toc27471 </w:instrText>
+            <w:instrText xml:space="preserve"> HYPERLINK \l _Toc31622 </w:instrText>
           </w:r>
           <w:r>
             <w:rPr>
@@ -4004,7 +4004,7 @@
             <w:fldChar w:fldCharType="begin"/>
           </w:r>
           <w:r>
-            <w:instrText xml:space="preserve"> PAGEREF _Toc27471 \h </w:instrText>
+            <w:instrText xml:space="preserve"> PAGEREF _Toc31622 \h </w:instrText>
           </w:r>
           <w:r>
             <w:fldChar w:fldCharType="separate"/>
@@ -4042,7 +4042,7 @@
               <w:rFonts w:hint="default"/>
               <w:lang w:val="en-US" w:eastAsia="zh-CN"/>
             </w:rPr>
-            <w:instrText xml:space="preserve"> HYPERLINK \l _Toc2809 </w:instrText>
+            <w:instrText xml:space="preserve"> HYPERLINK \l _Toc6669 </w:instrText>
           </w:r>
           <w:r>
             <w:rPr>
@@ -4070,7 +4070,7 @@
             <w:fldChar w:fldCharType="begin"/>
           </w:r>
           <w:r>
-            <w:instrText xml:space="preserve"> PAGEREF _Toc2809 \h </w:instrText>
+            <w:instrText xml:space="preserve"> PAGEREF _Toc6669 \h </w:instrText>
           </w:r>
           <w:r>
             <w:fldChar w:fldCharType="separate"/>
@@ -4108,7 +4108,7 @@
               <w:rFonts w:hint="default"/>
               <w:lang w:val="en-US" w:eastAsia="zh-CN"/>
             </w:rPr>
-            <w:instrText xml:space="preserve"> HYPERLINK \l _Toc8026 </w:instrText>
+            <w:instrText xml:space="preserve"> HYPERLINK \l _Toc14915 </w:instrText>
           </w:r>
           <w:r>
             <w:rPr>
@@ -4136,7 +4136,7 @@
             <w:fldChar w:fldCharType="begin"/>
           </w:r>
           <w:r>
-            <w:instrText xml:space="preserve"> PAGEREF _Toc8026 \h </w:instrText>
+            <w:instrText xml:space="preserve"> PAGEREF _Toc14915 \h </w:instrText>
           </w:r>
           <w:r>
             <w:fldChar w:fldCharType="separate"/>
@@ -4174,7 +4174,7 @@
               <w:rFonts w:hint="default"/>
               <w:lang w:val="en-US" w:eastAsia="zh-CN"/>
             </w:rPr>
-            <w:instrText xml:space="preserve"> HYPERLINK \l _Toc4743 </w:instrText>
+            <w:instrText xml:space="preserve"> HYPERLINK \l _Toc4979 </w:instrText>
           </w:r>
           <w:r>
             <w:rPr>
@@ -4202,7 +4202,7 @@
             <w:fldChar w:fldCharType="begin"/>
           </w:r>
           <w:r>
-            <w:instrText xml:space="preserve"> PAGEREF _Toc4743 \h </w:instrText>
+            <w:instrText xml:space="preserve"> PAGEREF _Toc4979 \h </w:instrText>
           </w:r>
           <w:r>
             <w:fldChar w:fldCharType="separate"/>
@@ -4240,7 +4240,7 @@
               <w:rFonts w:hint="default"/>
               <w:lang w:val="en-US" w:eastAsia="zh-CN"/>
             </w:rPr>
-            <w:instrText xml:space="preserve"> HYPERLINK \l _Toc18623 </w:instrText>
+            <w:instrText xml:space="preserve"> HYPERLINK \l _Toc4824 </w:instrText>
           </w:r>
           <w:r>
             <w:rPr>
@@ -4265,7 +4265,7 @@
             <w:fldChar w:fldCharType="begin"/>
           </w:r>
           <w:r>
-            <w:instrText xml:space="preserve"> PAGEREF _Toc18623 \h </w:instrText>
+            <w:instrText xml:space="preserve"> PAGEREF _Toc4824 \h </w:instrText>
           </w:r>
           <w:r>
             <w:fldChar w:fldCharType="separate"/>
@@ -4303,7 +4303,7 @@
               <w:rFonts w:hint="default"/>
               <w:lang w:val="en-US" w:eastAsia="zh-CN"/>
             </w:rPr>
-            <w:instrText xml:space="preserve"> HYPERLINK \l _Toc21708 </w:instrText>
+            <w:instrText xml:space="preserve"> HYPERLINK \l _Toc2681 </w:instrText>
           </w:r>
           <w:r>
             <w:rPr>
@@ -4328,7 +4328,7 @@
             <w:fldChar w:fldCharType="begin"/>
           </w:r>
           <w:r>
-            <w:instrText xml:space="preserve"> PAGEREF _Toc21708 \h </w:instrText>
+            <w:instrText xml:space="preserve"> PAGEREF _Toc2681 \h </w:instrText>
           </w:r>
           <w:r>
             <w:fldChar w:fldCharType="separate"/>
@@ -4366,7 +4366,7 @@
               <w:rFonts w:hint="default"/>
               <w:lang w:val="en-US" w:eastAsia="zh-CN"/>
             </w:rPr>
-            <w:instrText xml:space="preserve"> HYPERLINK \l _Toc19130 </w:instrText>
+            <w:instrText xml:space="preserve"> HYPERLINK \l _Toc15898 </w:instrText>
           </w:r>
           <w:r>
             <w:rPr>
@@ -4391,7 +4391,7 @@
             <w:fldChar w:fldCharType="begin"/>
           </w:r>
           <w:r>
-            <w:instrText xml:space="preserve"> PAGEREF _Toc19130 \h </w:instrText>
+            <w:instrText xml:space="preserve"> PAGEREF _Toc15898 \h </w:instrText>
           </w:r>
           <w:r>
             <w:fldChar w:fldCharType="separate"/>
@@ -4503,7 +4503,7 @@
         <w:snapToGrid w:val="0"/>
         <w:textAlignment w:val="baseline"/>
       </w:pPr>
-      <w:bookmarkStart w:id="4" w:name="_Toc26845"/>
+      <w:bookmarkStart w:id="4" w:name="_Toc17122"/>
       <w:r>
         <w:t>目的</w:t>
       </w:r>
@@ -4561,7 +4561,7 @@
       </w:pPr>
       <w:bookmarkStart w:id="5" w:name="bookmark2"/>
       <w:bookmarkEnd w:id="5"/>
-      <w:bookmarkStart w:id="6" w:name="_Toc25282"/>
+      <w:bookmarkStart w:id="6" w:name="_Toc20394"/>
       <w:r>
         <w:t>适应范围</w:t>
       </w:r>
@@ -4619,7 +4619,7 @@
       </w:pPr>
       <w:bookmarkStart w:id="7" w:name="bookmark3"/>
       <w:bookmarkEnd w:id="7"/>
-      <w:bookmarkStart w:id="8" w:name="_Toc18325"/>
+      <w:bookmarkStart w:id="8" w:name="_Toc11269"/>
       <w:r>
         <w:t>角色与职责</w:t>
       </w:r>
@@ -4806,7 +4806,7 @@
       </w:pPr>
       <w:bookmarkStart w:id="9" w:name="bookmark4"/>
       <w:bookmarkEnd w:id="9"/>
-      <w:bookmarkStart w:id="10" w:name="_Toc26694"/>
+      <w:bookmarkStart w:id="10" w:name="_Toc9548"/>
       <w:r>
         <w:t>服务目录修订参考依据</w:t>
       </w:r>
@@ -5022,7 +5022,7 @@
         <w:snapToGrid w:val="0"/>
         <w:textAlignment w:val="baseline"/>
       </w:pPr>
-      <w:bookmarkStart w:id="11" w:name="_Toc1187"/>
+      <w:bookmarkStart w:id="11" w:name="_Toc2850"/>
       <w:r>
         <w:t>流程描述</w:t>
       </w:r>
@@ -5048,7 +5048,7 @@
       </w:pPr>
       <w:bookmarkStart w:id="12" w:name="bookmark6"/>
       <w:bookmarkEnd w:id="12"/>
-      <w:bookmarkStart w:id="13" w:name="_Toc12393"/>
+      <w:bookmarkStart w:id="13" w:name="_Toc11922"/>
       <w:r>
         <w:t>输入和输出准则</w:t>
       </w:r>
@@ -5255,7 +5255,7 @@
         <w:snapToGrid w:val="0"/>
         <w:textAlignment w:val="baseline"/>
       </w:pPr>
-      <w:bookmarkStart w:id="14" w:name="_Toc30196"/>
+      <w:bookmarkStart w:id="14" w:name="_Toc10137"/>
       <w:r>
         <w:t>流程图</w:t>
       </w:r>
@@ -5345,7 +5345,7 @@
         <w:snapToGrid w:val="0"/>
         <w:textAlignment w:val="baseline"/>
       </w:pPr>
-      <w:bookmarkStart w:id="15" w:name="_Toc10350"/>
+      <w:bookmarkStart w:id="15" w:name="_Toc11246"/>
       <w:r>
         <w:t>流程描述</w:t>
       </w:r>
@@ -5369,7 +5369,7 @@
         <w:snapToGrid w:val="0"/>
         <w:textAlignment w:val="baseline"/>
       </w:pPr>
-      <w:bookmarkStart w:id="16" w:name="_Toc11930"/>
+      <w:bookmarkStart w:id="16" w:name="_Toc17506"/>
       <w:r>
         <w:t>收集需求</w:t>
       </w:r>
@@ -5570,7 +5570,7 @@
         <w:snapToGrid w:val="0"/>
         <w:textAlignment w:val="baseline"/>
       </w:pPr>
-      <w:bookmarkStart w:id="17" w:name="_Toc3706"/>
+      <w:bookmarkStart w:id="17" w:name="_Toc28569"/>
       <w:r>
         <w:t>汇总需求</w:t>
       </w:r>
@@ -5623,7 +5623,7 @@
         <w:snapToGrid w:val="0"/>
         <w:textAlignment w:val="baseline"/>
       </w:pPr>
-      <w:bookmarkStart w:id="18" w:name="_Toc30235"/>
+      <w:bookmarkStart w:id="18" w:name="_Toc8558"/>
       <w:r>
         <w:t>修订服务目录</w:t>
       </w:r>
@@ -5676,7 +5676,7 @@
         <w:snapToGrid w:val="0"/>
         <w:textAlignment w:val="baseline"/>
       </w:pPr>
-      <w:bookmarkStart w:id="19" w:name="_Toc20004"/>
+      <w:bookmarkStart w:id="19" w:name="_Toc32245"/>
       <w:r>
         <w:t>评审</w:t>
       </w:r>
@@ -5776,7 +5776,7 @@
         <w:snapToGrid w:val="0"/>
         <w:textAlignment w:val="baseline"/>
       </w:pPr>
-      <w:bookmarkStart w:id="20" w:name="_Toc27446"/>
+      <w:bookmarkStart w:id="20" w:name="_Toc11514"/>
       <w:r>
         <w:t>审批服务目录</w:t>
       </w:r>
@@ -5832,7 +5832,7 @@
         <w:snapToGrid w:val="0"/>
         <w:textAlignment w:val="baseline"/>
       </w:pPr>
-      <w:bookmarkStart w:id="21" w:name="_Toc28330"/>
+      <w:bookmarkStart w:id="21" w:name="_Toc16907"/>
       <w:r>
         <w:t>发布服务目录</w:t>
       </w:r>
@@ -5888,7 +5888,7 @@
         <w:snapToGrid w:val="0"/>
         <w:textAlignment w:val="baseline"/>
       </w:pPr>
-      <w:bookmarkStart w:id="22" w:name="_Toc13762"/>
+      <w:bookmarkStart w:id="22" w:name="_Toc3245"/>
       <w:r>
         <w:t>制度说明</w:t>
       </w:r>
@@ -5912,11 +5912,11 @@
         <w:snapToGrid w:val="0"/>
         <w:textAlignment w:val="baseline"/>
       </w:pPr>
-      <w:bookmarkStart w:id="23" w:name="bookmark9"/>
+      <w:bookmarkStart w:id="23" w:name="bookmark10"/>
       <w:bookmarkEnd w:id="23"/>
-      <w:bookmarkStart w:id="24" w:name="bookmark10"/>
+      <w:bookmarkStart w:id="24" w:name="bookmark9"/>
       <w:bookmarkEnd w:id="24"/>
-      <w:bookmarkStart w:id="25" w:name="_Toc1999"/>
+      <w:bookmarkStart w:id="25" w:name="_Toc32438"/>
       <w:r>
         <w:t>通过准则</w:t>
       </w:r>
@@ -5964,7 +5964,7 @@
       </w:pPr>
       <w:bookmarkStart w:id="26" w:name="bookmark11"/>
       <w:bookmarkEnd w:id="26"/>
-      <w:bookmarkStart w:id="27" w:name="_Toc2197"/>
+      <w:bookmarkStart w:id="27" w:name="_Toc9337"/>
       <w:r>
         <w:t>过程重要控制点</w:t>
       </w:r>
@@ -6032,7 +6032,7 @@
         <w:snapToGrid w:val="0"/>
         <w:textAlignment w:val="baseline"/>
       </w:pPr>
-      <w:bookmarkStart w:id="28" w:name="_Toc6830"/>
+      <w:bookmarkStart w:id="28" w:name="_Toc10887"/>
       <w:r>
         <w:t>过程测量指标</w:t>
       </w:r>
@@ -6174,7 +6174,7 @@
         <w:snapToGrid w:val="0"/>
         <w:textAlignment w:val="baseline"/>
       </w:pPr>
-      <w:bookmarkStart w:id="29" w:name="_Toc31637"/>
+      <w:bookmarkStart w:id="29" w:name="_Toc12684"/>
       <w:r>
         <w:rPr>
           <w:rFonts w:hint="eastAsia"/>
@@ -6233,7 +6233,7 @@
           <w:rFonts w:hint="eastAsia"/>
         </w:rPr>
       </w:pPr>
-      <w:bookmarkStart w:id="30" w:name="_Toc22011"/>
+      <w:bookmarkStart w:id="30" w:name="_Toc4961"/>
       <w:r>
         <w:rPr>
           <w:rFonts w:hint="eastAsia"/>
@@ -6375,7 +6375,7 @@
           <w:rFonts w:hint="eastAsia"/>
         </w:rPr>
       </w:pPr>
-      <w:bookmarkStart w:id="31" w:name="_Toc18274"/>
+      <w:bookmarkStart w:id="31" w:name="_Toc479"/>
       <w:r>
         <w:rPr>
           <w:rFonts w:hint="eastAsia"/>
@@ -6601,7 +6601,7 @@
           <w:rFonts w:hint="eastAsia"/>
         </w:rPr>
       </w:pPr>
-      <w:bookmarkStart w:id="32" w:name="_Toc18837"/>
+      <w:bookmarkStart w:id="32" w:name="_Toc20576"/>
       <w:r>
         <w:rPr>
           <w:rFonts w:hint="eastAsia"/>
@@ -6659,7 +6659,7 @@
           <w:rFonts w:hint="eastAsia"/>
         </w:rPr>
       </w:pPr>
-      <w:bookmarkStart w:id="33" w:name="_Toc30520"/>
+      <w:bookmarkStart w:id="33" w:name="_Toc21793"/>
       <w:r>
         <w:rPr>
           <w:rFonts w:hint="eastAsia"/>
@@ -6745,7 +6745,7 @@
           <w:rFonts w:hint="eastAsia"/>
         </w:rPr>
       </w:pPr>
-      <w:bookmarkStart w:id="34" w:name="_Toc27471"/>
+      <w:bookmarkStart w:id="34" w:name="_Toc31622"/>
       <w:r>
         <w:rPr>
           <w:rFonts w:hint="eastAsia"/>
@@ -6803,7 +6803,7 @@
           <w:rFonts w:hint="eastAsia"/>
         </w:rPr>
       </w:pPr>
-      <w:bookmarkStart w:id="35" w:name="_Toc2809"/>
+      <w:bookmarkStart w:id="35" w:name="_Toc6669"/>
       <w:r>
         <w:rPr>
           <w:rFonts w:hint="eastAsia"/>
@@ -6861,7 +6861,7 @@
           <w:rFonts w:hint="eastAsia"/>
         </w:rPr>
       </w:pPr>
-      <w:bookmarkStart w:id="36" w:name="_Toc8026"/>
+      <w:bookmarkStart w:id="36" w:name="_Toc14915"/>
       <w:r>
         <w:rPr>
           <w:rFonts w:hint="eastAsia"/>
@@ -6919,7 +6919,7 @@
           <w:rFonts w:hint="eastAsia"/>
         </w:rPr>
       </w:pPr>
-      <w:bookmarkStart w:id="37" w:name="_Toc4743"/>
+      <w:bookmarkStart w:id="37" w:name="_Toc4979"/>
       <w:r>
         <w:rPr>
           <w:rFonts w:hint="eastAsia"/>
@@ -7030,7 +7030,7 @@
         <w:snapToGrid w:val="0"/>
         <w:textAlignment w:val="baseline"/>
       </w:pPr>
-      <w:bookmarkStart w:id="38" w:name="_Toc18623"/>
+      <w:bookmarkStart w:id="38" w:name="_Toc4824"/>
       <w:r>
         <w:t>服务目录与其它流程的关系</w:t>
       </w:r>
@@ -7138,13 +7138,13 @@
         <w:snapToGrid w:val="0"/>
         <w:textAlignment w:val="baseline"/>
       </w:pPr>
-      <w:bookmarkStart w:id="39" w:name="bookmark12"/>
+      <w:bookmarkStart w:id="39" w:name="bookmark13"/>
       <w:bookmarkEnd w:id="39"/>
-      <w:bookmarkStart w:id="40" w:name="bookmark13"/>
+      <w:bookmarkStart w:id="40" w:name="bookmark12"/>
       <w:bookmarkEnd w:id="40"/>
       <w:bookmarkStart w:id="41" w:name="bookmark14"/>
       <w:bookmarkEnd w:id="41"/>
-      <w:bookmarkStart w:id="42" w:name="_Toc21708"/>
+      <w:bookmarkStart w:id="42" w:name="_Toc2681"/>
       <w:r>
         <w:t>相关文档</w:t>
       </w:r>
@@ -7196,7 +7196,7 @@
       </w:pPr>
       <w:bookmarkStart w:id="43" w:name="bookmark15"/>
       <w:bookmarkEnd w:id="43"/>
-      <w:bookmarkStart w:id="44" w:name="_Toc19130"/>
+      <w:bookmarkStart w:id="44" w:name="_Toc15898"/>
       <w:r>
         <w:t>相关记录</w:t>
       </w:r>
